--- a/report/lab15/report/report/report.docx
+++ b/report/lab15/report/report/report.docx
@@ -25,7 +25,7 @@
         <w:t xml:space="preserve"> </w:t>
       </w:r>
       <w:r>
-        <w:t xml:space="preserve">5.</w:t>
+        <w:t xml:space="preserve">7.</w:t>
       </w:r>
     </w:p>
     <w:p>
@@ -33,25 +33,25 @@
         <w:pStyle w:val="Subtitle"/>
       </w:pPr>
       <w:r>
-        <w:t xml:space="preserve">Расширенная</w:t>
+        <w:t xml:space="preserve">Расширенные</w:t>
       </w:r>
       <w:r>
         <w:t xml:space="preserve"> </w:t>
       </w:r>
       <w:r>
-        <w:t xml:space="preserve">настройка</w:t>
+        <w:t xml:space="preserve">настройки</w:t>
       </w:r>
       <w:r>
         <w:t xml:space="preserve"> </w:t>
       </w:r>
       <w:r>
-        <w:t xml:space="preserve">HTTP-сервера</w:t>
+        <w:t xml:space="preserve">межсетевого</w:t>
       </w:r>
       <w:r>
         <w:t xml:space="preserve"> </w:t>
       </w:r>
       <w:r>
-        <w:t xml:space="preserve">Apache</w:t>
+        <w:t xml:space="preserve">экрана</w:t>
       </w:r>
     </w:p>
     <w:p>
@@ -123,11 +123,11 @@
         <w:pStyle w:val="FirstParagraph"/>
       </w:pPr>
       <w:r>
-        <w:t xml:space="preserve">Приобретение практических навыков по расширенному конфигурированию HTTP-сервера Apache в части безопасности и возможности использования PHP.</w:t>
+        <w:t xml:space="preserve">Получить навыки настройки межсетевого экрана в Linux в части переадресации портов и настройки Masquerading.</w:t>
       </w:r>
     </w:p>
     <w:bookmarkEnd w:id="20"/>
-    <w:bookmarkStart w:id="82" w:name="задание"/>
+    <w:bookmarkStart w:id="83" w:name="задание"/>
     <w:p>
       <w:pPr>
         <w:pStyle w:val="Heading1"/>
@@ -154,7 +154,7 @@
         <w:pStyle w:val="Compact"/>
       </w:pPr>
       <w:r>
-        <w:t xml:space="preserve">Сгенерируйте криптографический ключ и самоподписанный сертификат безопасности для возможности перехода веб-сервера от работы через протокол HTTP к работе через протокол HTTPS</w:t>
+        <w:t xml:space="preserve">Настройте межсетевой экран виртуальной машины server для доступа к серверу по протоколу SSH не через 22-й порт, а через порт 2022.</w:t>
       </w:r>
     </w:p>
     <w:p>
@@ -166,7 +166,7 @@
         <w:pStyle w:val="Compact"/>
       </w:pPr>
       <w:r>
-        <w:t xml:space="preserve">Настройте веб-сервер для работы с PHP</w:t>
+        <w:t xml:space="preserve">Настройте Port Forwarding на виртуальной машине server.</w:t>
       </w:r>
     </w:p>
     <w:p>
@@ -178,10 +178,22 @@
         <w:pStyle w:val="Compact"/>
       </w:pPr>
       <w:r>
-        <w:t xml:space="preserve">Напишите (или скорректируйте) скрипт для Vagrant, фиксирующий действия по расширенной настройке HTTP-сервера во внутреннем окружении виртуальной машины server</w:t>
-      </w:r>
-    </w:p>
-    <w:bookmarkStart w:id="81" w:name="последовательность-выполнения-работы"/>
+        <w:t xml:space="preserve">Настройте маскарадинг на виртуальной машине server для организации доступа клиента к сети Интернет.</w:t>
+      </w:r>
+    </w:p>
+    <w:p>
+      <w:pPr>
+        <w:numPr>
+          <w:ilvl w:val="0"/>
+          <w:numId w:val="1001"/>
+        </w:numPr>
+        <w:pStyle w:val="Compact"/>
+      </w:pPr>
+      <w:r>
+        <w:t xml:space="preserve">Напишите скрипт для Vagrant, фиксирующий действия по расширенной настройке межсетевого экрана. Соответствующим образом внести изменения в Vagrantfile.</w:t>
+      </w:r>
+    </w:p>
+    <w:bookmarkStart w:id="82" w:name="последовательность-выполнения-работы"/>
     <w:p>
       <w:pPr>
         <w:pStyle w:val="Heading2"/>
@@ -199,7 +211,7 @@
         <w:t xml:space="preserve">Последовательность выполнения работы</w:t>
       </w:r>
     </w:p>
-    <w:bookmarkStart w:id="54" w:name="X14b806e36eee771cf63a7ed738c451d8f764bd2"/>
+    <w:bookmarkStart w:id="51" w:name="X81256833670938f46de0fdb5c3524886fd497d8"/>
     <w:p>
       <w:pPr>
         <w:pStyle w:val="Heading3"/>
@@ -214,7 +226,7 @@
         <w:tab/>
       </w:r>
       <w:r>
-        <w:t xml:space="preserve">Конфигурирование HTTP-сервера для работы через протокол HTTPS</w:t>
+        <w:t xml:space="preserve">Создание пользовательской службы firewalld</w:t>
       </w:r>
     </w:p>
     <w:p>
@@ -246,9 +258,9 @@
       <w:r>
         <w:drawing>
           <wp:inline>
-            <wp:extent cx="4800600" cy="411010"/>
+            <wp:extent cx="4800600" cy="736934"/>
             <wp:effectExtent b="0" l="0" r="0" t="0"/>
-            <wp:docPr descr="Запускаем вертуальную машину" title="" id="22" name="Picture"/>
+            <wp:docPr descr="Запускаем server" title="" id="22" name="Picture"/>
             <a:graphic>
               <a:graphicData uri="http://schemas.openxmlformats.org/drawingml/2006/picture">
                 <pic:pic>
@@ -267,7 +279,7 @@
                   <pic:spPr bwMode="auto">
                     <a:xfrm>
                       <a:off x="0" y="0"/>
-                      <a:ext cx="4800600" cy="411010"/>
+                      <a:ext cx="4800600" cy="736934"/>
                     </a:xfrm>
                     <a:prstGeom prst="rect">
                       <a:avLst/>
@@ -291,7 +303,7 @@
         <w:pStyle w:val="ImageCaption"/>
       </w:pPr>
       <w:r>
-        <w:t xml:space="preserve">Рис. 1: Запускаем вертуальную машину</w:t>
+        <w:t xml:space="preserve">Рис. 1: Запускаем server</w:t>
       </w:r>
     </w:p>
     <w:p>
@@ -313,7 +325,7 @@
       <w:r>
         <w:drawing>
           <wp:inline>
-            <wp:extent cx="4800600" cy="1283179"/>
+            <wp:extent cx="4800600" cy="1082575"/>
             <wp:effectExtent b="0" l="0" r="0" t="0"/>
             <wp:docPr descr="Переходим в режим суперпользователя" title="" id="25" name="Picture"/>
             <a:graphic>
@@ -334,7 +346,7 @@
                   <pic:spPr bwMode="auto">
                     <a:xfrm>
                       <a:off x="0" y="0"/>
-                      <a:ext cx="4800600" cy="1283179"/>
+                      <a:ext cx="4800600" cy="1082575"/>
                     </a:xfrm>
                     <a:prstGeom prst="rect">
                       <a:avLst/>
@@ -370,7 +382,7 @@
         <w:pStyle w:val="Compact"/>
       </w:pPr>
       <w:r>
-        <w:t xml:space="preserve">В каталоге /etc/ssl создайте каталог private:(рис. 3)</w:t>
+        <w:t xml:space="preserve">На основе существующего файла описания службы ssh создайте файл с собственным описанием:(рис. 3)</w:t>
       </w:r>
     </w:p>
     <w:p>
@@ -380,9 +392,9 @@
       <w:r>
         <w:drawing>
           <wp:inline>
-            <wp:extent cx="4800600" cy="684007"/>
+            <wp:extent cx="4800600" cy="541849"/>
             <wp:effectExtent b="0" l="0" r="0" t="0"/>
-            <wp:docPr descr="Создаем каталог и переходим в него" title="" id="28" name="Picture"/>
+            <wp:docPr descr="Создаем файл с собственным описанием" title="" id="28" name="Picture"/>
             <a:graphic>
               <a:graphicData uri="http://schemas.openxmlformats.org/drawingml/2006/picture">
                 <pic:pic>
@@ -401,7 +413,7 @@
                   <pic:spPr bwMode="auto">
                     <a:xfrm>
                       <a:off x="0" y="0"/>
-                      <a:ext cx="4800600" cy="684007"/>
+                      <a:ext cx="4800600" cy="541849"/>
                     </a:xfrm>
                     <a:prstGeom prst="rect">
                       <a:avLst/>
@@ -425,15 +437,19 @@
         <w:pStyle w:val="ImageCaption"/>
       </w:pPr>
       <w:r>
-        <w:t xml:space="preserve">Рис. 3: Создаем каталог и переходим в него</w:t>
-      </w:r>
-    </w:p>
-    <w:p>
-      <w:pPr>
-        <w:pStyle w:val="BodyText"/>
-      </w:pPr>
-      <w:r>
-        <w:t xml:space="preserve">Сгенерируйте ключ и сертификат, используя следующую команду:(рис. 4)</w:t>
+        <w:t xml:space="preserve">Рис. 3: Создаем файл с собственным описанием</w:t>
+      </w:r>
+    </w:p>
+    <w:p>
+      <w:pPr>
+        <w:numPr>
+          <w:ilvl w:val="0"/>
+          <w:numId w:val="1005"/>
+        </w:numPr>
+        <w:pStyle w:val="Compact"/>
+      </w:pPr>
+      <w:r>
+        <w:t xml:space="preserve">Посмотрите содержимое файла службы:(рис. 4)</w:t>
       </w:r>
     </w:p>
     <w:p>
@@ -443,9 +459,9 @@
       <w:r>
         <w:drawing>
           <wp:inline>
-            <wp:extent cx="4800600" cy="385762"/>
+            <wp:extent cx="4800600" cy="1491631"/>
             <wp:effectExtent b="0" l="0" r="0" t="0"/>
-            <wp:docPr descr="Код для генерации ключа сертификата" title="" id="31" name="Picture"/>
+            <wp:docPr descr="Содержание файла службы" title="" id="31" name="Picture"/>
             <a:graphic>
               <a:graphicData uri="http://schemas.openxmlformats.org/drawingml/2006/picture">
                 <pic:pic>
@@ -464,7 +480,7 @@
                   <pic:spPr bwMode="auto">
                     <a:xfrm>
                       <a:off x="0" y="0"/>
-                      <a:ext cx="4800600" cy="385762"/>
+                      <a:ext cx="4800600" cy="1491631"/>
                     </a:xfrm>
                     <a:prstGeom prst="rect">
                       <a:avLst/>
@@ -488,7 +504,7 @@
         <w:pStyle w:val="ImageCaption"/>
       </w:pPr>
       <w:r>
-        <w:t xml:space="preserve">Рис. 4: Код для генерации ключа сертификата</w:t>
+        <w:t xml:space="preserve">Рис. 4: Содержание файла службы</w:t>
       </w:r>
     </w:p>
     <w:p>
@@ -496,70 +512,15 @@
         <w:pStyle w:val="BodyText"/>
       </w:pPr>
       <w:r>
-        <w:t xml:space="preserve">В этой строке:</w:t>
-      </w:r>
-    </w:p>
-    <w:p>
-      <w:pPr>
-        <w:numPr>
-          <w:ilvl w:val="0"/>
-          <w:numId w:val="1005"/>
-        </w:numPr>
-      </w:pPr>
-      <w:r>
-        <w:t xml:space="preserve">req -x509 означает, что используется запрос подписи сертификата x509 (CSR);</w:t>
-      </w:r>
-    </w:p>
-    <w:p>
-      <w:pPr>
-        <w:numPr>
-          <w:ilvl w:val="0"/>
-          <w:numId w:val="1005"/>
-        </w:numPr>
-      </w:pPr>
-      <w:r>
-        <w:t xml:space="preserve">параметр -nodes указывает OpenSSL, что нужно пропустить шифрование сертификата SSL с использованием парольной фразы, т.е. позволить Apache читать файл без какого-либо вмешательства пользователя (без ввода пароля при попытке доступа к странице, в частности);</w:t>
-      </w:r>
-    </w:p>
-    <w:p>
-      <w:pPr>
-        <w:numPr>
-          <w:ilvl w:val="0"/>
-          <w:numId w:val="1005"/>
-        </w:numPr>
-      </w:pPr>
-      <w:r>
-        <w:t xml:space="preserve">параметр -newkey rsa: 2048 указывает, что одновременно создаются новый ключ и новый сертификат, причём используется 2048-битный ключ RSA;</w:t>
-      </w:r>
-    </w:p>
-    <w:p>
-      <w:pPr>
-        <w:numPr>
-          <w:ilvl w:val="0"/>
-          <w:numId w:val="1005"/>
-        </w:numPr>
-      </w:pPr>
-      <w:r>
-        <w:t xml:space="preserve">параметр -keyout указывает, где хранить сгенерированный файл закрытого ключа при создании;</w:t>
-      </w:r>
-    </w:p>
-    <w:p>
-      <w:pPr>
-        <w:numPr>
-          <w:ilvl w:val="0"/>
-          <w:numId w:val="1005"/>
-        </w:numPr>
-      </w:pPr>
-      <w:r>
-        <w:t xml:space="preserve">параметр -out указывает, где разместить созданный сертификат SSL.</w:t>
-      </w:r>
-    </w:p>
-    <w:p>
-      <w:pPr>
-        <w:pStyle w:val="FirstParagraph"/>
-      </w:pPr>
-      <w:r>
-        <w:t xml:space="preserve">Далее требуется заполнить сертификат:</w:t>
+        <w:t xml:space="preserve">В отчёте построчно прокомментируйте принцип синтаксиса файла описания службы.</w:t>
+      </w:r>
+    </w:p>
+    <w:p>
+      <w:pPr>
+        <w:pStyle w:val="BodyText"/>
+      </w:pPr>
+      <w:r>
+        <w:t xml:space="preserve">В файле содержится несколько разделов с информацией</w:t>
       </w:r>
     </w:p>
     <w:p>
@@ -568,10 +529,9 @@
           <w:ilvl w:val="0"/>
           <w:numId w:val="1006"/>
         </w:numPr>
-        <w:pStyle w:val="Compact"/>
-      </w:pPr>
-      <w:r>
-        <w:t xml:space="preserve">в строке кода страны укажите RU;</w:t>
+      </w:pPr>
+      <w:r>
+        <w:t xml:space="preserve">service — корневой элемент XML-файла, который определяет службу. Все параметры службы (название, описание, порты) заключаются внутрь этого тега.</w:t>
       </w:r>
     </w:p>
     <w:p>
@@ -580,10 +540,9 @@
           <w:ilvl w:val="0"/>
           <w:numId w:val="1006"/>
         </w:numPr>
-        <w:pStyle w:val="Compact"/>
-      </w:pPr>
-      <w:r>
-        <w:t xml:space="preserve">в строке названия страны укажите Russia;</w:t>
+      </w:pPr>
+      <w:r>
+        <w:t xml:space="preserve">short — краткое название службы, которое будет отображаться в интерфейсах управления firewalld.</w:t>
       </w:r>
     </w:p>
     <w:p>
@@ -592,10 +551,9 @@
           <w:ilvl w:val="0"/>
           <w:numId w:val="1006"/>
         </w:numPr>
-        <w:pStyle w:val="Compact"/>
-      </w:pPr>
-      <w:r>
-        <w:t xml:space="preserve">в строке названия города укажите Moscow;</w:t>
+      </w:pPr>
+      <w:r>
+        <w:t xml:space="preserve">description - это коментарий в котором расписано о чем сам файл, для чего он нужен.</w:t>
       </w:r>
     </w:p>
     <w:p>
@@ -604,46 +562,21 @@
           <w:ilvl w:val="0"/>
           <w:numId w:val="1006"/>
         </w:numPr>
-        <w:pStyle w:val="Compact"/>
-      </w:pPr>
-      <w:r>
-        <w:t xml:space="preserve">в строке названия организации укажите свой логин;</w:t>
+      </w:pPr>
+      <w:r>
+        <w:t xml:space="preserve">port - определяет сетевой порт, связанный со службой.</w:t>
       </w:r>
     </w:p>
     <w:p>
       <w:pPr>
         <w:numPr>
           <w:ilvl w:val="0"/>
-          <w:numId w:val="1006"/>
+          <w:numId w:val="1007"/>
         </w:numPr>
         <w:pStyle w:val="Compact"/>
       </w:pPr>
       <w:r>
-        <w:t xml:space="preserve">в строке названия подразделения укажите свой логин;</w:t>
-      </w:r>
-    </w:p>
-    <w:p>
-      <w:pPr>
-        <w:numPr>
-          <w:ilvl w:val="0"/>
-          <w:numId w:val="1006"/>
-        </w:numPr>
-        <w:pStyle w:val="Compact"/>
-      </w:pPr>
-      <w:r>
-        <w:t xml:space="preserve">в строке названия хоста должно быть указано доменное имя вашего веб-сервера user.net (вместо user укажите свой логин);</w:t>
-      </w:r>
-    </w:p>
-    <w:p>
-      <w:pPr>
-        <w:numPr>
-          <w:ilvl w:val="0"/>
-          <w:numId w:val="1006"/>
-        </w:numPr>
-        <w:pStyle w:val="Compact"/>
-      </w:pPr>
-      <w:r>
-        <w:t xml:space="preserve">в строке e-mail адреса должен быть указан user@user.net (вместо user укажите свой логин).(рис. 5)</w:t>
+        <w:t xml:space="preserve">Откройте файл описания службы на редактирование и замените порт 22 на новый порт (2022). В этом же файле скорректируйте описание службы для демонстрации, укажите, что это модифицированный файл службы.(рис. 5)</w:t>
       </w:r>
     </w:p>
     <w:p>
@@ -653,14 +586,14 @@
       <w:r>
         <w:drawing>
           <wp:inline>
-            <wp:extent cx="4800600" cy="1141992"/>
+            <wp:extent cx="4800600" cy="950613"/>
             <wp:effectExtent b="0" l="0" r="0" t="0"/>
-            <wp:docPr descr="Заполняем сертификат" title="" id="34" name="Picture"/>
+            <wp:docPr descr="Измененная информация" title="" id="34" name="Picture"/>
             <a:graphic>
               <a:graphicData uri="http://schemas.openxmlformats.org/drawingml/2006/picture">
                 <pic:pic>
                   <pic:nvPicPr>
-                    <pic:cNvPr descr="image/5.png" id="35" name="Picture"/>
+                    <pic:cNvPr descr="image/6.png" id="35" name="Picture"/>
                     <pic:cNvPicPr>
                       <a:picLocks noChangeArrowheads="1" noChangeAspect="1"/>
                     </pic:cNvPicPr>
@@ -674,7 +607,7 @@
                   <pic:spPr bwMode="auto">
                     <a:xfrm>
                       <a:off x="0" y="0"/>
-                      <a:ext cx="4800600" cy="1141992"/>
+                      <a:ext cx="4800600" cy="950613"/>
                     </a:xfrm>
                     <a:prstGeom prst="rect">
                       <a:avLst/>
@@ -698,15 +631,19 @@
         <w:pStyle w:val="ImageCaption"/>
       </w:pPr>
       <w:r>
-        <w:t xml:space="preserve">Рис. 5: Заполняем сертификат</w:t>
-      </w:r>
-    </w:p>
-    <w:p>
-      <w:pPr>
-        <w:pStyle w:val="BodyText"/>
-      </w:pPr>
-      <w:r>
-        <w:t xml:space="preserve">Сгенерированные ключ и сертификат появятся в соответствующем каталоге /etc/ssl/private. Скопируйте сертификат в каталог /etc/ssl/certs (вместо user укажите свой логин):(рис. 6)</w:t>
+        <w:t xml:space="preserve">Рис. 5: Измененная информация</w:t>
+      </w:r>
+    </w:p>
+    <w:p>
+      <w:pPr>
+        <w:numPr>
+          <w:ilvl w:val="0"/>
+          <w:numId w:val="1008"/>
+        </w:numPr>
+        <w:pStyle w:val="Compact"/>
+      </w:pPr>
+      <w:r>
+        <w:t xml:space="preserve">Просмотрите список доступных FirewallD служб:(рис. 6)</w:t>
       </w:r>
     </w:p>
     <w:p>
@@ -716,14 +653,14 @@
       <w:r>
         <w:drawing>
           <wp:inline>
-            <wp:extent cx="4800600" cy="758485"/>
+            <wp:extent cx="4800600" cy="1617645"/>
             <wp:effectExtent b="0" l="0" r="0" t="0"/>
-            <wp:docPr descr="Копируем ключь в каталог etc/ssl/certs" title="" id="37" name="Picture"/>
+            <wp:docPr descr="Просматриваем список служб" title="" id="37" name="Picture"/>
             <a:graphic>
               <a:graphicData uri="http://schemas.openxmlformats.org/drawingml/2006/picture">
                 <pic:pic>
                   <pic:nvPicPr>
-                    <pic:cNvPr descr="image/6.png" id="38" name="Picture"/>
+                    <pic:cNvPr descr="image/7.png" id="38" name="Picture"/>
                     <pic:cNvPicPr>
                       <a:picLocks noChangeArrowheads="1" noChangeAspect="1"/>
                     </pic:cNvPicPr>
@@ -737,7 +674,7 @@
                   <pic:spPr bwMode="auto">
                     <a:xfrm>
                       <a:off x="0" y="0"/>
-                      <a:ext cx="4800600" cy="758485"/>
+                      <a:ext cx="4800600" cy="1617645"/>
                     </a:xfrm>
                     <a:prstGeom prst="rect">
                       <a:avLst/>
@@ -761,19 +698,27 @@
         <w:pStyle w:val="ImageCaption"/>
       </w:pPr>
       <w:r>
-        <w:t xml:space="preserve">Рис. 6: Копируем ключь в каталог etc/ssl/certs</w:t>
+        <w:t xml:space="preserve">Рис. 6: Просматриваем список служб</w:t>
+      </w:r>
+    </w:p>
+    <w:p>
+      <w:pPr>
+        <w:pStyle w:val="BodyText"/>
+      </w:pPr>
+      <w:r>
+        <w:t xml:space="preserve">Обратите внимание, что новая служба ещё не отображается в списке.</w:t>
       </w:r>
     </w:p>
     <w:p>
       <w:pPr>
         <w:numPr>
           <w:ilvl w:val="0"/>
-          <w:numId w:val="1007"/>
+          <w:numId w:val="1009"/>
         </w:numPr>
         <w:pStyle w:val="Compact"/>
       </w:pPr>
       <w:r>
-        <w:t xml:space="preserve">Для перехода веб-сервера www.user.net на функционирование через протокол HTTPS требуется изменить его конфигурационный файл. Перейдите в каталог с конфигурационными файлами:(рис. 7)</w:t>
+        <w:t xml:space="preserve">Перегрузите правила межсетевого экрана с сохранением информации о состоянии и вновь выведите на экран список служб, а также список активных служб:(рис. 7)</w:t>
       </w:r>
     </w:p>
     <w:p>
@@ -783,14 +728,14 @@
       <w:r>
         <w:drawing>
           <wp:inline>
-            <wp:extent cx="4800600" cy="417762"/>
+            <wp:extent cx="4800600" cy="1283000"/>
             <wp:effectExtent b="0" l="0" r="0" t="0"/>
-            <wp:docPr descr="Переходим в каталог с настройкой www.dsadova.net" title="" id="40" name="Picture"/>
+            <wp:docPr descr="Перезагружаем правила, сохраняем состояние" title="" id="40" name="Picture"/>
             <a:graphic>
               <a:graphicData uri="http://schemas.openxmlformats.org/drawingml/2006/picture">
                 <pic:pic>
                   <pic:nvPicPr>
-                    <pic:cNvPr descr="image/7.png" id="41" name="Picture"/>
+                    <pic:cNvPr descr="image/8.png" id="41" name="Picture"/>
                     <pic:cNvPicPr>
                       <a:picLocks noChangeArrowheads="1" noChangeAspect="1"/>
                     </pic:cNvPicPr>
@@ -804,7 +749,7 @@
                   <pic:spPr bwMode="auto">
                     <a:xfrm>
                       <a:off x="0" y="0"/>
-                      <a:ext cx="4800600" cy="417762"/>
+                      <a:ext cx="4800600" cy="1283000"/>
                     </a:xfrm>
                     <a:prstGeom prst="rect">
                       <a:avLst/>
@@ -828,7 +773,7 @@
         <w:pStyle w:val="ImageCaption"/>
       </w:pPr>
       <w:r>
-        <w:t xml:space="preserve">Рис. 7: Переходим в каталог с настройкой www.dsadova.net</w:t>
+        <w:t xml:space="preserve">Рис. 7: Перезагружаем правила, сохраняем состояние</w:t>
       </w:r>
     </w:p>
     <w:p>
@@ -836,7 +781,7 @@
         <w:pStyle w:val="BodyText"/>
       </w:pPr>
       <w:r>
-        <w:t xml:space="preserve">Откройте на редактирование файл /etc/httpd/conf.d/www.user.net.conf и замените его содержимое на следующее (вместо user укажите свой логин):(рис. 8)</w:t>
+        <w:t xml:space="preserve">Убедитесь, что созданная вами служба отображается в списке доступных для FirewallD служб, но не активирована.(рис. 8)</w:t>
       </w:r>
     </w:p>
     <w:p>
@@ -846,14 +791,14 @@
       <w:r>
         <w:drawing>
           <wp:inline>
-            <wp:extent cx="4800600" cy="4081698"/>
+            <wp:extent cx="4023360" cy="1222408"/>
             <wp:effectExtent b="0" l="0" r="0" t="0"/>
-            <wp:docPr descr="Содержание файла www.выфвщмф.net.conf" title="" id="43" name="Picture"/>
+            <wp:docPr descr="Наша служба" title="" id="43" name="Picture"/>
             <a:graphic>
               <a:graphicData uri="http://schemas.openxmlformats.org/drawingml/2006/picture">
                 <pic:pic>
                   <pic:nvPicPr>
-                    <pic:cNvPr descr="image/8.png" id="44" name="Picture"/>
+                    <pic:cNvPr descr="image/10.png" id="44" name="Picture"/>
                     <pic:cNvPicPr>
                       <a:picLocks noChangeArrowheads="1" noChangeAspect="1"/>
                     </pic:cNvPicPr>
@@ -867,7 +812,7 @@
                   <pic:spPr bwMode="auto">
                     <a:xfrm>
                       <a:off x="0" y="0"/>
-                      <a:ext cx="4800600" cy="4081698"/>
+                      <a:ext cx="4023360" cy="1222408"/>
                     </a:xfrm>
                     <a:prstGeom prst="rect">
                       <a:avLst/>
@@ -891,234 +836,7 @@
         <w:pStyle w:val="ImageCaption"/>
       </w:pPr>
       <w:r>
-        <w:t xml:space="preserve">Рис. 8: Содержание файла www.выфвщмф.net.conf</w:t>
-      </w:r>
-    </w:p>
-    <w:p>
-      <w:pPr>
-        <w:pStyle w:val="BodyText"/>
-      </w:pPr>
-      <w:r>
-        <w:t xml:space="preserve">В отчёте поясните построчно содержание этого файла.</w:t>
-      </w:r>
-    </w:p>
-    <w:p>
-      <w:pPr>
-        <w:pStyle w:val="BodyText"/>
-      </w:pPr>
-      <w:r>
-        <w:t xml:space="preserve">Информация для хостов: 80 и 443</w:t>
-      </w:r>
-    </w:p>
-    <w:p>
-      <w:pPr>
-        <w:pStyle w:val="BodyText"/>
-      </w:pPr>
-      <w:r>
-        <w:t xml:space="preserve">Для 80:</w:t>
-      </w:r>
-    </w:p>
-    <w:p>
-      <w:pPr>
-        <w:numPr>
-          <w:ilvl w:val="0"/>
-          <w:numId w:val="1008"/>
-        </w:numPr>
-      </w:pPr>
-      <w:r>
-        <w:t xml:space="preserve">Почта сервер админа. Это адрес, который может отображаться пользователю при возникновении ошибок.</w:t>
-      </w:r>
-    </w:p>
-    <w:p>
-      <w:pPr>
-        <w:numPr>
-          <w:ilvl w:val="0"/>
-          <w:numId w:val="1008"/>
-        </w:numPr>
-      </w:pPr>
-      <w:r>
-        <w:t xml:space="preserve">Путь к папке с документацией. Именно из этой папки Apache будет брать файлы (HTML, CSS, изображения) для отображения пользователю.</w:t>
-      </w:r>
-    </w:p>
-    <w:p>
-      <w:pPr>
-        <w:numPr>
-          <w:ilvl w:val="0"/>
-          <w:numId w:val="1008"/>
-        </w:numPr>
-      </w:pPr>
-      <w:r>
-        <w:t xml:space="preserve">Основное доменное имя этого виртуального хоста.</w:t>
-      </w:r>
-    </w:p>
-    <w:p>
-      <w:pPr>
-        <w:numPr>
-          <w:ilvl w:val="0"/>
-          <w:numId w:val="1008"/>
-        </w:numPr>
-      </w:pPr>
-      <w:r>
-        <w:t xml:space="preserve">Псевдонимы домена. В данном случае продублировано основное имя, но здесь можно указать другие домены, которые должны вести на этот же сайт.</w:t>
-      </w:r>
-    </w:p>
-    <w:p>
-      <w:pPr>
-        <w:numPr>
-          <w:ilvl w:val="0"/>
-          <w:numId w:val="1008"/>
-        </w:numPr>
-      </w:pPr>
-      <w:r>
-        <w:t xml:space="preserve">Путь к файлу для хранения ошибок.</w:t>
-      </w:r>
-    </w:p>
-    <w:p>
-      <w:pPr>
-        <w:numPr>
-          <w:ilvl w:val="0"/>
-          <w:numId w:val="1008"/>
-        </w:numPr>
-      </w:pPr>
-      <w:r>
-        <w:t xml:space="preserve">Путь к файлу для храненяи логов доступа.</w:t>
-      </w:r>
-    </w:p>
-    <w:p>
-      <w:pPr>
-        <w:numPr>
-          <w:ilvl w:val="0"/>
-          <w:numId w:val="1008"/>
-        </w:numPr>
-      </w:pPr>
-      <w:r>
-        <w:t xml:space="preserve">Включает механизм перезаписи URL.</w:t>
-      </w:r>
-    </w:p>
-    <w:p>
-      <w:pPr>
-        <w:numPr>
-          <w:ilvl w:val="0"/>
-          <w:numId w:val="1008"/>
-        </w:numPr>
-      </w:pPr>
-      <w:r>
-        <w:t xml:space="preserve">Правило перенаправления.</w:t>
-      </w:r>
-    </w:p>
-    <w:p>
-      <w:pPr>
-        <w:pStyle w:val="FirstParagraph"/>
-      </w:pPr>
-      <w:r>
-        <w:t xml:space="preserve">Для 443:</w:t>
-      </w:r>
-    </w:p>
-    <w:p>
-      <w:pPr>
-        <w:numPr>
-          <w:ilvl w:val="0"/>
-          <w:numId w:val="1009"/>
-        </w:numPr>
-      </w:pPr>
-      <w:r>
-        <w:t xml:space="preserve">Включает SSL/TLS движок для этого виртуального хоста, активируя шифрование.</w:t>
-      </w:r>
-    </w:p>
-    <w:p>
-      <w:pPr>
-        <w:numPr>
-          <w:ilvl w:val="0"/>
-          <w:numId w:val="1009"/>
-        </w:numPr>
-      </w:pPr>
-      <w:r>
-        <w:t xml:space="preserve">Почта сервер админа. Это адрес, который может отображаться пользователю при возникновении ошибок.</w:t>
-      </w:r>
-    </w:p>
-    <w:p>
-      <w:pPr>
-        <w:numPr>
-          <w:ilvl w:val="0"/>
-          <w:numId w:val="1009"/>
-        </w:numPr>
-      </w:pPr>
-      <w:r>
-        <w:t xml:space="preserve">Путь к папке с документацией. Именно из этой папки Apache будет брать файлы (HTML, CSS, изображения) для отображения пользователю</w:t>
-      </w:r>
-    </w:p>
-    <w:p>
-      <w:pPr>
-        <w:numPr>
-          <w:ilvl w:val="0"/>
-          <w:numId w:val="1009"/>
-        </w:numPr>
-      </w:pPr>
-      <w:r>
-        <w:t xml:space="preserve">Основное доменное имя этого виртуального хоста.</w:t>
-      </w:r>
-    </w:p>
-    <w:p>
-      <w:pPr>
-        <w:numPr>
-          <w:ilvl w:val="0"/>
-          <w:numId w:val="1009"/>
-        </w:numPr>
-      </w:pPr>
-      <w:r>
-        <w:t xml:space="preserve">Псевдонимы домена. В данном случае продублировано основное имя, но здесь можно указать другие домены, которые должны вести на этот же сайт.</w:t>
-      </w:r>
-    </w:p>
-    <w:p>
-      <w:pPr>
-        <w:numPr>
-          <w:ilvl w:val="0"/>
-          <w:numId w:val="1009"/>
-        </w:numPr>
-      </w:pPr>
-      <w:r>
-        <w:t xml:space="preserve">Путь к файлу для хранения ошибок</w:t>
-      </w:r>
-    </w:p>
-    <w:p>
-      <w:pPr>
-        <w:numPr>
-          <w:ilvl w:val="0"/>
-          <w:numId w:val="1009"/>
-        </w:numPr>
-      </w:pPr>
-      <w:r>
-        <w:t xml:space="preserve">Путь к файлу для храненяи логов доступа.</w:t>
-      </w:r>
-    </w:p>
-    <w:p>
-      <w:pPr>
-        <w:numPr>
-          <w:ilvl w:val="0"/>
-          <w:numId w:val="1009"/>
-        </w:numPr>
-      </w:pPr>
-      <w:r>
-        <w:t xml:space="preserve">Путь к SSL-сертификату.</w:t>
-      </w:r>
-    </w:p>
-    <w:p>
-      <w:pPr>
-        <w:numPr>
-          <w:ilvl w:val="0"/>
-          <w:numId w:val="1009"/>
-        </w:numPr>
-      </w:pPr>
-      <w:r>
-        <w:t xml:space="preserve">Путь к закрытому ключу SSL-сертификата.</w:t>
-      </w:r>
-    </w:p>
-    <w:p>
-      <w:pPr>
-        <w:pStyle w:val="FirstParagraph"/>
-      </w:pPr>
-      <w:r>
-        <w:t xml:space="preserve">IfModule mod_ssl.c - Проверяет, загружен ли модуль mod_ssl</w:t>
+        <w:t xml:space="preserve">Рис. 8: Наша служба</w:t>
       </w:r>
     </w:p>
     <w:p>
@@ -1130,7 +848,7 @@
         <w:pStyle w:val="Compact"/>
       </w:pPr>
       <w:r>
-        <w:t xml:space="preserve">Внесите изменения в настройки межсетевого экрана на сервере, разрешив работу с https:(рис. 9)</w:t>
+        <w:t xml:space="preserve">Добавьте новую службу в FirewallD и выведите на экран список активных служб:(рис. 9)</w:t>
       </w:r>
     </w:p>
     <w:p>
@@ -1140,14 +858,14 @@
       <w:r>
         <w:drawing>
           <wp:inline>
-            <wp:extent cx="4800600" cy="877655"/>
+            <wp:extent cx="4800600" cy="690917"/>
             <wp:effectExtent b="0" l="0" r="0" t="0"/>
-            <wp:docPr descr="Вносим изменения в настройки на сервере" title="" id="46" name="Picture"/>
+            <wp:docPr descr="Добавляем новую службу в активные" title="" id="46" name="Picture"/>
             <a:graphic>
               <a:graphicData uri="http://schemas.openxmlformats.org/drawingml/2006/picture">
                 <pic:pic>
                   <pic:nvPicPr>
-                    <pic:cNvPr descr="image/9.png" id="47" name="Picture"/>
+                    <pic:cNvPr descr="image/11.png" id="47" name="Picture"/>
                     <pic:cNvPicPr>
                       <a:picLocks noChangeArrowheads="1" noChangeAspect="1"/>
                     </pic:cNvPicPr>
@@ -1161,7 +879,7 @@
                   <pic:spPr bwMode="auto">
                     <a:xfrm>
                       <a:off x="0" y="0"/>
-                      <a:ext cx="4800600" cy="877655"/>
+                      <a:ext cx="4800600" cy="690917"/>
                     </a:xfrm>
                     <a:prstGeom prst="rect">
                       <a:avLst/>
@@ -1185,7 +903,7 @@
         <w:pStyle w:val="ImageCaption"/>
       </w:pPr>
       <w:r>
-        <w:t xml:space="preserve">Рис. 9: Вносим изменения в настройки на сервере</w:t>
+        <w:t xml:space="preserve">Рис. 9: Добавляем новую службу в активные</w:t>
       </w:r>
     </w:p>
     <w:p>
@@ -1197,7 +915,7 @@
         <w:pStyle w:val="Compact"/>
       </w:pPr>
       <w:r>
-        <w:t xml:space="preserve">Перезапустите веб-сервер:(рис. 10)</w:t>
+        <w:t xml:space="preserve">Если служба успешно добавлена в FirewallD, то перегрузите правила межсетевого экрана с сохранением информации о состоянии:(рис. 10)</w:t>
       </w:r>
     </w:p>
     <w:p>
@@ -1207,14 +925,14 @@
       <w:r>
         <w:drawing>
           <wp:inline>
-            <wp:extent cx="4800600" cy="890762"/>
+            <wp:extent cx="4800600" cy="856577"/>
             <wp:effectExtent b="0" l="0" r="0" t="0"/>
-            <wp:docPr descr="Перезапускаем веб-сервер" title="" id="49" name="Picture"/>
+            <wp:docPr descr="Перезагружаем правила" title="" id="49" name="Picture"/>
             <a:graphic>
               <a:graphicData uri="http://schemas.openxmlformats.org/drawingml/2006/picture">
                 <pic:pic>
                   <pic:nvPicPr>
-                    <pic:cNvPr descr="image/10.png" id="50" name="Picture"/>
+                    <pic:cNvPr descr="image/12.png" id="50" name="Picture"/>
                     <pic:cNvPicPr>
                       <a:picLocks noChangeArrowheads="1" noChangeAspect="1"/>
                     </pic:cNvPicPr>
@@ -1228,7 +946,7 @@
                   <pic:spPr bwMode="auto">
                     <a:xfrm>
                       <a:off x="0" y="0"/>
-                      <a:ext cx="4800600" cy="890762"/>
+                      <a:ext cx="4800600" cy="856577"/>
                     </a:xfrm>
                     <a:prstGeom prst="rect">
                       <a:avLst/>
@@ -1252,7 +970,26 @@
         <w:pStyle w:val="ImageCaption"/>
       </w:pPr>
       <w:r>
-        <w:t xml:space="preserve">Рис. 10: Перезапускаем веб-сервер</w:t>
+        <w:t xml:space="preserve">Рис. 10: Перезагружаем правила</w:t>
+      </w:r>
+    </w:p>
+    <w:bookmarkEnd w:id="51"/>
+    <w:bookmarkStart w:id="58" w:name="перенаправление-портов"/>
+    <w:p>
+      <w:pPr>
+        <w:pStyle w:val="Heading3"/>
+      </w:pPr>
+      <w:r>
+        <w:rPr>
+          <w:rStyle w:val="SectionNumber"/>
+        </w:rPr>
+        <w:t xml:space="preserve">2.1.2</w:t>
+      </w:r>
+      <w:r>
+        <w:tab/>
+      </w:r>
+      <w:r>
+        <w:t xml:space="preserve">Перенаправление портов</w:t>
       </w:r>
     </w:p>
     <w:p>
@@ -1264,7 +1001,7 @@
         <w:pStyle w:val="Compact"/>
       </w:pPr>
       <w:r>
-        <w:t xml:space="preserve">На виртуальной машине client в строке браузера введите название веб-сервера www.user.net (вместо user укажите свой логин) и убедитесь, что произойдёт автоматическое переключение на работу по протоколу HTTPS. На открывшейся странице с сообщением о незащищённости соединения нажмите кнопку «Дополнительно», затем добавьте адрес вашего сервера в постоянные исключения. Затем просмотрите содержание сертификата (нажмите на значок с замком в адресной строке и кнопку «Подробнее»).(рис. 11)</w:t>
+        <w:t xml:space="preserve">Организуйте на сервере переадресацию с порта 2022 на порт 22: (рис. 11)</w:t>
       </w:r>
     </w:p>
     <w:p>
@@ -1274,20 +1011,20 @@
       <w:r>
         <w:drawing>
           <wp:inline>
-            <wp:extent cx="4800600" cy="1219139"/>
+            <wp:extent cx="4800600" cy="514013"/>
             <wp:effectExtent b="0" l="0" r="0" t="0"/>
-            <wp:docPr descr="Фото браузера" title="" id="52" name="Picture"/>
+            <wp:docPr descr="Переадресация с 2022 на 22" title="" id="53" name="Picture"/>
             <a:graphic>
               <a:graphicData uri="http://schemas.openxmlformats.org/drawingml/2006/picture">
                 <pic:pic>
                   <pic:nvPicPr>
-                    <pic:cNvPr descr="image/11.png" id="53" name="Picture"/>
+                    <pic:cNvPr descr="image/13.png" id="54" name="Picture"/>
                     <pic:cNvPicPr>
                       <a:picLocks noChangeArrowheads="1" noChangeAspect="1"/>
                     </pic:cNvPicPr>
                   </pic:nvPicPr>
                   <pic:blipFill>
-                    <a:blip r:embed="rId51"/>
+                    <a:blip r:embed="rId52"/>
                     <a:stretch>
                       <a:fillRect/>
                     </a:stretch>
@@ -1295,7 +1032,7 @@
                   <pic:spPr bwMode="auto">
                     <a:xfrm>
                       <a:off x="0" y="0"/>
-                      <a:ext cx="4800600" cy="1219139"/>
+                      <a:ext cx="4800600" cy="514013"/>
                     </a:xfrm>
                     <a:prstGeom prst="rect">
                       <a:avLst/>
@@ -1319,42 +1056,7 @@
         <w:pStyle w:val="ImageCaption"/>
       </w:pPr>
       <w:r>
-        <w:t xml:space="preserve">Рис. 11: Фото браузера</w:t>
-      </w:r>
-    </w:p>
-    <w:p>
-      <w:pPr>
-        <w:pStyle w:val="BodyText"/>
-      </w:pPr>
-      <w:r>
-        <w:t xml:space="preserve">По какой-то причине у меня не выдолась информация с сертификата и, соответственно, вносить изменения не потребовалось.</w:t>
-      </w:r>
-    </w:p>
-    <w:p>
-      <w:pPr>
-        <w:pStyle w:val="BodyText"/>
-      </w:pPr>
-      <w:r>
-        <w:t xml:space="preserve">Сообщение о том что мы на сайте сервера выводится коректно (при разборе проблем на машине клиента случайно изменила сообщение).</w:t>
-      </w:r>
-    </w:p>
-    <w:bookmarkEnd w:id="54"/>
-    <w:bookmarkStart w:id="73" w:name="X22b182ae2adfbbfeb7e7f1e059d8f9fbe5ab33f"/>
-    <w:p>
-      <w:pPr>
-        <w:pStyle w:val="Heading3"/>
-      </w:pPr>
-      <w:r>
-        <w:rPr>
-          <w:rStyle w:val="SectionNumber"/>
-        </w:rPr>
-        <w:t xml:space="preserve">2.1.2</w:t>
-      </w:r>
-      <w:r>
-        <w:tab/>
-      </w:r>
-      <w:r>
-        <w:t xml:space="preserve">Конфигурирование HTTP-сервера для работы с PHP</w:t>
+        <w:t xml:space="preserve">Рис. 11: Переадресация с 2022 на 22</w:t>
       </w:r>
     </w:p>
     <w:p>
@@ -1366,7 +1068,7 @@
         <w:pStyle w:val="Compact"/>
       </w:pPr>
       <w:r>
-        <w:t xml:space="preserve">Установите пакеты для работы с PHP:(рис. 12)</w:t>
+        <w:t xml:space="preserve">На клиенте попробуйте получить доступ по SSH к серверу через порт 2022: (рис. 12)</w:t>
       </w:r>
     </w:p>
     <w:p>
@@ -1376,14 +1078,14 @@
       <w:r>
         <w:drawing>
           <wp:inline>
-            <wp:extent cx="4800600" cy="2628221"/>
+            <wp:extent cx="4800600" cy="1443037"/>
             <wp:effectExtent b="0" l="0" r="0" t="0"/>
-            <wp:docPr descr="Устанавливаем акеты для работы с PHP" title="" id="56" name="Picture"/>
+            <wp:docPr descr="Просматриваем с client доступ" title="" id="56" name="Picture"/>
             <a:graphic>
               <a:graphicData uri="http://schemas.openxmlformats.org/drawingml/2006/picture">
                 <pic:pic>
                   <pic:nvPicPr>
-                    <pic:cNvPr descr="image/12.png" id="57" name="Picture"/>
+                    <pic:cNvPr descr="image/14.png" id="57" name="Picture"/>
                     <pic:cNvPicPr>
                       <a:picLocks noChangeArrowheads="1" noChangeAspect="1"/>
                     </pic:cNvPicPr>
@@ -1397,7 +1099,7 @@
                   <pic:spPr bwMode="auto">
                     <a:xfrm>
                       <a:off x="0" y="0"/>
-                      <a:ext cx="4800600" cy="2628221"/>
+                      <a:ext cx="4800600" cy="1443037"/>
                     </a:xfrm>
                     <a:prstGeom prst="rect">
                       <a:avLst/>
@@ -1421,7 +1123,26 @@
         <w:pStyle w:val="ImageCaption"/>
       </w:pPr>
       <w:r>
-        <w:t xml:space="preserve">Рис. 12: Устанавливаем акеты для работы с PHP</w:t>
+        <w:t xml:space="preserve">Рис. 12: Просматриваем с client доступ</w:t>
+      </w:r>
+    </w:p>
+    <w:bookmarkEnd w:id="58"/>
+    <w:bookmarkStart w:id="71" w:name="настройка-port-forwarding-и-masquerading"/>
+    <w:p>
+      <w:pPr>
+        <w:pStyle w:val="Heading3"/>
+      </w:pPr>
+      <w:r>
+        <w:rPr>
+          <w:rStyle w:val="SectionNumber"/>
+        </w:rPr>
+        <w:t xml:space="preserve">2.1.3</w:t>
+      </w:r>
+      <w:r>
+        <w:tab/>
+      </w:r>
+      <w:r>
+        <w:t xml:space="preserve">Настройка Port Forwarding и Masquerading</w:t>
       </w:r>
     </w:p>
     <w:p>
@@ -1433,7 +1154,7 @@
         <w:pStyle w:val="Compact"/>
       </w:pPr>
       <w:r>
-        <w:t xml:space="preserve">В каталоге /var/www/html/www.user.net (вместо user укажите свой логин) замените файл index.html на index.php следующего содержания:(рис. 13)</w:t>
+        <w:t xml:space="preserve">На сервере посмотрите, активирована ли в ядре системы возможность перенаправления IPv4-пакетов пакетов: (рис. 13)</w:t>
       </w:r>
     </w:p>
     <w:p>
@@ -1443,20 +1164,20 @@
       <w:r>
         <w:drawing>
           <wp:inline>
-            <wp:extent cx="4800600" cy="1550963"/>
+            <wp:extent cx="4800600" cy="1718661"/>
             <wp:effectExtent b="0" l="0" r="0" t="0"/>
-            <wp:docPr descr="Содержание файла index.php" title="" id="59" name="Picture"/>
+            <wp:docPr descr="Просматриваем активированные IPv4-пакеты" title="" id="60" name="Picture"/>
             <a:graphic>
               <a:graphicData uri="http://schemas.openxmlformats.org/drawingml/2006/picture">
                 <pic:pic>
                   <pic:nvPicPr>
-                    <pic:cNvPr descr="image/14.png" id="60" name="Picture"/>
+                    <pic:cNvPr descr="image/15.png" id="61" name="Picture"/>
                     <pic:cNvPicPr>
                       <a:picLocks noChangeArrowheads="1" noChangeAspect="1"/>
                     </pic:cNvPicPr>
                   </pic:nvPicPr>
                   <pic:blipFill>
-                    <a:blip r:embed="rId58"/>
+                    <a:blip r:embed="rId59"/>
                     <a:stretch>
                       <a:fillRect/>
                     </a:stretch>
@@ -1464,7 +1185,7 @@
                   <pic:spPr bwMode="auto">
                     <a:xfrm>
                       <a:off x="0" y="0"/>
-                      <a:ext cx="4800600" cy="1550963"/>
+                      <a:ext cx="4800600" cy="1718661"/>
                     </a:xfrm>
                     <a:prstGeom prst="rect">
                       <a:avLst/>
@@ -1488,7 +1209,7 @@
         <w:pStyle w:val="ImageCaption"/>
       </w:pPr>
       <w:r>
-        <w:t xml:space="preserve">Рис. 13: Содержание файла index.php</w:t>
+        <w:t xml:space="preserve">Рис. 13: Просматриваем активированные IPv4-пакеты</w:t>
       </w:r>
     </w:p>
     <w:p>
@@ -1500,7 +1221,7 @@
         <w:pStyle w:val="Compact"/>
       </w:pPr>
       <w:r>
-        <w:t xml:space="preserve">Скорректируйте права доступа в каталог с веб-контентом:(рис. 14)</w:t>
+        <w:t xml:space="preserve">Включите перенаправление IPv4-пакетов на сервере:(рис. 14)</w:t>
       </w:r>
     </w:p>
     <w:p>
@@ -1510,20 +1231,20 @@
       <w:r>
         <w:drawing>
           <wp:inline>
-            <wp:extent cx="4800600" cy="300355"/>
+            <wp:extent cx="4800600" cy="654414"/>
             <wp:effectExtent b="0" l="0" r="0" t="0"/>
-            <wp:docPr descr="Коректируем права доступа" title="" id="62" name="Picture"/>
+            <wp:docPr descr="Включаем перенаправление IPv4-пакетов" title="" id="63" name="Picture"/>
             <a:graphic>
               <a:graphicData uri="http://schemas.openxmlformats.org/drawingml/2006/picture">
                 <pic:pic>
                   <pic:nvPicPr>
-                    <pic:cNvPr descr="image/15.png" id="63" name="Picture"/>
+                    <pic:cNvPr descr="image/16.png" id="64" name="Picture"/>
                     <pic:cNvPicPr>
                       <a:picLocks noChangeArrowheads="1" noChangeAspect="1"/>
                     </pic:cNvPicPr>
                   </pic:nvPicPr>
                   <pic:blipFill>
-                    <a:blip r:embed="rId61"/>
+                    <a:blip r:embed="rId62"/>
                     <a:stretch>
                       <a:fillRect/>
                     </a:stretch>
@@ -1531,7 +1252,7 @@
                   <pic:spPr bwMode="auto">
                     <a:xfrm>
                       <a:off x="0" y="0"/>
-                      <a:ext cx="4800600" cy="300355"/>
+                      <a:ext cx="4800600" cy="654414"/>
                     </a:xfrm>
                     <a:prstGeom prst="rect">
                       <a:avLst/>
@@ -1555,7 +1276,7 @@
         <w:pStyle w:val="ImageCaption"/>
       </w:pPr>
       <w:r>
-        <w:t xml:space="preserve">Рис. 14: Коректируем права доступа</w:t>
+        <w:t xml:space="preserve">Рис. 14: Включаем перенаправление IPv4-пакетов</w:t>
       </w:r>
     </w:p>
     <w:p>
@@ -1567,7 +1288,7 @@
         <w:pStyle w:val="Compact"/>
       </w:pPr>
       <w:r>
-        <w:t xml:space="preserve">Восстановите контекст безопасности в SELinux:(рис. 15)</w:t>
+        <w:t xml:space="preserve">Включите маскарадинг на сервере:(рис. 15)</w:t>
       </w:r>
     </w:p>
     <w:p>
@@ -1577,20 +1298,20 @@
       <w:r>
         <w:drawing>
           <wp:inline>
-            <wp:extent cx="4800600" cy="723657"/>
+            <wp:extent cx="4800600" cy="785980"/>
             <wp:effectExtent b="0" l="0" r="0" t="0"/>
-            <wp:docPr descr="Востанавливаем контекст безопасности" title="" id="65" name="Picture"/>
+            <wp:docPr descr="Включаем маскарадинг" title="" id="66" name="Picture"/>
             <a:graphic>
               <a:graphicData uri="http://schemas.openxmlformats.org/drawingml/2006/picture">
                 <pic:pic>
                   <pic:nvPicPr>
-                    <pic:cNvPr descr="image/16.png" id="66" name="Picture"/>
+                    <pic:cNvPr descr="image/17.png" id="67" name="Picture"/>
                     <pic:cNvPicPr>
                       <a:picLocks noChangeArrowheads="1" noChangeAspect="1"/>
                     </pic:cNvPicPr>
                   </pic:nvPicPr>
                   <pic:blipFill>
-                    <a:blip r:embed="rId64"/>
+                    <a:blip r:embed="rId65"/>
                     <a:stretch>
                       <a:fillRect/>
                     </a:stretch>
@@ -1598,7 +1319,7 @@
                   <pic:spPr bwMode="auto">
                     <a:xfrm>
                       <a:off x="0" y="0"/>
-                      <a:ext cx="4800600" cy="723657"/>
+                      <a:ext cx="4800600" cy="785980"/>
                     </a:xfrm>
                     <a:prstGeom prst="rect">
                       <a:avLst/>
@@ -1622,7 +1343,7 @@
         <w:pStyle w:val="ImageCaption"/>
       </w:pPr>
       <w:r>
-        <w:t xml:space="preserve">Рис. 15: Востанавливаем контекст безопасности</w:t>
+        <w:t xml:space="preserve">Рис. 15: Включаем маскарадинг</w:t>
       </w:r>
     </w:p>
     <w:p>
@@ -1634,7 +1355,7 @@
         <w:pStyle w:val="Compact"/>
       </w:pPr>
       <w:r>
-        <w:t xml:space="preserve">Перезапустите HTTP-сервер:(рис. 16)</w:t>
+        <w:t xml:space="preserve">На клиенте проверьте доступность выхода в Интернет.(рис. 16)</w:t>
       </w:r>
     </w:p>
     <w:p>
@@ -1644,20 +1365,20 @@
       <w:r>
         <w:drawing>
           <wp:inline>
-            <wp:extent cx="4800600" cy="337840"/>
+            <wp:extent cx="4800600" cy="2585234"/>
             <wp:effectExtent b="0" l="0" r="0" t="0"/>
-            <wp:docPr descr="Перезапускаем веб-сервер" title="" id="68" name="Picture"/>
+            <wp:docPr descr="Проверяем доступ в интернет" title="" id="69" name="Picture"/>
             <a:graphic>
               <a:graphicData uri="http://schemas.openxmlformats.org/drawingml/2006/picture">
                 <pic:pic>
                   <pic:nvPicPr>
-                    <pic:cNvPr descr="image/17.png" id="69" name="Picture"/>
+                    <pic:cNvPr descr="image/18.png" id="70" name="Picture"/>
                     <pic:cNvPicPr>
                       <a:picLocks noChangeArrowheads="1" noChangeAspect="1"/>
                     </pic:cNvPicPr>
                   </pic:nvPicPr>
                   <pic:blipFill>
-                    <a:blip r:embed="rId67"/>
+                    <a:blip r:embed="rId68"/>
                     <a:stretch>
                       <a:fillRect/>
                     </a:stretch>
@@ -1665,7 +1386,7 @@
                   <pic:spPr bwMode="auto">
                     <a:xfrm>
                       <a:off x="0" y="0"/>
-                      <a:ext cx="4800600" cy="337840"/>
+                      <a:ext cx="4800600" cy="2585234"/>
                     </a:xfrm>
                     <a:prstGeom prst="rect">
                       <a:avLst/>
@@ -1689,7 +1410,26 @@
         <w:pStyle w:val="ImageCaption"/>
       </w:pPr>
       <w:r>
-        <w:t xml:space="preserve">Рис. 16: Перезапускаем веб-сервер</w:t>
+        <w:t xml:space="preserve">Рис. 16: Проверяем доступ в интернет</w:t>
+      </w:r>
+    </w:p>
+    <w:bookmarkEnd w:id="71"/>
+    <w:bookmarkStart w:id="81" w:name="Xd636270ea8e9bb71f498bde6a96fb3a56434bd8"/>
+    <w:p>
+      <w:pPr>
+        <w:pStyle w:val="Heading3"/>
+      </w:pPr>
+      <w:r>
+        <w:rPr>
+          <w:rStyle w:val="SectionNumber"/>
+        </w:rPr>
+        <w:t xml:space="preserve">2.1.4</w:t>
+      </w:r>
+      <w:r>
+        <w:tab/>
+      </w:r>
+      <w:r>
+        <w:t xml:space="preserve">Внесение изменений в настройки внутреннего окружения виртуальной машины</w:t>
       </w:r>
     </w:p>
     <w:p>
@@ -1701,7 +1441,7 @@
         <w:pStyle w:val="Compact"/>
       </w:pPr>
       <w:r>
-        <w:t xml:space="preserve">На виртуальной машине client в строке браузера введите название веб-сервера www.user.net (вместо user укажите свой логин) и убедитесь, что будет выведена страница с информацией об используемой на веб-сервере версии PHP.(рис. 17)</w:t>
+        <w:t xml:space="preserve">На виртуальной машине server перейдите в каталог для внесения изменений в настройки внутреннего окружения /vagrant/provision/server/, создайте в нём каталог firewall, в который поместите в соответствующие подкаталоги конфигура- ционные файлы FirewallD:(рис. 17)</w:t>
       </w:r>
     </w:p>
     <w:p>
@@ -1711,20 +1451,20 @@
       <w:r>
         <w:drawing>
           <wp:inline>
-            <wp:extent cx="4800600" cy="3814841"/>
+            <wp:extent cx="4800600" cy="991121"/>
             <wp:effectExtent b="0" l="0" r="0" t="0"/>
-            <wp:docPr descr="Машина client" title="" id="71" name="Picture"/>
+            <wp:docPr descr="Вносим изменения в настройки внутреннего окружения" title="" id="73" name="Picture"/>
             <a:graphic>
               <a:graphicData uri="http://schemas.openxmlformats.org/drawingml/2006/picture">
                 <pic:pic>
                   <pic:nvPicPr>
-                    <pic:cNvPr descr="image/18.png" id="72" name="Picture"/>
+                    <pic:cNvPr descr="image/19.png" id="74" name="Picture"/>
                     <pic:cNvPicPr>
                       <a:picLocks noChangeArrowheads="1" noChangeAspect="1"/>
                     </pic:cNvPicPr>
                   </pic:nvPicPr>
                   <pic:blipFill>
-                    <a:blip r:embed="rId70"/>
+                    <a:blip r:embed="rId72"/>
                     <a:stretch>
                       <a:fillRect/>
                     </a:stretch>
@@ -1732,7 +1472,7 @@
                   <pic:spPr bwMode="auto">
                     <a:xfrm>
                       <a:off x="0" y="0"/>
-                      <a:ext cx="4800600" cy="3814841"/>
+                      <a:ext cx="4800600" cy="991121"/>
                     </a:xfrm>
                     <a:prstGeom prst="rect">
                       <a:avLst/>
@@ -1756,26 +1496,7 @@
         <w:pStyle w:val="ImageCaption"/>
       </w:pPr>
       <w:r>
-        <w:t xml:space="preserve">Рис. 17: Машина client</w:t>
-      </w:r>
-    </w:p>
-    <w:bookmarkEnd w:id="73"/>
-    <w:bookmarkStart w:id="80" w:name="Xd636270ea8e9bb71f498bde6a96fb3a56434bd8"/>
-    <w:p>
-      <w:pPr>
-        <w:pStyle w:val="Heading3"/>
-      </w:pPr>
-      <w:r>
-        <w:rPr>
-          <w:rStyle w:val="SectionNumber"/>
-        </w:rPr>
-        <w:t xml:space="preserve">2.1.3</w:t>
-      </w:r>
-      <w:r>
-        <w:tab/>
-      </w:r>
-      <w:r>
-        <w:t xml:space="preserve">Внесение изменений в настройки внутреннего окружения виртуальной машины</w:t>
+        <w:t xml:space="preserve">Рис. 17: Вносим изменения в настройки внутреннего окружения</w:t>
       </w:r>
     </w:p>
     <w:p>
@@ -1787,7 +1508,15 @@
         <w:pStyle w:val="Compact"/>
       </w:pPr>
       <w:r>
-        <w:t xml:space="preserve">На виртуальной машине server перейдите в каталог для внесения изменений в настройки внутреннего окружения /vagrant/provision/server/http и в соответ- ствующие каталоги скопируйте конфигурационные файлы:(рис. 18)</w:t>
+        <w:t xml:space="preserve">В каталоге /vagrant/provision/server создайте файл firewall.sh.</w:t>
+      </w:r>
+    </w:p>
+    <w:p>
+      <w:pPr>
+        <w:pStyle w:val="FirstParagraph"/>
+      </w:pPr>
+      <w:r>
+        <w:t xml:space="preserve">Открыв его на редактирование, пропишите в нём следующий скрипт:(рис. 18)</w:t>
       </w:r>
     </w:p>
     <w:p>
@@ -1797,20 +1526,20 @@
       <w:r>
         <w:drawing>
           <wp:inline>
-            <wp:extent cx="4800600" cy="2869207"/>
+            <wp:extent cx="4800600" cy="1809773"/>
             <wp:effectExtent b="0" l="0" r="0" t="0"/>
-            <wp:docPr descr="Вносим изменения в настройки внутреннего окружения" title="" id="75" name="Picture"/>
+            <wp:docPr descr="Редактируем firewall.sh" title="" id="76" name="Picture"/>
             <a:graphic>
               <a:graphicData uri="http://schemas.openxmlformats.org/drawingml/2006/picture">
                 <pic:pic>
                   <pic:nvPicPr>
-                    <pic:cNvPr descr="image/19.png" id="76" name="Picture"/>
+                    <pic:cNvPr descr="image/20.png" id="77" name="Picture"/>
                     <pic:cNvPicPr>
                       <a:picLocks noChangeArrowheads="1" noChangeAspect="1"/>
                     </pic:cNvPicPr>
                   </pic:nvPicPr>
                   <pic:blipFill>
-                    <a:blip r:embed="rId74"/>
+                    <a:blip r:embed="rId75"/>
                     <a:stretch>
                       <a:fillRect/>
                     </a:stretch>
@@ -1818,7 +1547,7 @@
                   <pic:spPr bwMode="auto">
                     <a:xfrm>
                       <a:off x="0" y="0"/>
-                      <a:ext cx="4800600" cy="2869207"/>
+                      <a:ext cx="4800600" cy="1809773"/>
                     </a:xfrm>
                     <a:prstGeom prst="rect">
                       <a:avLst/>
@@ -1842,7 +1571,7 @@
         <w:pStyle w:val="ImageCaption"/>
       </w:pPr>
       <w:r>
-        <w:t xml:space="preserve">Рис. 18: Вносим изменения в настройки внутреннего окружения</w:t>
+        <w:t xml:space="preserve">Рис. 18: Редактируем firewall.sh</w:t>
       </w:r>
     </w:p>
     <w:p>
@@ -1854,7 +1583,7 @@
         <w:pStyle w:val="Compact"/>
       </w:pPr>
       <w:r>
-        <w:t xml:space="preserve">В имеющийся скрипт /vagrant/provision/server/http.sh внесите изменения, добавив установку PHP и настройку межсетевого экрана, разрешающую работать с https. (рис. 19)</w:t>
+        <w:t xml:space="preserve">Для отработки созданного скрипта во время загрузки виртуальной машины server в конфигурационном файле Vagrantfile необходимо добавить в разделе конфигурации для сервера:(рис. 19)</w:t>
       </w:r>
     </w:p>
     <w:p>
@@ -1864,20 +1593,20 @@
       <w:r>
         <w:drawing>
           <wp:inline>
-            <wp:extent cx="4800600" cy="4898682"/>
+            <wp:extent cx="4800600" cy="1113311"/>
             <wp:effectExtent b="0" l="0" r="0" t="0"/>
-            <wp:docPr descr="Редактируем http.sh" title="" id="78" name="Picture"/>
+            <wp:docPr descr="Вносим изменения в Vagrantfile" title="" id="79" name="Picture"/>
             <a:graphic>
               <a:graphicData uri="http://schemas.openxmlformats.org/drawingml/2006/picture">
                 <pic:pic>
                   <pic:nvPicPr>
-                    <pic:cNvPr descr="image/20.png" id="79" name="Picture"/>
+                    <pic:cNvPr descr="image/21.png" id="80" name="Picture"/>
                     <pic:cNvPicPr>
                       <a:picLocks noChangeArrowheads="1" noChangeAspect="1"/>
                     </pic:cNvPicPr>
                   </pic:nvPicPr>
                   <pic:blipFill>
-                    <a:blip r:embed="rId77"/>
+                    <a:blip r:embed="rId78"/>
                     <a:stretch>
                       <a:fillRect/>
                     </a:stretch>
@@ -1885,7 +1614,7 @@
                   <pic:spPr bwMode="auto">
                     <a:xfrm>
                       <a:off x="0" y="0"/>
-                      <a:ext cx="4800600" cy="4898682"/>
+                      <a:ext cx="4800600" cy="1113311"/>
                     </a:xfrm>
                     <a:prstGeom prst="rect">
                       <a:avLst/>
@@ -1909,13 +1638,13 @@
         <w:pStyle w:val="ImageCaption"/>
       </w:pPr>
       <w:r>
-        <w:t xml:space="preserve">Рис. 19: Редактируем http.sh</w:t>
-      </w:r>
-    </w:p>
-    <w:bookmarkEnd w:id="80"/>
+        <w:t xml:space="preserve">Рис. 19: Вносим изменения в Vagrantfile</w:t>
+      </w:r>
+    </w:p>
     <w:bookmarkEnd w:id="81"/>
     <w:bookmarkEnd w:id="82"/>
-    <w:bookmarkStart w:id="83" w:name="выводы"/>
+    <w:bookmarkEnd w:id="83"/>
+    <w:bookmarkStart w:id="84" w:name="выводы"/>
     <w:p>
       <w:pPr>
         <w:pStyle w:val="Heading1"/>
@@ -1938,11 +1667,11 @@
         <w:pStyle w:val="FirstParagraph"/>
       </w:pPr>
       <w:r>
-        <w:t xml:space="preserve">Приобрели практические навыки по расширенному конфигурированию HTTP-сервера Apache в части безопасности и усвояли все возможности использования PHP.</w:t>
-      </w:r>
-    </w:p>
-    <w:bookmarkEnd w:id="83"/>
-    <w:bookmarkStart w:id="85" w:name="список-литературы"/>
+        <w:t xml:space="preserve">Получили навыки настройки межсетевого экрана в Linux в части переадресации портов и настройки Masquerading. Добавили в Vagrantfile необходимый раздел для дальнейшей работы с машинами server и client.</w:t>
+      </w:r>
+    </w:p>
+    <w:bookmarkEnd w:id="84"/>
+    <w:bookmarkStart w:id="86" w:name="список-литературы"/>
     <w:p>
       <w:pPr>
         <w:pStyle w:val="Heading1"/>
@@ -1951,9 +1680,9 @@
         <w:t xml:space="preserve">Список литературы</w:t>
       </w:r>
     </w:p>
-    <w:bookmarkStart w:id="84" w:name="refs"/>
-    <w:bookmarkEnd w:id="84"/>
+    <w:bookmarkStart w:id="85" w:name="refs"/>
     <w:bookmarkEnd w:id="85"/>
+    <w:bookmarkEnd w:id="86"/>
     <w:sectPr/>
   </w:body>
 </w:document>
@@ -2315,6 +2044,91 @@
       </w:pPr>
     </w:lvl>
   </w:abstractNum>
+  <w:abstractNum w:abstractNumId="99415">
+    <w:nsid w:val="A99415"/>
+    <w:multiLevelType w:val="multilevel"/>
+    <w:lvl w:ilvl="0">
+      <w:start w:val="5"/>
+      <w:numFmt w:val="decimal"/>
+      <w:lvlText w:val="%1."/>
+      <w:lvlJc w:val="left"/>
+      <w:pPr>
+        <w:ind w:left="720" w:hanging="480"/>
+      </w:pPr>
+    </w:lvl>
+    <w:lvl w:ilvl="1">
+      <w:start w:val="5"/>
+      <w:numFmt w:val="decimal"/>
+      <w:lvlText w:val="%2."/>
+      <w:lvlJc w:val="left"/>
+      <w:pPr>
+        <w:ind w:left="1440" w:hanging="480"/>
+      </w:pPr>
+    </w:lvl>
+    <w:lvl w:ilvl="2">
+      <w:start w:val="5"/>
+      <w:numFmt w:val="decimal"/>
+      <w:lvlText w:val="%3."/>
+      <w:lvlJc w:val="left"/>
+      <w:pPr>
+        <w:ind w:left="2160" w:hanging="480"/>
+      </w:pPr>
+    </w:lvl>
+    <w:lvl w:ilvl="3">
+      <w:start w:val="5"/>
+      <w:numFmt w:val="decimal"/>
+      <w:lvlText w:val="%4."/>
+      <w:lvlJc w:val="left"/>
+      <w:pPr>
+        <w:ind w:left="2880" w:hanging="480"/>
+      </w:pPr>
+    </w:lvl>
+    <w:lvl w:ilvl="4">
+      <w:start w:val="5"/>
+      <w:numFmt w:val="decimal"/>
+      <w:lvlText w:val="%5."/>
+      <w:lvlJc w:val="left"/>
+      <w:pPr>
+        <w:ind w:left="3600" w:hanging="480"/>
+      </w:pPr>
+    </w:lvl>
+    <w:lvl w:ilvl="5">
+      <w:start w:val="5"/>
+      <w:numFmt w:val="decimal"/>
+      <w:lvlText w:val="%6."/>
+      <w:lvlJc w:val="left"/>
+      <w:pPr>
+        <w:ind w:left="4320" w:hanging="480"/>
+      </w:pPr>
+    </w:lvl>
+    <w:lvl w:ilvl="6">
+      <w:start w:val="5"/>
+      <w:numFmt w:val="decimal"/>
+      <w:lvlText w:val="%7."/>
+      <w:lvlJc w:val="left"/>
+      <w:pPr>
+        <w:ind w:left="5040" w:hanging="480"/>
+      </w:pPr>
+    </w:lvl>
+    <w:lvl w:ilvl="7">
+      <w:start w:val="5"/>
+      <w:numFmt w:val="decimal"/>
+      <w:lvlText w:val="%8."/>
+      <w:lvlJc w:val="left"/>
+      <w:pPr>
+        <w:ind w:left="5760" w:hanging="480"/>
+      </w:pPr>
+    </w:lvl>
+    <w:lvl w:ilvl="8">
+      <w:start w:val="5"/>
+      <w:numFmt w:val="decimal"/>
+      <w:lvlText w:val="%9."/>
+      <w:lvlJc w:val="left"/>
+      <w:pPr>
+        <w:ind w:left="6480" w:hanging="480"/>
+      </w:pPr>
+    </w:lvl>
+  </w:abstractNum>
   <w:abstractNum w:abstractNumId="991">
     <w:nsid w:val="A991"/>
     <w:multiLevelType w:val="multilevel"/>
@@ -2391,91 +2205,6 @@
       </w:pPr>
     </w:lvl>
   </w:abstractNum>
-  <w:abstractNum w:abstractNumId="99415">
-    <w:nsid w:val="A99415"/>
-    <w:multiLevelType w:val="multilevel"/>
-    <w:lvl w:ilvl="0">
-      <w:start w:val="5"/>
-      <w:numFmt w:val="decimal"/>
-      <w:lvlText w:val="%1."/>
-      <w:lvlJc w:val="left"/>
-      <w:pPr>
-        <w:ind w:left="720" w:hanging="480"/>
-      </w:pPr>
-    </w:lvl>
-    <w:lvl w:ilvl="1">
-      <w:start w:val="5"/>
-      <w:numFmt w:val="decimal"/>
-      <w:lvlText w:val="%2."/>
-      <w:lvlJc w:val="left"/>
-      <w:pPr>
-        <w:ind w:left="1440" w:hanging="480"/>
-      </w:pPr>
-    </w:lvl>
-    <w:lvl w:ilvl="2">
-      <w:start w:val="5"/>
-      <w:numFmt w:val="decimal"/>
-      <w:lvlText w:val="%3."/>
-      <w:lvlJc w:val="left"/>
-      <w:pPr>
-        <w:ind w:left="2160" w:hanging="480"/>
-      </w:pPr>
-    </w:lvl>
-    <w:lvl w:ilvl="3">
-      <w:start w:val="5"/>
-      <w:numFmt w:val="decimal"/>
-      <w:lvlText w:val="%4."/>
-      <w:lvlJc w:val="left"/>
-      <w:pPr>
-        <w:ind w:left="2880" w:hanging="480"/>
-      </w:pPr>
-    </w:lvl>
-    <w:lvl w:ilvl="4">
-      <w:start w:val="5"/>
-      <w:numFmt w:val="decimal"/>
-      <w:lvlText w:val="%5."/>
-      <w:lvlJc w:val="left"/>
-      <w:pPr>
-        <w:ind w:left="3600" w:hanging="480"/>
-      </w:pPr>
-    </w:lvl>
-    <w:lvl w:ilvl="5">
-      <w:start w:val="5"/>
-      <w:numFmt w:val="decimal"/>
-      <w:lvlText w:val="%6."/>
-      <w:lvlJc w:val="left"/>
-      <w:pPr>
-        <w:ind w:left="4320" w:hanging="480"/>
-      </w:pPr>
-    </w:lvl>
-    <w:lvl w:ilvl="6">
-      <w:start w:val="5"/>
-      <w:numFmt w:val="decimal"/>
-      <w:lvlText w:val="%7."/>
-      <w:lvlJc w:val="left"/>
-      <w:pPr>
-        <w:ind w:left="5040" w:hanging="480"/>
-      </w:pPr>
-    </w:lvl>
-    <w:lvl w:ilvl="7">
-      <w:start w:val="5"/>
-      <w:numFmt w:val="decimal"/>
-      <w:lvlText w:val="%8."/>
-      <w:lvlJc w:val="left"/>
-      <w:pPr>
-        <w:ind w:left="5760" w:hanging="480"/>
-      </w:pPr>
-    </w:lvl>
-    <w:lvl w:ilvl="8">
-      <w:start w:val="5"/>
-      <w:numFmt w:val="decimal"/>
-      <w:lvlText w:val="%9."/>
-      <w:lvlJc w:val="left"/>
-      <w:pPr>
-        <w:ind w:left="6480" w:hanging="480"/>
-      </w:pPr>
-    </w:lvl>
-  </w:abstractNum>
   <w:abstractNum w:abstractNumId="99416">
     <w:nsid w:val="A99416"/>
     <w:multiLevelType w:val="multilevel"/>
@@ -2723,6 +2452,176 @@
     </w:lvl>
     <w:lvl w:ilvl="8">
       <w:start w:val="8"/>
+      <w:numFmt w:val="decimal"/>
+      <w:lvlText w:val="%9."/>
+      <w:lvlJc w:val="left"/>
+      <w:pPr>
+        <w:ind w:left="6480" w:hanging="480"/>
+      </w:pPr>
+    </w:lvl>
+  </w:abstractNum>
+  <w:abstractNum w:abstractNumId="99419">
+    <w:nsid w:val="A99419"/>
+    <w:multiLevelType w:val="multilevel"/>
+    <w:lvl w:ilvl="0">
+      <w:start w:val="9"/>
+      <w:numFmt w:val="decimal"/>
+      <w:lvlText w:val="%1."/>
+      <w:lvlJc w:val="left"/>
+      <w:pPr>
+        <w:ind w:left="720" w:hanging="480"/>
+      </w:pPr>
+    </w:lvl>
+    <w:lvl w:ilvl="1">
+      <w:start w:val="9"/>
+      <w:numFmt w:val="decimal"/>
+      <w:lvlText w:val="%2."/>
+      <w:lvlJc w:val="left"/>
+      <w:pPr>
+        <w:ind w:left="1440" w:hanging="480"/>
+      </w:pPr>
+    </w:lvl>
+    <w:lvl w:ilvl="2">
+      <w:start w:val="9"/>
+      <w:numFmt w:val="decimal"/>
+      <w:lvlText w:val="%3."/>
+      <w:lvlJc w:val="left"/>
+      <w:pPr>
+        <w:ind w:left="2160" w:hanging="480"/>
+      </w:pPr>
+    </w:lvl>
+    <w:lvl w:ilvl="3">
+      <w:start w:val="9"/>
+      <w:numFmt w:val="decimal"/>
+      <w:lvlText w:val="%4."/>
+      <w:lvlJc w:val="left"/>
+      <w:pPr>
+        <w:ind w:left="2880" w:hanging="480"/>
+      </w:pPr>
+    </w:lvl>
+    <w:lvl w:ilvl="4">
+      <w:start w:val="9"/>
+      <w:numFmt w:val="decimal"/>
+      <w:lvlText w:val="%5."/>
+      <w:lvlJc w:val="left"/>
+      <w:pPr>
+        <w:ind w:left="3600" w:hanging="480"/>
+      </w:pPr>
+    </w:lvl>
+    <w:lvl w:ilvl="5">
+      <w:start w:val="9"/>
+      <w:numFmt w:val="decimal"/>
+      <w:lvlText w:val="%6."/>
+      <w:lvlJc w:val="left"/>
+      <w:pPr>
+        <w:ind w:left="4320" w:hanging="480"/>
+      </w:pPr>
+    </w:lvl>
+    <w:lvl w:ilvl="6">
+      <w:start w:val="9"/>
+      <w:numFmt w:val="decimal"/>
+      <w:lvlText w:val="%7."/>
+      <w:lvlJc w:val="left"/>
+      <w:pPr>
+        <w:ind w:left="5040" w:hanging="480"/>
+      </w:pPr>
+    </w:lvl>
+    <w:lvl w:ilvl="7">
+      <w:start w:val="9"/>
+      <w:numFmt w:val="decimal"/>
+      <w:lvlText w:val="%8."/>
+      <w:lvlJc w:val="left"/>
+      <w:pPr>
+        <w:ind w:left="5760" w:hanging="480"/>
+      </w:pPr>
+    </w:lvl>
+    <w:lvl w:ilvl="8">
+      <w:start w:val="9"/>
+      <w:numFmt w:val="decimal"/>
+      <w:lvlText w:val="%9."/>
+      <w:lvlJc w:val="left"/>
+      <w:pPr>
+        <w:ind w:left="6480" w:hanging="480"/>
+      </w:pPr>
+    </w:lvl>
+  </w:abstractNum>
+  <w:abstractNum w:abstractNumId="994110">
+    <w:nsid w:val="A994110"/>
+    <w:multiLevelType w:val="multilevel"/>
+    <w:lvl w:ilvl="0">
+      <w:start w:val="10"/>
+      <w:numFmt w:val="decimal"/>
+      <w:lvlText w:val="%1."/>
+      <w:lvlJc w:val="left"/>
+      <w:pPr>
+        <w:ind w:left="720" w:hanging="480"/>
+      </w:pPr>
+    </w:lvl>
+    <w:lvl w:ilvl="1">
+      <w:start w:val="10"/>
+      <w:numFmt w:val="decimal"/>
+      <w:lvlText w:val="%2."/>
+      <w:lvlJc w:val="left"/>
+      <w:pPr>
+        <w:ind w:left="1440" w:hanging="480"/>
+      </w:pPr>
+    </w:lvl>
+    <w:lvl w:ilvl="2">
+      <w:start w:val="10"/>
+      <w:numFmt w:val="decimal"/>
+      <w:lvlText w:val="%3."/>
+      <w:lvlJc w:val="left"/>
+      <w:pPr>
+        <w:ind w:left="2160" w:hanging="480"/>
+      </w:pPr>
+    </w:lvl>
+    <w:lvl w:ilvl="3">
+      <w:start w:val="10"/>
+      <w:numFmt w:val="decimal"/>
+      <w:lvlText w:val="%4."/>
+      <w:lvlJc w:val="left"/>
+      <w:pPr>
+        <w:ind w:left="2880" w:hanging="480"/>
+      </w:pPr>
+    </w:lvl>
+    <w:lvl w:ilvl="4">
+      <w:start w:val="10"/>
+      <w:numFmt w:val="decimal"/>
+      <w:lvlText w:val="%5."/>
+      <w:lvlJc w:val="left"/>
+      <w:pPr>
+        <w:ind w:left="3600" w:hanging="480"/>
+      </w:pPr>
+    </w:lvl>
+    <w:lvl w:ilvl="5">
+      <w:start w:val="10"/>
+      <w:numFmt w:val="decimal"/>
+      <w:lvlText w:val="%6."/>
+      <w:lvlJc w:val="left"/>
+      <w:pPr>
+        <w:ind w:left="4320" w:hanging="480"/>
+      </w:pPr>
+    </w:lvl>
+    <w:lvl w:ilvl="6">
+      <w:start w:val="10"/>
+      <w:numFmt w:val="decimal"/>
+      <w:lvlText w:val="%7."/>
+      <w:lvlJc w:val="left"/>
+      <w:pPr>
+        <w:ind w:left="5040" w:hanging="480"/>
+      </w:pPr>
+    </w:lvl>
+    <w:lvl w:ilvl="7">
+      <w:start w:val="10"/>
+      <w:numFmt w:val="decimal"/>
+      <w:lvlText w:val="%8."/>
+      <w:lvlJc w:val="left"/>
+      <w:pPr>
+        <w:ind w:left="5760" w:hanging="480"/>
+      </w:pPr>
+    </w:lvl>
+    <w:lvl w:ilvl="8">
+      <w:start w:val="10"/>
       <w:numFmt w:val="decimal"/>
       <w:lvlText w:val="%9."/>
       <w:lvlJc w:val="left"/>
@@ -2940,48 +2839,39 @@
     </w:lvlOverride>
   </w:num>
   <w:num w:numId="1005">
-    <w:abstractNumId w:val="991"/>
+    <w:abstractNumId w:val="99415"/>
+    <w:lvlOverride w:ilvl="0">
+      <w:startOverride w:val="5"/>
+    </w:lvlOverride>
+    <w:lvlOverride w:ilvl="1">
+      <w:startOverride w:val="5"/>
+    </w:lvlOverride>
+    <w:lvlOverride w:ilvl="2">
+      <w:startOverride w:val="5"/>
+    </w:lvlOverride>
+    <w:lvlOverride w:ilvl="3">
+      <w:startOverride w:val="5"/>
+    </w:lvlOverride>
+    <w:lvlOverride w:ilvl="4">
+      <w:startOverride w:val="5"/>
+    </w:lvlOverride>
+    <w:lvlOverride w:ilvl="5">
+      <w:startOverride w:val="5"/>
+    </w:lvlOverride>
+    <w:lvlOverride w:ilvl="6">
+      <w:startOverride w:val="5"/>
+    </w:lvlOverride>
+    <w:lvlOverride w:ilvl="7">
+      <w:startOverride w:val="5"/>
+    </w:lvlOverride>
+    <w:lvlOverride w:ilvl="8">
+      <w:startOverride w:val="5"/>
+    </w:lvlOverride>
   </w:num>
   <w:num w:numId="1006">
     <w:abstractNumId w:val="991"/>
   </w:num>
   <w:num w:numId="1007">
-    <w:abstractNumId w:val="99415"/>
-    <w:lvlOverride w:ilvl="0">
-      <w:startOverride w:val="5"/>
-    </w:lvlOverride>
-    <w:lvlOverride w:ilvl="1">
-      <w:startOverride w:val="5"/>
-    </w:lvlOverride>
-    <w:lvlOverride w:ilvl="2">
-      <w:startOverride w:val="5"/>
-    </w:lvlOverride>
-    <w:lvlOverride w:ilvl="3">
-      <w:startOverride w:val="5"/>
-    </w:lvlOverride>
-    <w:lvlOverride w:ilvl="4">
-      <w:startOverride w:val="5"/>
-    </w:lvlOverride>
-    <w:lvlOverride w:ilvl="5">
-      <w:startOverride w:val="5"/>
-    </w:lvlOverride>
-    <w:lvlOverride w:ilvl="6">
-      <w:startOverride w:val="5"/>
-    </w:lvlOverride>
-    <w:lvlOverride w:ilvl="7">
-      <w:startOverride w:val="5"/>
-    </w:lvlOverride>
-    <w:lvlOverride w:ilvl="8">
-      <w:startOverride w:val="5"/>
-    </w:lvlOverride>
-  </w:num>
-  <w:num w:numId="1008">
-    <w:abstractNumId w:val="991"/>
-  </w:num>
-  <w:num w:numId="1009">
-    <w:abstractNumId w:val="991"/>
-  </w:num>
-  <w:num w:numId="1010">
     <w:abstractNumId w:val="99416"/>
     <w:lvlOverride w:ilvl="0">
       <w:startOverride w:val="6"/>
@@ -3011,7 +2901,7 @@
       <w:startOverride w:val="6"/>
     </w:lvlOverride>
   </w:num>
-  <w:num w:numId="1011">
+  <w:num w:numId="1008">
     <w:abstractNumId w:val="99417"/>
     <w:lvlOverride w:ilvl="0">
       <w:startOverride w:val="7"/>
@@ -3041,7 +2931,7 @@
       <w:startOverride w:val="7"/>
     </w:lvlOverride>
   </w:num>
-  <w:num w:numId="1012">
+  <w:num w:numId="1009">
     <w:abstractNumId w:val="99418"/>
     <w:lvlOverride w:ilvl="0">
       <w:startOverride w:val="8"/>
@@ -3071,7 +2961,67 @@
       <w:startOverride w:val="8"/>
     </w:lvlOverride>
   </w:num>
-  <w:num w:numId="1013">
+  <w:num w:numId="1010">
+    <w:abstractNumId w:val="99419"/>
+    <w:lvlOverride w:ilvl="0">
+      <w:startOverride w:val="9"/>
+    </w:lvlOverride>
+    <w:lvlOverride w:ilvl="1">
+      <w:startOverride w:val="9"/>
+    </w:lvlOverride>
+    <w:lvlOverride w:ilvl="2">
+      <w:startOverride w:val="9"/>
+    </w:lvlOverride>
+    <w:lvlOverride w:ilvl="3">
+      <w:startOverride w:val="9"/>
+    </w:lvlOverride>
+    <w:lvlOverride w:ilvl="4">
+      <w:startOverride w:val="9"/>
+    </w:lvlOverride>
+    <w:lvlOverride w:ilvl="5">
+      <w:startOverride w:val="9"/>
+    </w:lvlOverride>
+    <w:lvlOverride w:ilvl="6">
+      <w:startOverride w:val="9"/>
+    </w:lvlOverride>
+    <w:lvlOverride w:ilvl="7">
+      <w:startOverride w:val="9"/>
+    </w:lvlOverride>
+    <w:lvlOverride w:ilvl="8">
+      <w:startOverride w:val="9"/>
+    </w:lvlOverride>
+  </w:num>
+  <w:num w:numId="1011">
+    <w:abstractNumId w:val="994110"/>
+    <w:lvlOverride w:ilvl="0">
+      <w:startOverride w:val="10"/>
+    </w:lvlOverride>
+    <w:lvlOverride w:ilvl="1">
+      <w:startOverride w:val="10"/>
+    </w:lvlOverride>
+    <w:lvlOverride w:ilvl="2">
+      <w:startOverride w:val="10"/>
+    </w:lvlOverride>
+    <w:lvlOverride w:ilvl="3">
+      <w:startOverride w:val="10"/>
+    </w:lvlOverride>
+    <w:lvlOverride w:ilvl="4">
+      <w:startOverride w:val="10"/>
+    </w:lvlOverride>
+    <w:lvlOverride w:ilvl="5">
+      <w:startOverride w:val="10"/>
+    </w:lvlOverride>
+    <w:lvlOverride w:ilvl="6">
+      <w:startOverride w:val="10"/>
+    </w:lvlOverride>
+    <w:lvlOverride w:ilvl="7">
+      <w:startOverride w:val="10"/>
+    </w:lvlOverride>
+    <w:lvlOverride w:ilvl="8">
+      <w:startOverride w:val="10"/>
+    </w:lvlOverride>
+  </w:num>
+  <w:num w:numId="1012">
     <w:abstractNumId w:val="99411"/>
     <w:lvlOverride w:ilvl="0">
       <w:startOverride w:val="1"/>
@@ -3101,7 +3051,7 @@
       <w:startOverride w:val="1"/>
     </w:lvlOverride>
   </w:num>
-  <w:num w:numId="1014">
+  <w:num w:numId="1013">
     <w:abstractNumId w:val="99412"/>
     <w:lvlOverride w:ilvl="0">
       <w:startOverride w:val="2"/>
@@ -3131,7 +3081,67 @@
       <w:startOverride w:val="2"/>
     </w:lvlOverride>
   </w:num>
+  <w:num w:numId="1014">
+    <w:abstractNumId w:val="99411"/>
+    <w:lvlOverride w:ilvl="0">
+      <w:startOverride w:val="1"/>
+    </w:lvlOverride>
+    <w:lvlOverride w:ilvl="1">
+      <w:startOverride w:val="1"/>
+    </w:lvlOverride>
+    <w:lvlOverride w:ilvl="2">
+      <w:startOverride w:val="1"/>
+    </w:lvlOverride>
+    <w:lvlOverride w:ilvl="3">
+      <w:startOverride w:val="1"/>
+    </w:lvlOverride>
+    <w:lvlOverride w:ilvl="4">
+      <w:startOverride w:val="1"/>
+    </w:lvlOverride>
+    <w:lvlOverride w:ilvl="5">
+      <w:startOverride w:val="1"/>
+    </w:lvlOverride>
+    <w:lvlOverride w:ilvl="6">
+      <w:startOverride w:val="1"/>
+    </w:lvlOverride>
+    <w:lvlOverride w:ilvl="7">
+      <w:startOverride w:val="1"/>
+    </w:lvlOverride>
+    <w:lvlOverride w:ilvl="8">
+      <w:startOverride w:val="1"/>
+    </w:lvlOverride>
+  </w:num>
   <w:num w:numId="1015">
+    <w:abstractNumId w:val="99412"/>
+    <w:lvlOverride w:ilvl="0">
+      <w:startOverride w:val="2"/>
+    </w:lvlOverride>
+    <w:lvlOverride w:ilvl="1">
+      <w:startOverride w:val="2"/>
+    </w:lvlOverride>
+    <w:lvlOverride w:ilvl="2">
+      <w:startOverride w:val="2"/>
+    </w:lvlOverride>
+    <w:lvlOverride w:ilvl="3">
+      <w:startOverride w:val="2"/>
+    </w:lvlOverride>
+    <w:lvlOverride w:ilvl="4">
+      <w:startOverride w:val="2"/>
+    </w:lvlOverride>
+    <w:lvlOverride w:ilvl="5">
+      <w:startOverride w:val="2"/>
+    </w:lvlOverride>
+    <w:lvlOverride w:ilvl="6">
+      <w:startOverride w:val="2"/>
+    </w:lvlOverride>
+    <w:lvlOverride w:ilvl="7">
+      <w:startOverride w:val="2"/>
+    </w:lvlOverride>
+    <w:lvlOverride w:ilvl="8">
+      <w:startOverride w:val="2"/>
+    </w:lvlOverride>
+  </w:num>
+  <w:num w:numId="1016">
     <w:abstractNumId w:val="99413"/>
     <w:lvlOverride w:ilvl="0">
       <w:startOverride w:val="3"/>
@@ -3161,7 +3171,7 @@
       <w:startOverride w:val="3"/>
     </w:lvlOverride>
   </w:num>
-  <w:num w:numId="1016">
+  <w:num w:numId="1017">
     <w:abstractNumId w:val="99414"/>
     <w:lvlOverride w:ilvl="0">
       <w:startOverride w:val="4"/>
@@ -3191,97 +3201,37 @@
       <w:startOverride w:val="4"/>
     </w:lvlOverride>
   </w:num>
-  <w:num w:numId="1017">
-    <w:abstractNumId w:val="99415"/>
+  <w:num w:numId="1018">
+    <w:abstractNumId w:val="99411"/>
     <w:lvlOverride w:ilvl="0">
-      <w:startOverride w:val="5"/>
+      <w:startOverride w:val="1"/>
     </w:lvlOverride>
     <w:lvlOverride w:ilvl="1">
-      <w:startOverride w:val="5"/>
+      <w:startOverride w:val="1"/>
     </w:lvlOverride>
     <w:lvlOverride w:ilvl="2">
-      <w:startOverride w:val="5"/>
+      <w:startOverride w:val="1"/>
     </w:lvlOverride>
     <w:lvlOverride w:ilvl="3">
-      <w:startOverride w:val="5"/>
+      <w:startOverride w:val="1"/>
     </w:lvlOverride>
     <w:lvlOverride w:ilvl="4">
-      <w:startOverride w:val="5"/>
+      <w:startOverride w:val="1"/>
     </w:lvlOverride>
     <w:lvlOverride w:ilvl="5">
-      <w:startOverride w:val="5"/>
+      <w:startOverride w:val="1"/>
     </w:lvlOverride>
     <w:lvlOverride w:ilvl="6">
-      <w:startOverride w:val="5"/>
+      <w:startOverride w:val="1"/>
     </w:lvlOverride>
     <w:lvlOverride w:ilvl="7">
-      <w:startOverride w:val="5"/>
+      <w:startOverride w:val="1"/>
     </w:lvlOverride>
     <w:lvlOverride w:ilvl="8">
-      <w:startOverride w:val="5"/>
-    </w:lvlOverride>
-  </w:num>
-  <w:num w:numId="1018">
-    <w:abstractNumId w:val="99416"/>
-    <w:lvlOverride w:ilvl="0">
-      <w:startOverride w:val="6"/>
-    </w:lvlOverride>
-    <w:lvlOverride w:ilvl="1">
-      <w:startOverride w:val="6"/>
-    </w:lvlOverride>
-    <w:lvlOverride w:ilvl="2">
-      <w:startOverride w:val="6"/>
-    </w:lvlOverride>
-    <w:lvlOverride w:ilvl="3">
-      <w:startOverride w:val="6"/>
-    </w:lvlOverride>
-    <w:lvlOverride w:ilvl="4">
-      <w:startOverride w:val="6"/>
-    </w:lvlOverride>
-    <w:lvlOverride w:ilvl="5">
-      <w:startOverride w:val="6"/>
-    </w:lvlOverride>
-    <w:lvlOverride w:ilvl="6">
-      <w:startOverride w:val="6"/>
-    </w:lvlOverride>
-    <w:lvlOverride w:ilvl="7">
-      <w:startOverride w:val="6"/>
-    </w:lvlOverride>
-    <w:lvlOverride w:ilvl="8">
-      <w:startOverride w:val="6"/>
+      <w:startOverride w:val="1"/>
     </w:lvlOverride>
   </w:num>
   <w:num w:numId="1019">
-    <w:abstractNumId w:val="99411"/>
-    <w:lvlOverride w:ilvl="0">
-      <w:startOverride w:val="1"/>
-    </w:lvlOverride>
-    <w:lvlOverride w:ilvl="1">
-      <w:startOverride w:val="1"/>
-    </w:lvlOverride>
-    <w:lvlOverride w:ilvl="2">
-      <w:startOverride w:val="1"/>
-    </w:lvlOverride>
-    <w:lvlOverride w:ilvl="3">
-      <w:startOverride w:val="1"/>
-    </w:lvlOverride>
-    <w:lvlOverride w:ilvl="4">
-      <w:startOverride w:val="1"/>
-    </w:lvlOverride>
-    <w:lvlOverride w:ilvl="5">
-      <w:startOverride w:val="1"/>
-    </w:lvlOverride>
-    <w:lvlOverride w:ilvl="6">
-      <w:startOverride w:val="1"/>
-    </w:lvlOverride>
-    <w:lvlOverride w:ilvl="7">
-      <w:startOverride w:val="1"/>
-    </w:lvlOverride>
-    <w:lvlOverride w:ilvl="8">
-      <w:startOverride w:val="1"/>
-    </w:lvlOverride>
-  </w:num>
-  <w:num w:numId="1020">
     <w:abstractNumId w:val="99412"/>
     <w:lvlOverride w:ilvl="0">
       <w:startOverride w:val="2"/>
@@ -3309,6 +3259,36 @@
     </w:lvlOverride>
     <w:lvlOverride w:ilvl="8">
       <w:startOverride w:val="2"/>
+    </w:lvlOverride>
+  </w:num>
+  <w:num w:numId="1020">
+    <w:abstractNumId w:val="99413"/>
+    <w:lvlOverride w:ilvl="0">
+      <w:startOverride w:val="3"/>
+    </w:lvlOverride>
+    <w:lvlOverride w:ilvl="1">
+      <w:startOverride w:val="3"/>
+    </w:lvlOverride>
+    <w:lvlOverride w:ilvl="2">
+      <w:startOverride w:val="3"/>
+    </w:lvlOverride>
+    <w:lvlOverride w:ilvl="3">
+      <w:startOverride w:val="3"/>
+    </w:lvlOverride>
+    <w:lvlOverride w:ilvl="4">
+      <w:startOverride w:val="3"/>
+    </w:lvlOverride>
+    <w:lvlOverride w:ilvl="5">
+      <w:startOverride w:val="3"/>
+    </w:lvlOverride>
+    <w:lvlOverride w:ilvl="6">
+      <w:startOverride w:val="3"/>
+    </w:lvlOverride>
+    <w:lvlOverride w:ilvl="7">
+      <w:startOverride w:val="3"/>
+    </w:lvlOverride>
+    <w:lvlOverride w:ilvl="8">
+      <w:startOverride w:val="3"/>
     </w:lvlOverride>
   </w:num>
 </w:numbering>

--- a/report/lab15/report/report/report.docx
+++ b/report/lab15/report/report/report.docx
@@ -25,7 +25,7 @@
         <w:t xml:space="preserve"> </w:t>
       </w:r>
       <w:r>
-        <w:t xml:space="preserve">7.</w:t>
+        <w:t xml:space="preserve">15.</w:t>
       </w:r>
     </w:p>
     <w:p>
@@ -33,25 +33,19 @@
         <w:pStyle w:val="Subtitle"/>
       </w:pPr>
       <w:r>
-        <w:t xml:space="preserve">Расширенные</w:t>
+        <w:t xml:space="preserve">Настройка</w:t>
       </w:r>
       <w:r>
         <w:t xml:space="preserve"> </w:t>
       </w:r>
       <w:r>
-        <w:t xml:space="preserve">настройки</w:t>
+        <w:t xml:space="preserve">сетевого</w:t>
       </w:r>
       <w:r>
         <w:t xml:space="preserve"> </w:t>
       </w:r>
       <w:r>
-        <w:t xml:space="preserve">межсетевого</w:t>
-      </w:r>
-      <w:r>
-        <w:t xml:space="preserve"> </w:t>
-      </w:r>
-      <w:r>
-        <w:t xml:space="preserve">экрана</w:t>
+        <w:t xml:space="preserve">журналирования</w:t>
       </w:r>
     </w:p>
     <w:p>
@@ -123,11 +117,11 @@
         <w:pStyle w:val="FirstParagraph"/>
       </w:pPr>
       <w:r>
-        <w:t xml:space="preserve">Получить навыки настройки межсетевого экрана в Linux в части переадресации портов и настройки Masquerading.</w:t>
+        <w:t xml:space="preserve">Получение навыков по работе с журналами системных событий.</w:t>
       </w:r>
     </w:p>
     <w:bookmarkEnd w:id="20"/>
-    <w:bookmarkStart w:id="83" w:name="задание"/>
+    <w:bookmarkStart w:id="80" w:name="задание"/>
     <w:p>
       <w:pPr>
         <w:pStyle w:val="Heading1"/>
@@ -154,7 +148,7 @@
         <w:pStyle w:val="Compact"/>
       </w:pPr>
       <w:r>
-        <w:t xml:space="preserve">Настройте межсетевой экран виртуальной машины server для доступа к серверу по протоколу SSH не через 22-й порт, а через порт 2022.</w:t>
+        <w:t xml:space="preserve">Настройте сервер сетевого журналирования событий.</w:t>
       </w:r>
     </w:p>
     <w:p>
@@ -166,7 +160,7 @@
         <w:pStyle w:val="Compact"/>
       </w:pPr>
       <w:r>
-        <w:t xml:space="preserve">Настройте Port Forwarding на виртуальной машине server.</w:t>
+        <w:t xml:space="preserve">Настройте клиент для передачи системных сообщений в сетевой журнал на сервере.</w:t>
       </w:r>
     </w:p>
     <w:p>
@@ -178,7 +172,7 @@
         <w:pStyle w:val="Compact"/>
       </w:pPr>
       <w:r>
-        <w:t xml:space="preserve">Настройте маскарадинг на виртуальной машине server для организации доступа клиента к сети Интернет.</w:t>
+        <w:t xml:space="preserve">Просмотрите журналы системных событий с помощью нескольких программ. При наличии сообщений о некорректной работе сервисов исправьте ошибки в настройках соответствующих служб.</w:t>
       </w:r>
     </w:p>
     <w:p>
@@ -190,10 +184,10 @@
         <w:pStyle w:val="Compact"/>
       </w:pPr>
       <w:r>
-        <w:t xml:space="preserve">Напишите скрипт для Vagrant, фиксирующий действия по расширенной настройке межсетевого экрана. Соответствующим образом внести изменения в Vagrantfile.</w:t>
-      </w:r>
-    </w:p>
-    <w:bookmarkStart w:id="82" w:name="последовательность-выполнения-работы"/>
+        <w:t xml:space="preserve">Напишите скрипты для Vagrant, фиксирующие действия по установке и настройке сетевого сервера журналирования</w:t>
+      </w:r>
+    </w:p>
+    <w:bookmarkStart w:id="79" w:name="последовательность-выполнения-работы"/>
     <w:p>
       <w:pPr>
         <w:pStyle w:val="Heading2"/>
@@ -211,7 +205,7 @@
         <w:t xml:space="preserve">Последовательность выполнения работы</w:t>
       </w:r>
     </w:p>
-    <w:bookmarkStart w:id="51" w:name="X81256833670938f46de0fdb5c3524886fd497d8"/>
+    <w:bookmarkStart w:id="33" w:name="настройка-сервера-сетевого-журнала"/>
     <w:p>
       <w:pPr>
         <w:pStyle w:val="Heading3"/>
@@ -226,7 +220,7 @@
         <w:tab/>
       </w:r>
       <w:r>
-        <w:t xml:space="preserve">Создание пользовательской службы firewalld</w:t>
+        <w:t xml:space="preserve">Настройка сервера сетевого журнала</w:t>
       </w:r>
     </w:p>
     <w:p>
@@ -235,20 +229,10 @@
           <w:ilvl w:val="0"/>
           <w:numId w:val="1002"/>
         </w:numPr>
-      </w:pPr>
-      <w:r>
-        <w:t xml:space="preserve">Загрузите вашу операционную систему и перейдите в рабочий каталог с проектом.</w:t>
-      </w:r>
-    </w:p>
-    <w:p>
-      <w:pPr>
-        <w:numPr>
-          <w:ilvl w:val="0"/>
-          <w:numId w:val="1002"/>
-        </w:numPr>
-      </w:pPr>
-      <w:r>
-        <w:t xml:space="preserve">Запустите виртуальную машину server:(рис. 1)</w:t>
+        <w:pStyle w:val="Compact"/>
+      </w:pPr>
+      <w:r>
+        <w:t xml:space="preserve">На сервере создайте файл конфигурации сетевого хранения журналов:(рис. 1)</w:t>
       </w:r>
     </w:p>
     <w:p>
@@ -258,9 +242,9 @@
       <w:r>
         <w:drawing>
           <wp:inline>
-            <wp:extent cx="4800600" cy="736934"/>
+            <wp:extent cx="4800600" cy="660779"/>
             <wp:effectExtent b="0" l="0" r="0" t="0"/>
-            <wp:docPr descr="Запускаем server" title="" id="22" name="Picture"/>
+            <wp:docPr descr="Создаем файл конфигурации" title="" id="22" name="Picture"/>
             <a:graphic>
               <a:graphicData uri="http://schemas.openxmlformats.org/drawingml/2006/picture">
                 <pic:pic>
@@ -279,7 +263,7 @@
                   <pic:spPr bwMode="auto">
                     <a:xfrm>
                       <a:off x="0" y="0"/>
-                      <a:ext cx="4800600" cy="736934"/>
+                      <a:ext cx="4800600" cy="660779"/>
                     </a:xfrm>
                     <a:prstGeom prst="rect">
                       <a:avLst/>
@@ -303,7 +287,7 @@
         <w:pStyle w:val="ImageCaption"/>
       </w:pPr>
       <w:r>
-        <w:t xml:space="preserve">Рис. 1: Запускаем server</w:t>
+        <w:t xml:space="preserve">Рис. 1: Создаем файл конфигурации</w:t>
       </w:r>
     </w:p>
     <w:p>
@@ -315,7 +299,7 @@
         <w:pStyle w:val="Compact"/>
       </w:pPr>
       <w:r>
-        <w:t xml:space="preserve">На виртуальной машине server войдите под вашим пользователем и откройте терминал. Перейдите в режим суперпользователя:(рис. 2)</w:t>
+        <w:t xml:space="preserve">В файле конфигурации /etc/rsyslog.d/netlog-server.conf включите приём записей журнала по TCP-порту 514:(рис. 2)</w:t>
       </w:r>
     </w:p>
     <w:p>
@@ -325,9 +309,9 @@
       <w:r>
         <w:drawing>
           <wp:inline>
-            <wp:extent cx="4800600" cy="1082575"/>
+            <wp:extent cx="4800600" cy="665181"/>
             <wp:effectExtent b="0" l="0" r="0" t="0"/>
-            <wp:docPr descr="Переходим в режим суперпользователя" title="" id="25" name="Picture"/>
+            <wp:docPr descr="Редактируем файл /etc/rsyslog.d/netlog-server.conf" title="" id="25" name="Picture"/>
             <a:graphic>
               <a:graphicData uri="http://schemas.openxmlformats.org/drawingml/2006/picture">
                 <pic:pic>
@@ -346,7 +330,7 @@
                   <pic:spPr bwMode="auto">
                     <a:xfrm>
                       <a:off x="0" y="0"/>
-                      <a:ext cx="4800600" cy="1082575"/>
+                      <a:ext cx="4800600" cy="665181"/>
                     </a:xfrm>
                     <a:prstGeom prst="rect">
                       <a:avLst/>
@@ -370,7 +354,7 @@
         <w:pStyle w:val="ImageCaption"/>
       </w:pPr>
       <w:r>
-        <w:t xml:space="preserve">Рис. 2: Переходим в режим суперпользователя</w:t>
+        <w:t xml:space="preserve">Рис. 2: Редактируем файл /etc/rsyslog.d/netlog-server.conf</w:t>
       </w:r>
     </w:p>
     <w:p>
@@ -382,7 +366,7 @@
         <w:pStyle w:val="Compact"/>
       </w:pPr>
       <w:r>
-        <w:t xml:space="preserve">На основе существующего файла описания службы ssh создайте файл с собственным описанием:(рис. 3)</w:t>
+        <w:t xml:space="preserve">Перезапустите службу rsyslog и посмотрите, какие порты, связанные с rsyslog, прослушиваются:(рис. 3)</w:t>
       </w:r>
     </w:p>
     <w:p>
@@ -392,9 +376,9 @@
       <w:r>
         <w:drawing>
           <wp:inline>
-            <wp:extent cx="4800600" cy="541849"/>
+            <wp:extent cx="4800600" cy="2464024"/>
             <wp:effectExtent b="0" l="0" r="0" t="0"/>
-            <wp:docPr descr="Создаем файл с собственным описанием" title="" id="28" name="Picture"/>
+            <wp:docPr descr="Просматриваем порты, связанные с rsyslog" title="" id="28" name="Picture"/>
             <a:graphic>
               <a:graphicData uri="http://schemas.openxmlformats.org/drawingml/2006/picture">
                 <pic:pic>
@@ -413,7 +397,7 @@
                   <pic:spPr bwMode="auto">
                     <a:xfrm>
                       <a:off x="0" y="0"/>
-                      <a:ext cx="4800600" cy="541849"/>
+                      <a:ext cx="4800600" cy="2464024"/>
                     </a:xfrm>
                     <a:prstGeom prst="rect">
                       <a:avLst/>
@@ -437,7 +421,7 @@
         <w:pStyle w:val="ImageCaption"/>
       </w:pPr>
       <w:r>
-        <w:t xml:space="preserve">Рис. 3: Создаем файл с собственным описанием</w:t>
+        <w:t xml:space="preserve">Рис. 3: Просматриваем порты, связанные с rsyslog</w:t>
       </w:r>
     </w:p>
     <w:p>
@@ -449,7 +433,7 @@
         <w:pStyle w:val="Compact"/>
       </w:pPr>
       <w:r>
-        <w:t xml:space="preserve">Посмотрите содержимое файла службы:(рис. 4)</w:t>
+        <w:t xml:space="preserve">На сервере настройте межсетевой экран для приёма сообщений по TCP-порту 514:(рис. 4)</w:t>
       </w:r>
     </w:p>
     <w:p>
@@ -459,9 +443,9 @@
       <w:r>
         <w:drawing>
           <wp:inline>
-            <wp:extent cx="4800600" cy="1491631"/>
+            <wp:extent cx="4800600" cy="738133"/>
             <wp:effectExtent b="0" l="0" r="0" t="0"/>
-            <wp:docPr descr="Содержание файла службы" title="" id="31" name="Picture"/>
+            <wp:docPr descr="Настраиваем межсетевой экран" title="" id="31" name="Picture"/>
             <a:graphic>
               <a:graphicData uri="http://schemas.openxmlformats.org/drawingml/2006/picture">
                 <pic:pic>
@@ -480,7 +464,7 @@
                   <pic:spPr bwMode="auto">
                     <a:xfrm>
                       <a:off x="0" y="0"/>
-                      <a:ext cx="4800600" cy="1491631"/>
+                      <a:ext cx="4800600" cy="738133"/>
                     </a:xfrm>
                     <a:prstGeom prst="rect">
                       <a:avLst/>
@@ -504,23 +488,26 @@
         <w:pStyle w:val="ImageCaption"/>
       </w:pPr>
       <w:r>
-        <w:t xml:space="preserve">Рис. 4: Содержание файла службы</w:t>
-      </w:r>
-    </w:p>
-    <w:p>
-      <w:pPr>
-        <w:pStyle w:val="BodyText"/>
-      </w:pPr>
-      <w:r>
-        <w:t xml:space="preserve">В отчёте построчно прокомментируйте принцип синтаксиса файла описания службы.</w:t>
-      </w:r>
-    </w:p>
-    <w:p>
-      <w:pPr>
-        <w:pStyle w:val="BodyText"/>
-      </w:pPr>
-      <w:r>
-        <w:t xml:space="preserve">В файле содержится несколько разделов с информацией</w:t>
+        <w:t xml:space="preserve">Рис. 4: Настраиваем межсетевой экран</w:t>
+      </w:r>
+    </w:p>
+    <w:bookmarkEnd w:id="33"/>
+    <w:bookmarkStart w:id="43" w:name="настройка-клиента-сетевого-журнала"/>
+    <w:p>
+      <w:pPr>
+        <w:pStyle w:val="Heading3"/>
+      </w:pPr>
+      <w:r>
+        <w:rPr>
+          <w:rStyle w:val="SectionNumber"/>
+        </w:rPr>
+        <w:t xml:space="preserve">2.1.2</w:t>
+      </w:r>
+      <w:r>
+        <w:tab/>
+      </w:r>
+      <w:r>
+        <w:t xml:space="preserve">Настройка клиента сетевого журнала</w:t>
       </w:r>
     </w:p>
     <w:p>
@@ -529,54 +516,10 @@
           <w:ilvl w:val="0"/>
           <w:numId w:val="1006"/>
         </w:numPr>
-      </w:pPr>
-      <w:r>
-        <w:t xml:space="preserve">service — корневой элемент XML-файла, который определяет службу. Все параметры службы (название, описание, порты) заключаются внутрь этого тега.</w:t>
-      </w:r>
-    </w:p>
-    <w:p>
-      <w:pPr>
-        <w:numPr>
-          <w:ilvl w:val="0"/>
-          <w:numId w:val="1006"/>
-        </w:numPr>
-      </w:pPr>
-      <w:r>
-        <w:t xml:space="preserve">short — краткое название службы, которое будет отображаться в интерфейсах управления firewalld.</w:t>
-      </w:r>
-    </w:p>
-    <w:p>
-      <w:pPr>
-        <w:numPr>
-          <w:ilvl w:val="0"/>
-          <w:numId w:val="1006"/>
-        </w:numPr>
-      </w:pPr>
-      <w:r>
-        <w:t xml:space="preserve">description - это коментарий в котором расписано о чем сам файл, для чего он нужен.</w:t>
-      </w:r>
-    </w:p>
-    <w:p>
-      <w:pPr>
-        <w:numPr>
-          <w:ilvl w:val="0"/>
-          <w:numId w:val="1006"/>
-        </w:numPr>
-      </w:pPr>
-      <w:r>
-        <w:t xml:space="preserve">port - определяет сетевой порт, связанный со службой.</w:t>
-      </w:r>
-    </w:p>
-    <w:p>
-      <w:pPr>
-        <w:numPr>
-          <w:ilvl w:val="0"/>
-          <w:numId w:val="1007"/>
-        </w:numPr>
         <w:pStyle w:val="Compact"/>
       </w:pPr>
       <w:r>
-        <w:t xml:space="preserve">Откройте файл описания службы на редактирование и замените порт 22 на новый порт (2022). В этом же файле скорректируйте описание службы для демонстрации, укажите, что это модифицированный файл службы.(рис. 5)</w:t>
+        <w:t xml:space="preserve">На клиенте создайте файл конфигурации сетевого хранения журналов:(рис. 5)</w:t>
       </w:r>
     </w:p>
     <w:p>
@@ -586,20 +529,20 @@
       <w:r>
         <w:drawing>
           <wp:inline>
-            <wp:extent cx="4800600" cy="950613"/>
+            <wp:extent cx="4800600" cy="661160"/>
             <wp:effectExtent b="0" l="0" r="0" t="0"/>
-            <wp:docPr descr="Измененная информация" title="" id="34" name="Picture"/>
+            <wp:docPr descr="Создаем файл конфигурации" title="" id="35" name="Picture"/>
             <a:graphic>
               <a:graphicData uri="http://schemas.openxmlformats.org/drawingml/2006/picture">
                 <pic:pic>
                   <pic:nvPicPr>
-                    <pic:cNvPr descr="image/6.png" id="35" name="Picture"/>
+                    <pic:cNvPr descr="image/5.png" id="36" name="Picture"/>
                     <pic:cNvPicPr>
                       <a:picLocks noChangeArrowheads="1" noChangeAspect="1"/>
                     </pic:cNvPicPr>
                   </pic:nvPicPr>
                   <pic:blipFill>
-                    <a:blip r:embed="rId33"/>
+                    <a:blip r:embed="rId34"/>
                     <a:stretch>
                       <a:fillRect/>
                     </a:stretch>
@@ -607,7 +550,7 @@
                   <pic:spPr bwMode="auto">
                     <a:xfrm>
                       <a:off x="0" y="0"/>
-                      <a:ext cx="4800600" cy="950613"/>
+                      <a:ext cx="4800600" cy="661160"/>
                     </a:xfrm>
                     <a:prstGeom prst="rect">
                       <a:avLst/>
@@ -631,19 +574,19 @@
         <w:pStyle w:val="ImageCaption"/>
       </w:pPr>
       <w:r>
-        <w:t xml:space="preserve">Рис. 5: Измененная информация</w:t>
+        <w:t xml:space="preserve">Рис. 5: Создаем файл конфигурации</w:t>
       </w:r>
     </w:p>
     <w:p>
       <w:pPr>
         <w:numPr>
           <w:ilvl w:val="0"/>
-          <w:numId w:val="1008"/>
+          <w:numId w:val="1007"/>
         </w:numPr>
         <w:pStyle w:val="Compact"/>
       </w:pPr>
       <w:r>
-        <w:t xml:space="preserve">Просмотрите список доступных FirewallD служб:(рис. 6)</w:t>
+        <w:t xml:space="preserve">На клиенте в файле конфигурации /etc/rsyslog.d/netlog-client.conf включите перенаправление сообщений журнала на 514 TCP-порт сервера (вместо user укажите свой логин):(рис. 6)</w:t>
       </w:r>
     </w:p>
     <w:p>
@@ -653,20 +596,20 @@
       <w:r>
         <w:drawing>
           <wp:inline>
-            <wp:extent cx="4800600" cy="1617645"/>
+            <wp:extent cx="4800600" cy="523142"/>
             <wp:effectExtent b="0" l="0" r="0" t="0"/>
-            <wp:docPr descr="Просматриваем список служб" title="" id="37" name="Picture"/>
+            <wp:docPr descr="Редактируем файл /etc/rsyslog.d/netlog-client.conf" title="" id="38" name="Picture"/>
             <a:graphic>
               <a:graphicData uri="http://schemas.openxmlformats.org/drawingml/2006/picture">
                 <pic:pic>
                   <pic:nvPicPr>
-                    <pic:cNvPr descr="image/7.png" id="38" name="Picture"/>
+                    <pic:cNvPr descr="image/6.png" id="39" name="Picture"/>
                     <pic:cNvPicPr>
                       <a:picLocks noChangeArrowheads="1" noChangeAspect="1"/>
                     </pic:cNvPicPr>
                   </pic:nvPicPr>
                   <pic:blipFill>
-                    <a:blip r:embed="rId36"/>
+                    <a:blip r:embed="rId37"/>
                     <a:stretch>
                       <a:fillRect/>
                     </a:stretch>
@@ -674,7 +617,7 @@
                   <pic:spPr bwMode="auto">
                     <a:xfrm>
                       <a:off x="0" y="0"/>
-                      <a:ext cx="4800600" cy="1617645"/>
+                      <a:ext cx="4800600" cy="523142"/>
                     </a:xfrm>
                     <a:prstGeom prst="rect">
                       <a:avLst/>
@@ -698,27 +641,19 @@
         <w:pStyle w:val="ImageCaption"/>
       </w:pPr>
       <w:r>
-        <w:t xml:space="preserve">Рис. 6: Просматриваем список служб</w:t>
-      </w:r>
-    </w:p>
-    <w:p>
-      <w:pPr>
-        <w:pStyle w:val="BodyText"/>
-      </w:pPr>
-      <w:r>
-        <w:t xml:space="preserve">Обратите внимание, что новая служба ещё не отображается в списке.</w:t>
+        <w:t xml:space="preserve">Рис. 6: Редактируем файл /etc/rsyslog.d/netlog-client.conf</w:t>
       </w:r>
     </w:p>
     <w:p>
       <w:pPr>
         <w:numPr>
           <w:ilvl w:val="0"/>
-          <w:numId w:val="1009"/>
+          <w:numId w:val="1008"/>
         </w:numPr>
         <w:pStyle w:val="Compact"/>
       </w:pPr>
       <w:r>
-        <w:t xml:space="preserve">Перегрузите правила межсетевого экрана с сохранением информации о состоянии и вновь выведите на экран список служб, а также список активных служб:(рис. 7)</w:t>
+        <w:t xml:space="preserve">Перезапустите службу rsyslog:(рис. 7)</w:t>
       </w:r>
     </w:p>
     <w:p>
@@ -728,20 +663,20 @@
       <w:r>
         <w:drawing>
           <wp:inline>
-            <wp:extent cx="4800600" cy="1283000"/>
+            <wp:extent cx="4800600" cy="361400"/>
             <wp:effectExtent b="0" l="0" r="0" t="0"/>
-            <wp:docPr descr="Перезагружаем правила, сохраняем состояние" title="" id="40" name="Picture"/>
+            <wp:docPr descr="Перезапускаем rsyslog" title="" id="41" name="Picture"/>
             <a:graphic>
               <a:graphicData uri="http://schemas.openxmlformats.org/drawingml/2006/picture">
                 <pic:pic>
                   <pic:nvPicPr>
-                    <pic:cNvPr descr="image/8.png" id="41" name="Picture"/>
+                    <pic:cNvPr descr="image/7.png" id="42" name="Picture"/>
                     <pic:cNvPicPr>
                       <a:picLocks noChangeArrowheads="1" noChangeAspect="1"/>
                     </pic:cNvPicPr>
                   </pic:nvPicPr>
                   <pic:blipFill>
-                    <a:blip r:embed="rId39"/>
+                    <a:blip r:embed="rId40"/>
                     <a:stretch>
                       <a:fillRect/>
                     </a:stretch>
@@ -749,7 +684,7 @@
                   <pic:spPr bwMode="auto">
                     <a:xfrm>
                       <a:off x="0" y="0"/>
-                      <a:ext cx="4800600" cy="1283000"/>
+                      <a:ext cx="4800600" cy="361400"/>
                     </a:xfrm>
                     <a:prstGeom prst="rect">
                       <a:avLst/>
@@ -773,15 +708,38 @@
         <w:pStyle w:val="ImageCaption"/>
       </w:pPr>
       <w:r>
-        <w:t xml:space="preserve">Рис. 7: Перезагружаем правила, сохраняем состояние</w:t>
-      </w:r>
-    </w:p>
-    <w:p>
-      <w:pPr>
-        <w:pStyle w:val="BodyText"/>
-      </w:pPr>
-      <w:r>
-        <w:t xml:space="preserve">Убедитесь, что созданная вами служба отображается в списке доступных для FirewallD служб, но не активирована.(рис. 8)</w:t>
+        <w:t xml:space="preserve">Рис. 7: Перезапускаем rsyslog</w:t>
+      </w:r>
+    </w:p>
+    <w:bookmarkEnd w:id="43"/>
+    <w:bookmarkStart w:id="59" w:name="просмотр-журнала"/>
+    <w:p>
+      <w:pPr>
+        <w:pStyle w:val="Heading3"/>
+      </w:pPr>
+      <w:r>
+        <w:rPr>
+          <w:rStyle w:val="SectionNumber"/>
+        </w:rPr>
+        <w:t xml:space="preserve">2.1.3</w:t>
+      </w:r>
+      <w:r>
+        <w:tab/>
+      </w:r>
+      <w:r>
+        <w:t xml:space="preserve">Просмотр журнала</w:t>
+      </w:r>
+    </w:p>
+    <w:p>
+      <w:pPr>
+        <w:numPr>
+          <w:ilvl w:val="0"/>
+          <w:numId w:val="1009"/>
+        </w:numPr>
+        <w:pStyle w:val="Compact"/>
+      </w:pPr>
+      <w:r>
+        <w:t xml:space="preserve">На сервере просмотрите один из файлов журнала(рис. 8)</w:t>
       </w:r>
     </w:p>
     <w:p>
@@ -791,20 +749,20 @@
       <w:r>
         <w:drawing>
           <wp:inline>
-            <wp:extent cx="4023360" cy="1222408"/>
+            <wp:extent cx="4800600" cy="1653908"/>
             <wp:effectExtent b="0" l="0" r="0" t="0"/>
-            <wp:docPr descr="Наша служба" title="" id="43" name="Picture"/>
+            <wp:docPr descr="Просматриваем файл журнала" title="" id="45" name="Picture"/>
             <a:graphic>
               <a:graphicData uri="http://schemas.openxmlformats.org/drawingml/2006/picture">
                 <pic:pic>
                   <pic:nvPicPr>
-                    <pic:cNvPr descr="image/10.png" id="44" name="Picture"/>
+                    <pic:cNvPr descr="image/8.png" id="46" name="Picture"/>
                     <pic:cNvPicPr>
                       <a:picLocks noChangeArrowheads="1" noChangeAspect="1"/>
                     </pic:cNvPicPr>
                   </pic:nvPicPr>
                   <pic:blipFill>
-                    <a:blip r:embed="rId42"/>
+                    <a:blip r:embed="rId44"/>
                     <a:stretch>
                       <a:fillRect/>
                     </a:stretch>
@@ -812,7 +770,7 @@
                   <pic:spPr bwMode="auto">
                     <a:xfrm>
                       <a:off x="0" y="0"/>
-                      <a:ext cx="4023360" cy="1222408"/>
+                      <a:ext cx="4800600" cy="1653908"/>
                     </a:xfrm>
                     <a:prstGeom prst="rect">
                       <a:avLst/>
@@ -836,7 +794,23 @@
         <w:pStyle w:val="ImageCaption"/>
       </w:pPr>
       <w:r>
-        <w:t xml:space="preserve">Рис. 8: Наша служба</w:t>
+        <w:t xml:space="preserve">Рис. 8: Просматриваем файл журнала</w:t>
+      </w:r>
+    </w:p>
+    <w:p>
+      <w:pPr>
+        <w:pStyle w:val="BodyText"/>
+      </w:pPr>
+      <w:r>
+        <w:t xml:space="preserve">Обратите внимание на имя хоста и другие сообщения о работе сервисов. При наличии сообщений о некорректной работе сервисов исправьте ошибки в настройках соответствующих служб.</w:t>
+      </w:r>
+    </w:p>
+    <w:p>
+      <w:pPr>
+        <w:pStyle w:val="BodyText"/>
+      </w:pPr>
+      <w:r>
+        <w:t xml:space="preserve">Ошибок небыло.</w:t>
       </w:r>
     </w:p>
     <w:p>
@@ -848,7 +822,7 @@
         <w:pStyle w:val="Compact"/>
       </w:pPr>
       <w:r>
-        <w:t xml:space="preserve">Добавьте новую службу в FirewallD и выведите на экран список активных служб:(рис. 9)</w:t>
+        <w:t xml:space="preserve">На сервере под пользователем запустите графическую программу для просмотра журналов:(рис. 9)</w:t>
       </w:r>
     </w:p>
     <w:p>
@@ -858,20 +832,20 @@
       <w:r>
         <w:drawing>
           <wp:inline>
-            <wp:extent cx="4800600" cy="690917"/>
+            <wp:extent cx="4800600" cy="991175"/>
             <wp:effectExtent b="0" l="0" r="0" t="0"/>
-            <wp:docPr descr="Добавляем новую службу в активные" title="" id="46" name="Picture"/>
+            <wp:docPr descr="Запускаем графическую программу" title="" id="48" name="Picture"/>
             <a:graphic>
               <a:graphicData uri="http://schemas.openxmlformats.org/drawingml/2006/picture">
                 <pic:pic>
                   <pic:nvPicPr>
-                    <pic:cNvPr descr="image/11.png" id="47" name="Picture"/>
+                    <pic:cNvPr descr="image/9.png" id="49" name="Picture"/>
                     <pic:cNvPicPr>
                       <a:picLocks noChangeArrowheads="1" noChangeAspect="1"/>
                     </pic:cNvPicPr>
                   </pic:nvPicPr>
                   <pic:blipFill>
-                    <a:blip r:embed="rId45"/>
+                    <a:blip r:embed="rId47"/>
                     <a:stretch>
                       <a:fillRect/>
                     </a:stretch>
@@ -879,7 +853,7 @@
                   <pic:spPr bwMode="auto">
                     <a:xfrm>
                       <a:off x="0" y="0"/>
-                      <a:ext cx="4800600" cy="690917"/>
+                      <a:ext cx="4800600" cy="991175"/>
                     </a:xfrm>
                     <a:prstGeom prst="rect">
                       <a:avLst/>
@@ -903,7 +877,7 @@
         <w:pStyle w:val="ImageCaption"/>
       </w:pPr>
       <w:r>
-        <w:t xml:space="preserve">Рис. 9: Добавляем новую службу в активные</w:t>
+        <w:t xml:space="preserve">Рис. 9: Запускаем графическую программу</w:t>
       </w:r>
     </w:p>
     <w:p>
@@ -915,7 +889,7 @@
         <w:pStyle w:val="Compact"/>
       </w:pPr>
       <w:r>
-        <w:t xml:space="preserve">Если служба успешно добавлена в FirewallD, то перегрузите правила межсетевого экрана с сохранением информации о состоянии:(рис. 10)</w:t>
+        <w:t xml:space="preserve">На сервере установите просмотрщик журналов системных сообщений lnav или его аналог:(рис. 10)</w:t>
       </w:r>
     </w:p>
     <w:p>
@@ -925,20 +899,20 @@
       <w:r>
         <w:drawing>
           <wp:inline>
-            <wp:extent cx="4800600" cy="856577"/>
+            <wp:extent cx="4800600" cy="3389586"/>
             <wp:effectExtent b="0" l="0" r="0" t="0"/>
-            <wp:docPr descr="Перезагружаем правила" title="" id="49" name="Picture"/>
+            <wp:docPr descr="Устанавливаем просмотрщик журналов" title="" id="51" name="Picture"/>
             <a:graphic>
               <a:graphicData uri="http://schemas.openxmlformats.org/drawingml/2006/picture">
                 <pic:pic>
                   <pic:nvPicPr>
-                    <pic:cNvPr descr="image/12.png" id="50" name="Picture"/>
+                    <pic:cNvPr descr="image/10.png" id="52" name="Picture"/>
                     <pic:cNvPicPr>
                       <a:picLocks noChangeArrowheads="1" noChangeAspect="1"/>
                     </pic:cNvPicPr>
                   </pic:nvPicPr>
                   <pic:blipFill>
-                    <a:blip r:embed="rId48"/>
+                    <a:blip r:embed="rId50"/>
                     <a:stretch>
                       <a:fillRect/>
                     </a:stretch>
@@ -946,7 +920,7 @@
                   <pic:spPr bwMode="auto">
                     <a:xfrm>
                       <a:off x="0" y="0"/>
-                      <a:ext cx="4800600" cy="856577"/>
+                      <a:ext cx="4800600" cy="3389586"/>
                     </a:xfrm>
                     <a:prstGeom prst="rect">
                       <a:avLst/>
@@ -970,26 +944,7 @@
         <w:pStyle w:val="ImageCaption"/>
       </w:pPr>
       <w:r>
-        <w:t xml:space="preserve">Рис. 10: Перезагружаем правила</w:t>
-      </w:r>
-    </w:p>
-    <w:bookmarkEnd w:id="51"/>
-    <w:bookmarkStart w:id="58" w:name="перенаправление-портов"/>
-    <w:p>
-      <w:pPr>
-        <w:pStyle w:val="Heading3"/>
-      </w:pPr>
-      <w:r>
-        <w:rPr>
-          <w:rStyle w:val="SectionNumber"/>
-        </w:rPr>
-        <w:t xml:space="preserve">2.1.2</w:t>
-      </w:r>
-      <w:r>
-        <w:tab/>
-      </w:r>
-      <w:r>
-        <w:t xml:space="preserve">Перенаправление портов</w:t>
+        <w:t xml:space="preserve">Рис. 10: Устанавливаем просмотрщик журналов</w:t>
       </w:r>
     </w:p>
     <w:p>
@@ -1001,7 +956,7 @@
         <w:pStyle w:val="Compact"/>
       </w:pPr>
       <w:r>
-        <w:t xml:space="preserve">Организуйте на сервере переадресацию с порта 2022 на порт 22: (рис. 11)</w:t>
+        <w:t xml:space="preserve">Просмотрите логи с помощью lnav или его аналога:(рис. 11)</w:t>
       </w:r>
     </w:p>
     <w:p>
@@ -1011,20 +966,20 @@
       <w:r>
         <w:drawing>
           <wp:inline>
-            <wp:extent cx="4800600" cy="514013"/>
+            <wp:extent cx="4800600" cy="2291961"/>
             <wp:effectExtent b="0" l="0" r="0" t="0"/>
-            <wp:docPr descr="Переадресация с 2022 на 22" title="" id="53" name="Picture"/>
+            <wp:docPr descr="Просматриваем логи с помощью lnav" title="" id="54" name="Picture"/>
             <a:graphic>
               <a:graphicData uri="http://schemas.openxmlformats.org/drawingml/2006/picture">
                 <pic:pic>
                   <pic:nvPicPr>
-                    <pic:cNvPr descr="image/13.png" id="54" name="Picture"/>
+                    <pic:cNvPr descr="image/11.png" id="55" name="Picture"/>
                     <pic:cNvPicPr>
                       <a:picLocks noChangeArrowheads="1" noChangeAspect="1"/>
                     </pic:cNvPicPr>
                   </pic:nvPicPr>
                   <pic:blipFill>
-                    <a:blip r:embed="rId52"/>
+                    <a:blip r:embed="rId53"/>
                     <a:stretch>
                       <a:fillRect/>
                     </a:stretch>
@@ -1032,7 +987,7 @@
                   <pic:spPr bwMode="auto">
                     <a:xfrm>
                       <a:off x="0" y="0"/>
-                      <a:ext cx="4800600" cy="514013"/>
+                      <a:ext cx="4800600" cy="2291961"/>
                     </a:xfrm>
                     <a:prstGeom prst="rect">
                       <a:avLst/>
@@ -1056,19 +1011,15 @@
         <w:pStyle w:val="ImageCaption"/>
       </w:pPr>
       <w:r>
-        <w:t xml:space="preserve">Рис. 11: Переадресация с 2022 на 22</w:t>
-      </w:r>
-    </w:p>
-    <w:p>
-      <w:pPr>
-        <w:numPr>
-          <w:ilvl w:val="0"/>
-          <w:numId w:val="1013"/>
-        </w:numPr>
-        <w:pStyle w:val="Compact"/>
-      </w:pPr>
-      <w:r>
-        <w:t xml:space="preserve">На клиенте попробуйте получить доступ по SSH к серверу через порт 2022: (рис. 12)</w:t>
+        <w:t xml:space="preserve">Рис. 11: Просматриваем логи с помощью lnav</w:t>
+      </w:r>
+    </w:p>
+    <w:p>
+      <w:pPr>
+        <w:pStyle w:val="BodyText"/>
+      </w:pPr>
+      <w:r>
+        <w:t xml:space="preserve">Просмотрите записи с сервера и клиента.(рис. 12)</w:t>
       </w:r>
     </w:p>
     <w:p>
@@ -1078,20 +1029,20 @@
       <w:r>
         <w:drawing>
           <wp:inline>
-            <wp:extent cx="4800600" cy="1443037"/>
+            <wp:extent cx="4800600" cy="690679"/>
             <wp:effectExtent b="0" l="0" r="0" t="0"/>
-            <wp:docPr descr="Просматриваем с client доступ" title="" id="56" name="Picture"/>
+            <wp:docPr descr="Записи с клиента" title="" id="57" name="Picture"/>
             <a:graphic>
               <a:graphicData uri="http://schemas.openxmlformats.org/drawingml/2006/picture">
                 <pic:pic>
                   <pic:nvPicPr>
-                    <pic:cNvPr descr="image/14.png" id="57" name="Picture"/>
+                    <pic:cNvPr descr="image/12.png" id="58" name="Picture"/>
                     <pic:cNvPicPr>
                       <a:picLocks noChangeArrowheads="1" noChangeAspect="1"/>
                     </pic:cNvPicPr>
                   </pic:nvPicPr>
                   <pic:blipFill>
-                    <a:blip r:embed="rId55"/>
+                    <a:blip r:embed="rId56"/>
                     <a:stretch>
                       <a:fillRect/>
                     </a:stretch>
@@ -1099,7 +1050,7 @@
                   <pic:spPr bwMode="auto">
                     <a:xfrm>
                       <a:off x="0" y="0"/>
-                      <a:ext cx="4800600" cy="1443037"/>
+                      <a:ext cx="4800600" cy="690679"/>
                     </a:xfrm>
                     <a:prstGeom prst="rect">
                       <a:avLst/>
@@ -1123,11 +1074,127 @@
         <w:pStyle w:val="ImageCaption"/>
       </w:pPr>
       <w:r>
-        <w:t xml:space="preserve">Рис. 12: Просматриваем с client доступ</w:t>
-      </w:r>
-    </w:p>
-    <w:bookmarkEnd w:id="58"/>
-    <w:bookmarkStart w:id="71" w:name="настройка-port-forwarding-и-masquerading"/>
+        <w:t xml:space="preserve">Рис. 12: Записи с клиента</w:t>
+      </w:r>
+    </w:p>
+    <w:p>
+      <w:pPr>
+        <w:pStyle w:val="BodyText"/>
+      </w:pPr>
+      <w:r>
+        <w:t xml:space="preserve">Информация с сервера:</w:t>
+      </w:r>
+    </w:p>
+    <w:p>
+      <w:pPr>
+        <w:numPr>
+          <w:ilvl w:val="0"/>
+          <w:numId w:val="1013"/>
+        </w:numPr>
+      </w:pPr>
+      <w:r>
+        <w:t xml:space="preserve">15:55:24 - операция с SELinux: avc: op=load_policy lsm=selinux seqno=7 res=1. Загрузка/обновление политики SELinux (успешно)</w:t>
+      </w:r>
+    </w:p>
+    <w:p>
+      <w:pPr>
+        <w:numPr>
+          <w:ilvl w:val="0"/>
+          <w:numId w:val="1013"/>
+        </w:numPr>
+      </w:pPr>
+      <w:r>
+        <w:t xml:space="preserve">15:56:26-15:56:27 - серия системных задач:</w:t>
+      </w:r>
+    </w:p>
+    <w:p>
+      <w:pPr>
+        <w:numPr>
+          <w:ilvl w:val="1"/>
+          <w:numId w:val="1014"/>
+        </w:numPr>
+        <w:pStyle w:val="Compact"/>
+      </w:pPr>
+      <w:r>
+        <w:t xml:space="preserve">Запуск обновления кэша документации (man-db-cache-update.service).</w:t>
+      </w:r>
+    </w:p>
+    <w:p>
+      <w:pPr>
+        <w:numPr>
+          <w:ilvl w:val="1"/>
+          <w:numId w:val="1014"/>
+        </w:numPr>
+        <w:pStyle w:val="Compact"/>
+      </w:pPr>
+      <w:r>
+        <w:t xml:space="preserve">Старт демона управления пакетами (PackageKit Daemon).</w:t>
+      </w:r>
+    </w:p>
+    <w:p>
+      <w:pPr>
+        <w:pStyle w:val="FirstParagraph"/>
+      </w:pPr>
+      <w:r>
+        <w:t xml:space="preserve">Информация с клиента:</w:t>
+      </w:r>
+    </w:p>
+    <w:p>
+      <w:pPr>
+        <w:numPr>
+          <w:ilvl w:val="0"/>
+          <w:numId w:val="1015"/>
+        </w:numPr>
+      </w:pPr>
+      <w:r>
+        <w:t xml:space="preserve">15:54:34 - остановка службы NetworkManager-dispatcher.service (деактивация)</w:t>
+      </w:r>
+    </w:p>
+    <w:p>
+      <w:pPr>
+        <w:numPr>
+          <w:ilvl w:val="0"/>
+          <w:numId w:val="1015"/>
+        </w:numPr>
+      </w:pPr>
+      <w:r>
+        <w:t xml:space="preserve">15:54:35 - остановка двух связанных служб:</w:t>
+      </w:r>
+    </w:p>
+    <w:p>
+      <w:pPr>
+        <w:numPr>
+          <w:ilvl w:val="1"/>
+          <w:numId w:val="1016"/>
+        </w:numPr>
+        <w:pStyle w:val="Compact"/>
+      </w:pPr>
+      <w:r>
+        <w:t xml:space="preserve">dbus–:1.1-org.fedoraproject.SetroubleshootPrivileged@2.service.</w:t>
+      </w:r>
+    </w:p>
+    <w:p>
+      <w:pPr>
+        <w:numPr>
+          <w:ilvl w:val="1"/>
+          <w:numId w:val="1016"/>
+        </w:numPr>
+        <w:pStyle w:val="Compact"/>
+      </w:pPr>
+      <w:r>
+        <w:t xml:space="preserve">setroubleshootd.service (диагностика SELinux)</w:t>
+      </w:r>
+    </w:p>
+    <w:p>
+      <w:pPr>
+        <w:pStyle w:val="FirstParagraph"/>
+      </w:pPr>
+      <w:r>
+        <w:t xml:space="preserve">Как мы можем видеть, логи демонстрируют нормальную эксплуатацию систем без аномалий или сбоев. Все зафиксированные операции являются частью стандартного жизненного цикла системных служб в Linux-среде.</w:t>
+      </w:r>
+    </w:p>
+    <w:bookmarkEnd w:id="59"/>
+    <w:bookmarkStart w:id="78" w:name="X15490050d3871a104e1c9f0460ba8209903e81c"/>
     <w:p>
       <w:pPr>
         <w:pStyle w:val="Heading3"/>
@@ -1136,25 +1203,25 @@
         <w:rPr>
           <w:rStyle w:val="SectionNumber"/>
         </w:rPr>
-        <w:t xml:space="preserve">2.1.3</w:t>
+        <w:t xml:space="preserve">2.1.4</w:t>
       </w:r>
       <w:r>
         <w:tab/>
       </w:r>
       <w:r>
-        <w:t xml:space="preserve">Настройка Port Forwarding и Masquerading</w:t>
+        <w:t xml:space="preserve">Внесение изменений в настройки внутреннего окружения виртуальных машин</w:t>
       </w:r>
     </w:p>
     <w:p>
       <w:pPr>
         <w:numPr>
           <w:ilvl w:val="0"/>
-          <w:numId w:val="1014"/>
+          <w:numId w:val="1017"/>
         </w:numPr>
         <w:pStyle w:val="Compact"/>
       </w:pPr>
       <w:r>
-        <w:t xml:space="preserve">На сервере посмотрите, активирована ли в ядре системы возможность перенаправления IPv4-пакетов пакетов: (рис. 13)</w:t>
+        <w:t xml:space="preserve">На виртуальной машине server перейдите в каталог для внесения изменений в настройки внутреннего окружения /vagrant/provision/server/, создайте в нём каталог netlog, в который поместите в соответствующие подкаталоги конфигурационные файлы:(рис. 13)</w:t>
       </w:r>
     </w:p>
     <w:p>
@@ -1164,20 +1231,20 @@
       <w:r>
         <w:drawing>
           <wp:inline>
-            <wp:extent cx="4800600" cy="1718661"/>
+            <wp:extent cx="4800600" cy="437182"/>
             <wp:effectExtent b="0" l="0" r="0" t="0"/>
-            <wp:docPr descr="Просматриваем активированные IPv4-пакеты" title="" id="60" name="Picture"/>
+            <wp:docPr descr="Вносим изменения в настройки внутреннего окружения" title="" id="61" name="Picture"/>
             <a:graphic>
               <a:graphicData uri="http://schemas.openxmlformats.org/drawingml/2006/picture">
                 <pic:pic>
                   <pic:nvPicPr>
-                    <pic:cNvPr descr="image/15.png" id="61" name="Picture"/>
+                    <pic:cNvPr descr="image/13.png" id="62" name="Picture"/>
                     <pic:cNvPicPr>
                       <a:picLocks noChangeArrowheads="1" noChangeAspect="1"/>
                     </pic:cNvPicPr>
                   </pic:nvPicPr>
                   <pic:blipFill>
-                    <a:blip r:embed="rId59"/>
+                    <a:blip r:embed="rId60"/>
                     <a:stretch>
                       <a:fillRect/>
                     </a:stretch>
@@ -1185,7 +1252,7 @@
                   <pic:spPr bwMode="auto">
                     <a:xfrm>
                       <a:off x="0" y="0"/>
-                      <a:ext cx="4800600" cy="1718661"/>
+                      <a:ext cx="4800600" cy="437182"/>
                     </a:xfrm>
                     <a:prstGeom prst="rect">
                       <a:avLst/>
@@ -1209,19 +1276,19 @@
         <w:pStyle w:val="ImageCaption"/>
       </w:pPr>
       <w:r>
-        <w:t xml:space="preserve">Рис. 13: Просматриваем активированные IPv4-пакеты</w:t>
+        <w:t xml:space="preserve">Рис. 13: Вносим изменения в настройки внутреннего окружения</w:t>
       </w:r>
     </w:p>
     <w:p>
       <w:pPr>
         <w:numPr>
           <w:ilvl w:val="0"/>
-          <w:numId w:val="1015"/>
+          <w:numId w:val="1018"/>
         </w:numPr>
         <w:pStyle w:val="Compact"/>
       </w:pPr>
       <w:r>
-        <w:t xml:space="preserve">Включите перенаправление IPv4-пакетов на сервере:(рис. 14)</w:t>
+        <w:t xml:space="preserve">В каталоге /vagrant/provision/server создайте исполняемый файл netlog.sh. Открыв его на редактирование, пропишите в нём следующий скрипт:(рис. 14)</w:t>
       </w:r>
     </w:p>
     <w:p>
@@ -1231,20 +1298,20 @@
       <w:r>
         <w:drawing>
           <wp:inline>
-            <wp:extent cx="4800600" cy="654414"/>
+            <wp:extent cx="4800600" cy="1812858"/>
             <wp:effectExtent b="0" l="0" r="0" t="0"/>
-            <wp:docPr descr="Включаем перенаправление IPv4-пакетов" title="" id="63" name="Picture"/>
+            <wp:docPr descr="Файл netlog.sh для сервера" title="" id="64" name="Picture"/>
             <a:graphic>
               <a:graphicData uri="http://schemas.openxmlformats.org/drawingml/2006/picture">
                 <pic:pic>
                   <pic:nvPicPr>
-                    <pic:cNvPr descr="image/16.png" id="64" name="Picture"/>
+                    <pic:cNvPr descr="image/14.png" id="65" name="Picture"/>
                     <pic:cNvPicPr>
                       <a:picLocks noChangeArrowheads="1" noChangeAspect="1"/>
                     </pic:cNvPicPr>
                   </pic:nvPicPr>
                   <pic:blipFill>
-                    <a:blip r:embed="rId62"/>
+                    <a:blip r:embed="rId63"/>
                     <a:stretch>
                       <a:fillRect/>
                     </a:stretch>
@@ -1252,7 +1319,7 @@
                   <pic:spPr bwMode="auto">
                     <a:xfrm>
                       <a:off x="0" y="0"/>
-                      <a:ext cx="4800600" cy="654414"/>
+                      <a:ext cx="4800600" cy="1812858"/>
                     </a:xfrm>
                     <a:prstGeom prst="rect">
                       <a:avLst/>
@@ -1276,19 +1343,19 @@
         <w:pStyle w:val="ImageCaption"/>
       </w:pPr>
       <w:r>
-        <w:t xml:space="preserve">Рис. 14: Включаем перенаправление IPv4-пакетов</w:t>
+        <w:t xml:space="preserve">Рис. 14: Файл netlog.sh для сервера</w:t>
       </w:r>
     </w:p>
     <w:p>
       <w:pPr>
         <w:numPr>
           <w:ilvl w:val="0"/>
-          <w:numId w:val="1016"/>
+          <w:numId w:val="1019"/>
         </w:numPr>
         <w:pStyle w:val="Compact"/>
       </w:pPr>
       <w:r>
-        <w:t xml:space="preserve">Включите маскарадинг на сервере:(рис. 15)</w:t>
+        <w:t xml:space="preserve">На виртуальной машине client перейдите в каталог для внесения изменений в настройки внутреннего окружения /vagrant/provision/client/, создайте в нём каталог nentlog, в который поместите в соответствующие подкаталоги конфигурационные файлы:(рис. 15)</w:t>
       </w:r>
     </w:p>
     <w:p>
@@ -1298,20 +1365,20 @@
       <w:r>
         <w:drawing>
           <wp:inline>
-            <wp:extent cx="4800600" cy="785980"/>
+            <wp:extent cx="4800600" cy="672937"/>
             <wp:effectExtent b="0" l="0" r="0" t="0"/>
-            <wp:docPr descr="Включаем маскарадинг" title="" id="66" name="Picture"/>
+            <wp:docPr descr="Вносим изменения в настройки внутреннего окружения" title="" id="67" name="Picture"/>
             <a:graphic>
               <a:graphicData uri="http://schemas.openxmlformats.org/drawingml/2006/picture">
                 <pic:pic>
                   <pic:nvPicPr>
-                    <pic:cNvPr descr="image/17.png" id="67" name="Picture"/>
+                    <pic:cNvPr descr="image/15.png" id="68" name="Picture"/>
                     <pic:cNvPicPr>
                       <a:picLocks noChangeArrowheads="1" noChangeAspect="1"/>
                     </pic:cNvPicPr>
                   </pic:nvPicPr>
                   <pic:blipFill>
-                    <a:blip r:embed="rId65"/>
+                    <a:blip r:embed="rId66"/>
                     <a:stretch>
                       <a:fillRect/>
                     </a:stretch>
@@ -1319,7 +1386,7 @@
                   <pic:spPr bwMode="auto">
                     <a:xfrm>
                       <a:off x="0" y="0"/>
-                      <a:ext cx="4800600" cy="785980"/>
+                      <a:ext cx="4800600" cy="672937"/>
                     </a:xfrm>
                     <a:prstGeom prst="rect">
                       <a:avLst/>
@@ -1343,19 +1410,19 @@
         <w:pStyle w:val="ImageCaption"/>
       </w:pPr>
       <w:r>
-        <w:t xml:space="preserve">Рис. 15: Включаем маскарадинг</w:t>
+        <w:t xml:space="preserve">Рис. 15: Вносим изменения в настройки внутреннего окружения</w:t>
       </w:r>
     </w:p>
     <w:p>
       <w:pPr>
         <w:numPr>
           <w:ilvl w:val="0"/>
-          <w:numId w:val="1017"/>
+          <w:numId w:val="1020"/>
         </w:numPr>
         <w:pStyle w:val="Compact"/>
       </w:pPr>
       <w:r>
-        <w:t xml:space="preserve">На клиенте проверьте доступность выхода в Интернет.(рис. 16)</w:t>
+        <w:t xml:space="preserve">В каталоге /vagrant/provision/client создайте исполняемый файл netlog.sh. Открыв его на редактирование, пропишите в нём следующий скрипт:(рис. 16)</w:t>
       </w:r>
     </w:p>
     <w:p>
@@ -1365,20 +1432,20 @@
       <w:r>
         <w:drawing>
           <wp:inline>
-            <wp:extent cx="4800600" cy="2585234"/>
+            <wp:extent cx="4800600" cy="1938841"/>
             <wp:effectExtent b="0" l="0" r="0" t="0"/>
-            <wp:docPr descr="Проверяем доступ в интернет" title="" id="69" name="Picture"/>
+            <wp:docPr descr="Файл netlog.sh для клиента" title="" id="70" name="Picture"/>
             <a:graphic>
               <a:graphicData uri="http://schemas.openxmlformats.org/drawingml/2006/picture">
                 <pic:pic>
                   <pic:nvPicPr>
-                    <pic:cNvPr descr="image/18.png" id="70" name="Picture"/>
+                    <pic:cNvPr descr="image/16.png" id="71" name="Picture"/>
                     <pic:cNvPicPr>
                       <a:picLocks noChangeArrowheads="1" noChangeAspect="1"/>
                     </pic:cNvPicPr>
                   </pic:nvPicPr>
                   <pic:blipFill>
-                    <a:blip r:embed="rId68"/>
+                    <a:blip r:embed="rId69"/>
                     <a:stretch>
                       <a:fillRect/>
                     </a:stretch>
@@ -1386,7 +1453,7 @@
                   <pic:spPr bwMode="auto">
                     <a:xfrm>
                       <a:off x="0" y="0"/>
-                      <a:ext cx="4800600" cy="2585234"/>
+                      <a:ext cx="4800600" cy="1938841"/>
                     </a:xfrm>
                     <a:prstGeom prst="rect">
                       <a:avLst/>
@@ -1410,38 +1477,19 @@
         <w:pStyle w:val="ImageCaption"/>
       </w:pPr>
       <w:r>
-        <w:t xml:space="preserve">Рис. 16: Проверяем доступ в интернет</w:t>
-      </w:r>
-    </w:p>
-    <w:bookmarkEnd w:id="71"/>
-    <w:bookmarkStart w:id="81" w:name="Xd636270ea8e9bb71f498bde6a96fb3a56434bd8"/>
-    <w:p>
-      <w:pPr>
-        <w:pStyle w:val="Heading3"/>
-      </w:pPr>
-      <w:r>
-        <w:rPr>
-          <w:rStyle w:val="SectionNumber"/>
-        </w:rPr>
-        <w:t xml:space="preserve">2.1.4</w:t>
-      </w:r>
-      <w:r>
-        <w:tab/>
-      </w:r>
-      <w:r>
-        <w:t xml:space="preserve">Внесение изменений в настройки внутреннего окружения виртуальной машины</w:t>
+        <w:t xml:space="preserve">Рис. 16: Файл netlog.sh для клиента</w:t>
       </w:r>
     </w:p>
     <w:p>
       <w:pPr>
         <w:numPr>
           <w:ilvl w:val="0"/>
-          <w:numId w:val="1018"/>
+          <w:numId w:val="1021"/>
         </w:numPr>
         <w:pStyle w:val="Compact"/>
       </w:pPr>
       <w:r>
-        <w:t xml:space="preserve">На виртуальной машине server перейдите в каталог для внесения изменений в настройки внутреннего окружения /vagrant/provision/server/, создайте в нём каталог firewall, в который поместите в соответствующие подкаталоги конфигура- ционные файлы FirewallD:(рис. 17)</w:t>
+        <w:t xml:space="preserve">Для отработки созданных скриптов во время загрузки виртуальных машин server и client в конфигурационном файле Vagrantfile необходимо добавить в соответствующих разделах конфигураций для сервера и клиента: (рис. 17),(рис. 18)</w:t>
       </w:r>
     </w:p>
     <w:p>
@@ -1451,14 +1499,14 @@
       <w:r>
         <w:drawing>
           <wp:inline>
-            <wp:extent cx="4800600" cy="991121"/>
+            <wp:extent cx="4726004" cy="933650"/>
             <wp:effectExtent b="0" l="0" r="0" t="0"/>
-            <wp:docPr descr="Вносим изменения в настройки внутреннего окружения" title="" id="73" name="Picture"/>
+            <wp:docPr descr="Файл Vagrantfile" title="" id="73" name="Picture"/>
             <a:graphic>
               <a:graphicData uri="http://schemas.openxmlformats.org/drawingml/2006/picture">
                 <pic:pic>
                   <pic:nvPicPr>
-                    <pic:cNvPr descr="image/19.png" id="74" name="Picture"/>
+                    <pic:cNvPr descr="image/17.png" id="74" name="Picture"/>
                     <pic:cNvPicPr>
                       <a:picLocks noChangeArrowheads="1" noChangeAspect="1"/>
                     </pic:cNvPicPr>
@@ -1472,7 +1520,7 @@
                   <pic:spPr bwMode="auto">
                     <a:xfrm>
                       <a:off x="0" y="0"/>
-                      <a:ext cx="4800600" cy="991121"/>
+                      <a:ext cx="4726004" cy="933650"/>
                     </a:xfrm>
                     <a:prstGeom prst="rect">
                       <a:avLst/>
@@ -1496,27 +1544,7 @@
         <w:pStyle w:val="ImageCaption"/>
       </w:pPr>
       <w:r>
-        <w:t xml:space="preserve">Рис. 17: Вносим изменения в настройки внутреннего окружения</w:t>
-      </w:r>
-    </w:p>
-    <w:p>
-      <w:pPr>
-        <w:numPr>
-          <w:ilvl w:val="0"/>
-          <w:numId w:val="1019"/>
-        </w:numPr>
-        <w:pStyle w:val="Compact"/>
-      </w:pPr>
-      <w:r>
-        <w:t xml:space="preserve">В каталоге /vagrant/provision/server создайте файл firewall.sh.</w:t>
-      </w:r>
-    </w:p>
-    <w:p>
-      <w:pPr>
-        <w:pStyle w:val="FirstParagraph"/>
-      </w:pPr>
-      <w:r>
-        <w:t xml:space="preserve">Открыв его на редактирование, пропишите в нём следующий скрипт:(рис. 18)</w:t>
+        <w:t xml:space="preserve">Рис. 17: Файл Vagrantfile</w:t>
       </w:r>
     </w:p>
     <w:p>
@@ -1526,14 +1554,14 @@
       <w:r>
         <w:drawing>
           <wp:inline>
-            <wp:extent cx="4800600" cy="1809773"/>
+            <wp:extent cx="4629751" cy="924025"/>
             <wp:effectExtent b="0" l="0" r="0" t="0"/>
-            <wp:docPr descr="Редактируем firewall.sh" title="" id="76" name="Picture"/>
+            <wp:docPr descr="Файл Vagrantfile" title="" id="76" name="Picture"/>
             <a:graphic>
               <a:graphicData uri="http://schemas.openxmlformats.org/drawingml/2006/picture">
                 <pic:pic>
                   <pic:nvPicPr>
-                    <pic:cNvPr descr="image/20.png" id="77" name="Picture"/>
+                    <pic:cNvPr descr="image/18.png" id="77" name="Picture"/>
                     <pic:cNvPicPr>
                       <a:picLocks noChangeArrowheads="1" noChangeAspect="1"/>
                     </pic:cNvPicPr>
@@ -1547,7 +1575,7 @@
                   <pic:spPr bwMode="auto">
                     <a:xfrm>
                       <a:off x="0" y="0"/>
-                      <a:ext cx="4800600" cy="1809773"/>
+                      <a:ext cx="4629751" cy="924025"/>
                     </a:xfrm>
                     <a:prstGeom prst="rect">
                       <a:avLst/>
@@ -1571,80 +1599,13 @@
         <w:pStyle w:val="ImageCaption"/>
       </w:pPr>
       <w:r>
-        <w:t xml:space="preserve">Рис. 18: Редактируем firewall.sh</w:t>
-      </w:r>
-    </w:p>
-    <w:p>
-      <w:pPr>
-        <w:numPr>
-          <w:ilvl w:val="0"/>
-          <w:numId w:val="1020"/>
-        </w:numPr>
-        <w:pStyle w:val="Compact"/>
-      </w:pPr>
-      <w:r>
-        <w:t xml:space="preserve">Для отработки созданного скрипта во время загрузки виртуальной машины server в конфигурационном файле Vagrantfile необходимо добавить в разделе конфигурации для сервера:(рис. 19)</w:t>
-      </w:r>
-    </w:p>
-    <w:p>
-      <w:pPr>
-        <w:pStyle w:val="CaptionedFigure"/>
-      </w:pPr>
-      <w:r>
-        <w:drawing>
-          <wp:inline>
-            <wp:extent cx="4800600" cy="1113311"/>
-            <wp:effectExtent b="0" l="0" r="0" t="0"/>
-            <wp:docPr descr="Вносим изменения в Vagrantfile" title="" id="79" name="Picture"/>
-            <a:graphic>
-              <a:graphicData uri="http://schemas.openxmlformats.org/drawingml/2006/picture">
-                <pic:pic>
-                  <pic:nvPicPr>
-                    <pic:cNvPr descr="image/21.png" id="80" name="Picture"/>
-                    <pic:cNvPicPr>
-                      <a:picLocks noChangeArrowheads="1" noChangeAspect="1"/>
-                    </pic:cNvPicPr>
-                  </pic:nvPicPr>
-                  <pic:blipFill>
-                    <a:blip r:embed="rId78"/>
-                    <a:stretch>
-                      <a:fillRect/>
-                    </a:stretch>
-                  </pic:blipFill>
-                  <pic:spPr bwMode="auto">
-                    <a:xfrm>
-                      <a:off x="0" y="0"/>
-                      <a:ext cx="4800600" cy="1113311"/>
-                    </a:xfrm>
-                    <a:prstGeom prst="rect">
-                      <a:avLst/>
-                    </a:prstGeom>
-                    <a:noFill/>
-                    <a:ln w="9525">
-                      <a:noFill/>
-                      <a:headEnd/>
-                      <a:tailEnd/>
-                    </a:ln>
-                  </pic:spPr>
-                </pic:pic>
-              </a:graphicData>
-            </a:graphic>
-          </wp:inline>
-        </w:drawing>
-      </w:r>
-    </w:p>
-    <w:p>
-      <w:pPr>
-        <w:pStyle w:val="ImageCaption"/>
-      </w:pPr>
-      <w:r>
-        <w:t xml:space="preserve">Рис. 19: Вносим изменения в Vagrantfile</w:t>
-      </w:r>
-    </w:p>
-    <w:bookmarkEnd w:id="81"/>
-    <w:bookmarkEnd w:id="82"/>
-    <w:bookmarkEnd w:id="83"/>
-    <w:bookmarkStart w:id="84" w:name="выводы"/>
+        <w:t xml:space="preserve">Рис. 18: Файл Vagrantfile</w:t>
+      </w:r>
+    </w:p>
+    <w:bookmarkEnd w:id="78"/>
+    <w:bookmarkEnd w:id="79"/>
+    <w:bookmarkEnd w:id="80"/>
+    <w:bookmarkStart w:id="81" w:name="выводы"/>
     <w:p>
       <w:pPr>
         <w:pStyle w:val="Heading1"/>
@@ -1667,11 +1628,11 @@
         <w:pStyle w:val="FirstParagraph"/>
       </w:pPr>
       <w:r>
-        <w:t xml:space="preserve">Получили навыки настройки межсетевого экрана в Linux в части переадресации портов и настройки Masquerading. Добавили в Vagrantfile необходимый раздел для дальнейшей работы с машинами server и client.</w:t>
-      </w:r>
-    </w:p>
-    <w:bookmarkEnd w:id="84"/>
-    <w:bookmarkStart w:id="86" w:name="список-литературы"/>
+        <w:t xml:space="preserve">Получили навыки работы с журналами системных событий. Так же провели анализ некоторых записей.</w:t>
+      </w:r>
+    </w:p>
+    <w:bookmarkEnd w:id="81"/>
+    <w:bookmarkStart w:id="83" w:name="список-литературы"/>
     <w:p>
       <w:pPr>
         <w:pStyle w:val="Heading1"/>
@@ -1680,9 +1641,9 @@
         <w:t xml:space="preserve">Список литературы</w:t>
       </w:r>
     </w:p>
-    <w:bookmarkStart w:id="85" w:name="refs"/>
-    <w:bookmarkEnd w:id="85"/>
-    <w:bookmarkEnd w:id="86"/>
+    <w:bookmarkStart w:id="82" w:name="refs"/>
+    <w:bookmarkEnd w:id="82"/>
+    <w:bookmarkEnd w:id="83"/>
     <w:sectPr/>
   </w:body>
 </w:document>
@@ -1874,6 +1835,91 @@
       </w:pPr>
     </w:lvl>
   </w:abstractNum>
+  <w:abstractNum w:abstractNumId="99412">
+    <w:nsid w:val="A99412"/>
+    <w:multiLevelType w:val="multilevel"/>
+    <w:lvl w:ilvl="0">
+      <w:start w:val="2"/>
+      <w:numFmt w:val="decimal"/>
+      <w:lvlText w:val="%1."/>
+      <w:lvlJc w:val="left"/>
+      <w:pPr>
+        <w:ind w:left="720" w:hanging="480"/>
+      </w:pPr>
+    </w:lvl>
+    <w:lvl w:ilvl="1">
+      <w:start w:val="2"/>
+      <w:numFmt w:val="decimal"/>
+      <w:lvlText w:val="%2."/>
+      <w:lvlJc w:val="left"/>
+      <w:pPr>
+        <w:ind w:left="1440" w:hanging="480"/>
+      </w:pPr>
+    </w:lvl>
+    <w:lvl w:ilvl="2">
+      <w:start w:val="2"/>
+      <w:numFmt w:val="decimal"/>
+      <w:lvlText w:val="%3."/>
+      <w:lvlJc w:val="left"/>
+      <w:pPr>
+        <w:ind w:left="2160" w:hanging="480"/>
+      </w:pPr>
+    </w:lvl>
+    <w:lvl w:ilvl="3">
+      <w:start w:val="2"/>
+      <w:numFmt w:val="decimal"/>
+      <w:lvlText w:val="%4."/>
+      <w:lvlJc w:val="left"/>
+      <w:pPr>
+        <w:ind w:left="2880" w:hanging="480"/>
+      </w:pPr>
+    </w:lvl>
+    <w:lvl w:ilvl="4">
+      <w:start w:val="2"/>
+      <w:numFmt w:val="decimal"/>
+      <w:lvlText w:val="%5."/>
+      <w:lvlJc w:val="left"/>
+      <w:pPr>
+        <w:ind w:left="3600" w:hanging="480"/>
+      </w:pPr>
+    </w:lvl>
+    <w:lvl w:ilvl="5">
+      <w:start w:val="2"/>
+      <w:numFmt w:val="decimal"/>
+      <w:lvlText w:val="%6."/>
+      <w:lvlJc w:val="left"/>
+      <w:pPr>
+        <w:ind w:left="4320" w:hanging="480"/>
+      </w:pPr>
+    </w:lvl>
+    <w:lvl w:ilvl="6">
+      <w:start w:val="2"/>
+      <w:numFmt w:val="decimal"/>
+      <w:lvlText w:val="%7."/>
+      <w:lvlJc w:val="left"/>
+      <w:pPr>
+        <w:ind w:left="5040" w:hanging="480"/>
+      </w:pPr>
+    </w:lvl>
+    <w:lvl w:ilvl="7">
+      <w:start w:val="2"/>
+      <w:numFmt w:val="decimal"/>
+      <w:lvlText w:val="%8."/>
+      <w:lvlJc w:val="left"/>
+      <w:pPr>
+        <w:ind w:left="5760" w:hanging="480"/>
+      </w:pPr>
+    </w:lvl>
+    <w:lvl w:ilvl="8">
+      <w:start w:val="2"/>
+      <w:numFmt w:val="decimal"/>
+      <w:lvlText w:val="%9."/>
+      <w:lvlJc w:val="left"/>
+      <w:pPr>
+        <w:ind w:left="6480" w:hanging="480"/>
+      </w:pPr>
+    </w:lvl>
+  </w:abstractNum>
   <w:abstractNum w:abstractNumId="99413">
     <w:nsid w:val="A99413"/>
     <w:multiLevelType w:val="multilevel"/>
@@ -2036,91 +2082,6 @@
     </w:lvl>
     <w:lvl w:ilvl="8">
       <w:start w:val="4"/>
-      <w:numFmt w:val="decimal"/>
-      <w:lvlText w:val="%9."/>
-      <w:lvlJc w:val="left"/>
-      <w:pPr>
-        <w:ind w:left="6480" w:hanging="480"/>
-      </w:pPr>
-    </w:lvl>
-  </w:abstractNum>
-  <w:abstractNum w:abstractNumId="99415">
-    <w:nsid w:val="A99415"/>
-    <w:multiLevelType w:val="multilevel"/>
-    <w:lvl w:ilvl="0">
-      <w:start w:val="5"/>
-      <w:numFmt w:val="decimal"/>
-      <w:lvlText w:val="%1."/>
-      <w:lvlJc w:val="left"/>
-      <w:pPr>
-        <w:ind w:left="720" w:hanging="480"/>
-      </w:pPr>
-    </w:lvl>
-    <w:lvl w:ilvl="1">
-      <w:start w:val="5"/>
-      <w:numFmt w:val="decimal"/>
-      <w:lvlText w:val="%2."/>
-      <w:lvlJc w:val="left"/>
-      <w:pPr>
-        <w:ind w:left="1440" w:hanging="480"/>
-      </w:pPr>
-    </w:lvl>
-    <w:lvl w:ilvl="2">
-      <w:start w:val="5"/>
-      <w:numFmt w:val="decimal"/>
-      <w:lvlText w:val="%3."/>
-      <w:lvlJc w:val="left"/>
-      <w:pPr>
-        <w:ind w:left="2160" w:hanging="480"/>
-      </w:pPr>
-    </w:lvl>
-    <w:lvl w:ilvl="3">
-      <w:start w:val="5"/>
-      <w:numFmt w:val="decimal"/>
-      <w:lvlText w:val="%4."/>
-      <w:lvlJc w:val="left"/>
-      <w:pPr>
-        <w:ind w:left="2880" w:hanging="480"/>
-      </w:pPr>
-    </w:lvl>
-    <w:lvl w:ilvl="4">
-      <w:start w:val="5"/>
-      <w:numFmt w:val="decimal"/>
-      <w:lvlText w:val="%5."/>
-      <w:lvlJc w:val="left"/>
-      <w:pPr>
-        <w:ind w:left="3600" w:hanging="480"/>
-      </w:pPr>
-    </w:lvl>
-    <w:lvl w:ilvl="5">
-      <w:start w:val="5"/>
-      <w:numFmt w:val="decimal"/>
-      <w:lvlText w:val="%6."/>
-      <w:lvlJc w:val="left"/>
-      <w:pPr>
-        <w:ind w:left="4320" w:hanging="480"/>
-      </w:pPr>
-    </w:lvl>
-    <w:lvl w:ilvl="6">
-      <w:start w:val="5"/>
-      <w:numFmt w:val="decimal"/>
-      <w:lvlText w:val="%7."/>
-      <w:lvlJc w:val="left"/>
-      <w:pPr>
-        <w:ind w:left="5040" w:hanging="480"/>
-      </w:pPr>
-    </w:lvl>
-    <w:lvl w:ilvl="7">
-      <w:start w:val="5"/>
-      <w:numFmt w:val="decimal"/>
-      <w:lvlText w:val="%8."/>
-      <w:lvlJc w:val="left"/>
-      <w:pPr>
-        <w:ind w:left="5760" w:hanging="480"/>
-      </w:pPr>
-    </w:lvl>
-    <w:lvl w:ilvl="8">
-      <w:start w:val="5"/>
       <w:numFmt w:val="decimal"/>
       <w:lvlText w:val="%9."/>
       <w:lvlJc w:val="left"/>
@@ -2205,96 +2166,96 @@
       </w:pPr>
     </w:lvl>
   </w:abstractNum>
-  <w:abstractNum w:abstractNumId="99416">
-    <w:nsid w:val="A99416"/>
+  <w:abstractNum w:abstractNumId="99421">
+    <w:nsid w:val="A99421"/>
     <w:multiLevelType w:val="multilevel"/>
     <w:lvl w:ilvl="0">
-      <w:start w:val="6"/>
-      <w:numFmt w:val="decimal"/>
-      <w:lvlText w:val="%1."/>
+      <w:start w:val="1"/>
+      <w:numFmt w:val="decimal"/>
+      <w:lvlText w:val="%1)"/>
       <w:lvlJc w:val="left"/>
       <w:pPr>
         <w:ind w:left="720" w:hanging="480"/>
       </w:pPr>
     </w:lvl>
     <w:lvl w:ilvl="1">
-      <w:start w:val="6"/>
-      <w:numFmt w:val="decimal"/>
-      <w:lvlText w:val="%2."/>
+      <w:start w:val="1"/>
+      <w:numFmt w:val="decimal"/>
+      <w:lvlText w:val="%2)"/>
       <w:lvlJc w:val="left"/>
       <w:pPr>
         <w:ind w:left="1440" w:hanging="480"/>
       </w:pPr>
     </w:lvl>
     <w:lvl w:ilvl="2">
-      <w:start w:val="6"/>
-      <w:numFmt w:val="decimal"/>
-      <w:lvlText w:val="%3."/>
+      <w:start w:val="1"/>
+      <w:numFmt w:val="decimal"/>
+      <w:lvlText w:val="%3)"/>
       <w:lvlJc w:val="left"/>
       <w:pPr>
         <w:ind w:left="2160" w:hanging="480"/>
       </w:pPr>
     </w:lvl>
     <w:lvl w:ilvl="3">
-      <w:start w:val="6"/>
-      <w:numFmt w:val="decimal"/>
-      <w:lvlText w:val="%4."/>
+      <w:start w:val="1"/>
+      <w:numFmt w:val="decimal"/>
+      <w:lvlText w:val="%4)"/>
       <w:lvlJc w:val="left"/>
       <w:pPr>
         <w:ind w:left="2880" w:hanging="480"/>
       </w:pPr>
     </w:lvl>
     <w:lvl w:ilvl="4">
-      <w:start w:val="6"/>
-      <w:numFmt w:val="decimal"/>
-      <w:lvlText w:val="%5."/>
+      <w:start w:val="1"/>
+      <w:numFmt w:val="decimal"/>
+      <w:lvlText w:val="%5)"/>
       <w:lvlJc w:val="left"/>
       <w:pPr>
         <w:ind w:left="3600" w:hanging="480"/>
       </w:pPr>
     </w:lvl>
     <w:lvl w:ilvl="5">
-      <w:start w:val="6"/>
-      <w:numFmt w:val="decimal"/>
-      <w:lvlText w:val="%6."/>
+      <w:start w:val="1"/>
+      <w:numFmt w:val="decimal"/>
+      <w:lvlText w:val="%6)"/>
       <w:lvlJc w:val="left"/>
       <w:pPr>
         <w:ind w:left="4320" w:hanging="480"/>
       </w:pPr>
     </w:lvl>
     <w:lvl w:ilvl="6">
-      <w:start w:val="6"/>
-      <w:numFmt w:val="decimal"/>
-      <w:lvlText w:val="%7."/>
+      <w:start w:val="1"/>
+      <w:numFmt w:val="decimal"/>
+      <w:lvlText w:val="%7)"/>
       <w:lvlJc w:val="left"/>
       <w:pPr>
         <w:ind w:left="5040" w:hanging="480"/>
       </w:pPr>
     </w:lvl>
     <w:lvl w:ilvl="7">
-      <w:start w:val="6"/>
-      <w:numFmt w:val="decimal"/>
-      <w:lvlText w:val="%8."/>
+      <w:start w:val="1"/>
+      <w:numFmt w:val="decimal"/>
+      <w:lvlText w:val="%8)"/>
       <w:lvlJc w:val="left"/>
       <w:pPr>
         <w:ind w:left="5760" w:hanging="480"/>
       </w:pPr>
     </w:lvl>
     <w:lvl w:ilvl="8">
-      <w:start w:val="6"/>
-      <w:numFmt w:val="decimal"/>
-      <w:lvlText w:val="%9."/>
+      <w:start w:val="1"/>
+      <w:numFmt w:val="decimal"/>
+      <w:lvlText w:val="%9)"/>
       <w:lvlJc w:val="left"/>
       <w:pPr>
         <w:ind w:left="6480" w:hanging="480"/>
       </w:pPr>
     </w:lvl>
   </w:abstractNum>
-  <w:abstractNum w:abstractNumId="99417">
-    <w:nsid w:val="A99417"/>
+  <w:abstractNum w:abstractNumId="99415">
+    <w:nsid w:val="A99415"/>
     <w:multiLevelType w:val="multilevel"/>
     <w:lvl w:ilvl="0">
-      <w:start w:val="7"/>
+      <w:start w:val="5"/>
       <w:numFmt w:val="decimal"/>
       <w:lvlText w:val="%1."/>
       <w:lvlJc w:val="left"/>
@@ -2303,7 +2264,7 @@
       </w:pPr>
     </w:lvl>
     <w:lvl w:ilvl="1">
-      <w:start w:val="7"/>
+      <w:start w:val="5"/>
       <w:numFmt w:val="decimal"/>
       <w:lvlText w:val="%2."/>
       <w:lvlJc w:val="left"/>
@@ -2312,7 +2273,7 @@
       </w:pPr>
     </w:lvl>
     <w:lvl w:ilvl="2">
-      <w:start w:val="7"/>
+      <w:start w:val="5"/>
       <w:numFmt w:val="decimal"/>
       <w:lvlText w:val="%3."/>
       <w:lvlJc w:val="left"/>
@@ -2321,7 +2282,7 @@
       </w:pPr>
     </w:lvl>
     <w:lvl w:ilvl="3">
-      <w:start w:val="7"/>
+      <w:start w:val="5"/>
       <w:numFmt w:val="decimal"/>
       <w:lvlText w:val="%4."/>
       <w:lvlJc w:val="left"/>
@@ -2330,7 +2291,7 @@
       </w:pPr>
     </w:lvl>
     <w:lvl w:ilvl="4">
-      <w:start w:val="7"/>
+      <w:start w:val="5"/>
       <w:numFmt w:val="decimal"/>
       <w:lvlText w:val="%5."/>
       <w:lvlJc w:val="left"/>
@@ -2339,7 +2300,7 @@
       </w:pPr>
     </w:lvl>
     <w:lvl w:ilvl="5">
-      <w:start w:val="7"/>
+      <w:start w:val="5"/>
       <w:numFmt w:val="decimal"/>
       <w:lvlText w:val="%6."/>
       <w:lvlJc w:val="left"/>
@@ -2348,7 +2309,7 @@
       </w:pPr>
     </w:lvl>
     <w:lvl w:ilvl="6">
-      <w:start w:val="7"/>
+      <w:start w:val="5"/>
       <w:numFmt w:val="decimal"/>
       <w:lvlText w:val="%7."/>
       <w:lvlJc w:val="left"/>
@@ -2357,7 +2318,7 @@
       </w:pPr>
     </w:lvl>
     <w:lvl w:ilvl="7">
-      <w:start w:val="7"/>
+      <w:start w:val="5"/>
       <w:numFmt w:val="decimal"/>
       <w:lvlText w:val="%8."/>
       <w:lvlJc w:val="left"/>
@@ -2366,347 +2327,7 @@
       </w:pPr>
     </w:lvl>
     <w:lvl w:ilvl="8">
-      <w:start w:val="7"/>
-      <w:numFmt w:val="decimal"/>
-      <w:lvlText w:val="%9."/>
-      <w:lvlJc w:val="left"/>
-      <w:pPr>
-        <w:ind w:left="6480" w:hanging="480"/>
-      </w:pPr>
-    </w:lvl>
-  </w:abstractNum>
-  <w:abstractNum w:abstractNumId="99418">
-    <w:nsid w:val="A99418"/>
-    <w:multiLevelType w:val="multilevel"/>
-    <w:lvl w:ilvl="0">
-      <w:start w:val="8"/>
-      <w:numFmt w:val="decimal"/>
-      <w:lvlText w:val="%1."/>
-      <w:lvlJc w:val="left"/>
-      <w:pPr>
-        <w:ind w:left="720" w:hanging="480"/>
-      </w:pPr>
-    </w:lvl>
-    <w:lvl w:ilvl="1">
-      <w:start w:val="8"/>
-      <w:numFmt w:val="decimal"/>
-      <w:lvlText w:val="%2."/>
-      <w:lvlJc w:val="left"/>
-      <w:pPr>
-        <w:ind w:left="1440" w:hanging="480"/>
-      </w:pPr>
-    </w:lvl>
-    <w:lvl w:ilvl="2">
-      <w:start w:val="8"/>
-      <w:numFmt w:val="decimal"/>
-      <w:lvlText w:val="%3."/>
-      <w:lvlJc w:val="left"/>
-      <w:pPr>
-        <w:ind w:left="2160" w:hanging="480"/>
-      </w:pPr>
-    </w:lvl>
-    <w:lvl w:ilvl="3">
-      <w:start w:val="8"/>
-      <w:numFmt w:val="decimal"/>
-      <w:lvlText w:val="%4."/>
-      <w:lvlJc w:val="left"/>
-      <w:pPr>
-        <w:ind w:left="2880" w:hanging="480"/>
-      </w:pPr>
-    </w:lvl>
-    <w:lvl w:ilvl="4">
-      <w:start w:val="8"/>
-      <w:numFmt w:val="decimal"/>
-      <w:lvlText w:val="%5."/>
-      <w:lvlJc w:val="left"/>
-      <w:pPr>
-        <w:ind w:left="3600" w:hanging="480"/>
-      </w:pPr>
-    </w:lvl>
-    <w:lvl w:ilvl="5">
-      <w:start w:val="8"/>
-      <w:numFmt w:val="decimal"/>
-      <w:lvlText w:val="%6."/>
-      <w:lvlJc w:val="left"/>
-      <w:pPr>
-        <w:ind w:left="4320" w:hanging="480"/>
-      </w:pPr>
-    </w:lvl>
-    <w:lvl w:ilvl="6">
-      <w:start w:val="8"/>
-      <w:numFmt w:val="decimal"/>
-      <w:lvlText w:val="%7."/>
-      <w:lvlJc w:val="left"/>
-      <w:pPr>
-        <w:ind w:left="5040" w:hanging="480"/>
-      </w:pPr>
-    </w:lvl>
-    <w:lvl w:ilvl="7">
-      <w:start w:val="8"/>
-      <w:numFmt w:val="decimal"/>
-      <w:lvlText w:val="%8."/>
-      <w:lvlJc w:val="left"/>
-      <w:pPr>
-        <w:ind w:left="5760" w:hanging="480"/>
-      </w:pPr>
-    </w:lvl>
-    <w:lvl w:ilvl="8">
-      <w:start w:val="8"/>
-      <w:numFmt w:val="decimal"/>
-      <w:lvlText w:val="%9."/>
-      <w:lvlJc w:val="left"/>
-      <w:pPr>
-        <w:ind w:left="6480" w:hanging="480"/>
-      </w:pPr>
-    </w:lvl>
-  </w:abstractNum>
-  <w:abstractNum w:abstractNumId="99419">
-    <w:nsid w:val="A99419"/>
-    <w:multiLevelType w:val="multilevel"/>
-    <w:lvl w:ilvl="0">
-      <w:start w:val="9"/>
-      <w:numFmt w:val="decimal"/>
-      <w:lvlText w:val="%1."/>
-      <w:lvlJc w:val="left"/>
-      <w:pPr>
-        <w:ind w:left="720" w:hanging="480"/>
-      </w:pPr>
-    </w:lvl>
-    <w:lvl w:ilvl="1">
-      <w:start w:val="9"/>
-      <w:numFmt w:val="decimal"/>
-      <w:lvlText w:val="%2."/>
-      <w:lvlJc w:val="left"/>
-      <w:pPr>
-        <w:ind w:left="1440" w:hanging="480"/>
-      </w:pPr>
-    </w:lvl>
-    <w:lvl w:ilvl="2">
-      <w:start w:val="9"/>
-      <w:numFmt w:val="decimal"/>
-      <w:lvlText w:val="%3."/>
-      <w:lvlJc w:val="left"/>
-      <w:pPr>
-        <w:ind w:left="2160" w:hanging="480"/>
-      </w:pPr>
-    </w:lvl>
-    <w:lvl w:ilvl="3">
-      <w:start w:val="9"/>
-      <w:numFmt w:val="decimal"/>
-      <w:lvlText w:val="%4."/>
-      <w:lvlJc w:val="left"/>
-      <w:pPr>
-        <w:ind w:left="2880" w:hanging="480"/>
-      </w:pPr>
-    </w:lvl>
-    <w:lvl w:ilvl="4">
-      <w:start w:val="9"/>
-      <w:numFmt w:val="decimal"/>
-      <w:lvlText w:val="%5."/>
-      <w:lvlJc w:val="left"/>
-      <w:pPr>
-        <w:ind w:left="3600" w:hanging="480"/>
-      </w:pPr>
-    </w:lvl>
-    <w:lvl w:ilvl="5">
-      <w:start w:val="9"/>
-      <w:numFmt w:val="decimal"/>
-      <w:lvlText w:val="%6."/>
-      <w:lvlJc w:val="left"/>
-      <w:pPr>
-        <w:ind w:left="4320" w:hanging="480"/>
-      </w:pPr>
-    </w:lvl>
-    <w:lvl w:ilvl="6">
-      <w:start w:val="9"/>
-      <w:numFmt w:val="decimal"/>
-      <w:lvlText w:val="%7."/>
-      <w:lvlJc w:val="left"/>
-      <w:pPr>
-        <w:ind w:left="5040" w:hanging="480"/>
-      </w:pPr>
-    </w:lvl>
-    <w:lvl w:ilvl="7">
-      <w:start w:val="9"/>
-      <w:numFmt w:val="decimal"/>
-      <w:lvlText w:val="%8."/>
-      <w:lvlJc w:val="left"/>
-      <w:pPr>
-        <w:ind w:left="5760" w:hanging="480"/>
-      </w:pPr>
-    </w:lvl>
-    <w:lvl w:ilvl="8">
-      <w:start w:val="9"/>
-      <w:numFmt w:val="decimal"/>
-      <w:lvlText w:val="%9."/>
-      <w:lvlJc w:val="left"/>
-      <w:pPr>
-        <w:ind w:left="6480" w:hanging="480"/>
-      </w:pPr>
-    </w:lvl>
-  </w:abstractNum>
-  <w:abstractNum w:abstractNumId="994110">
-    <w:nsid w:val="A994110"/>
-    <w:multiLevelType w:val="multilevel"/>
-    <w:lvl w:ilvl="0">
-      <w:start w:val="10"/>
-      <w:numFmt w:val="decimal"/>
-      <w:lvlText w:val="%1."/>
-      <w:lvlJc w:val="left"/>
-      <w:pPr>
-        <w:ind w:left="720" w:hanging="480"/>
-      </w:pPr>
-    </w:lvl>
-    <w:lvl w:ilvl="1">
-      <w:start w:val="10"/>
-      <w:numFmt w:val="decimal"/>
-      <w:lvlText w:val="%2."/>
-      <w:lvlJc w:val="left"/>
-      <w:pPr>
-        <w:ind w:left="1440" w:hanging="480"/>
-      </w:pPr>
-    </w:lvl>
-    <w:lvl w:ilvl="2">
-      <w:start w:val="10"/>
-      <w:numFmt w:val="decimal"/>
-      <w:lvlText w:val="%3."/>
-      <w:lvlJc w:val="left"/>
-      <w:pPr>
-        <w:ind w:left="2160" w:hanging="480"/>
-      </w:pPr>
-    </w:lvl>
-    <w:lvl w:ilvl="3">
-      <w:start w:val="10"/>
-      <w:numFmt w:val="decimal"/>
-      <w:lvlText w:val="%4."/>
-      <w:lvlJc w:val="left"/>
-      <w:pPr>
-        <w:ind w:left="2880" w:hanging="480"/>
-      </w:pPr>
-    </w:lvl>
-    <w:lvl w:ilvl="4">
-      <w:start w:val="10"/>
-      <w:numFmt w:val="decimal"/>
-      <w:lvlText w:val="%5."/>
-      <w:lvlJc w:val="left"/>
-      <w:pPr>
-        <w:ind w:left="3600" w:hanging="480"/>
-      </w:pPr>
-    </w:lvl>
-    <w:lvl w:ilvl="5">
-      <w:start w:val="10"/>
-      <w:numFmt w:val="decimal"/>
-      <w:lvlText w:val="%6."/>
-      <w:lvlJc w:val="left"/>
-      <w:pPr>
-        <w:ind w:left="4320" w:hanging="480"/>
-      </w:pPr>
-    </w:lvl>
-    <w:lvl w:ilvl="6">
-      <w:start w:val="10"/>
-      <w:numFmt w:val="decimal"/>
-      <w:lvlText w:val="%7."/>
-      <w:lvlJc w:val="left"/>
-      <w:pPr>
-        <w:ind w:left="5040" w:hanging="480"/>
-      </w:pPr>
-    </w:lvl>
-    <w:lvl w:ilvl="7">
-      <w:start w:val="10"/>
-      <w:numFmt w:val="decimal"/>
-      <w:lvlText w:val="%8."/>
-      <w:lvlJc w:val="left"/>
-      <w:pPr>
-        <w:ind w:left="5760" w:hanging="480"/>
-      </w:pPr>
-    </w:lvl>
-    <w:lvl w:ilvl="8">
-      <w:start w:val="10"/>
-      <w:numFmt w:val="decimal"/>
-      <w:lvlText w:val="%9."/>
-      <w:lvlJc w:val="left"/>
-      <w:pPr>
-        <w:ind w:left="6480" w:hanging="480"/>
-      </w:pPr>
-    </w:lvl>
-  </w:abstractNum>
-  <w:abstractNum w:abstractNumId="99412">
-    <w:nsid w:val="A99412"/>
-    <w:multiLevelType w:val="multilevel"/>
-    <w:lvl w:ilvl="0">
-      <w:start w:val="2"/>
-      <w:numFmt w:val="decimal"/>
-      <w:lvlText w:val="%1."/>
-      <w:lvlJc w:val="left"/>
-      <w:pPr>
-        <w:ind w:left="720" w:hanging="480"/>
-      </w:pPr>
-    </w:lvl>
-    <w:lvl w:ilvl="1">
-      <w:start w:val="2"/>
-      <w:numFmt w:val="decimal"/>
-      <w:lvlText w:val="%2."/>
-      <w:lvlJc w:val="left"/>
-      <w:pPr>
-        <w:ind w:left="1440" w:hanging="480"/>
-      </w:pPr>
-    </w:lvl>
-    <w:lvl w:ilvl="2">
-      <w:start w:val="2"/>
-      <w:numFmt w:val="decimal"/>
-      <w:lvlText w:val="%3."/>
-      <w:lvlJc w:val="left"/>
-      <w:pPr>
-        <w:ind w:left="2160" w:hanging="480"/>
-      </w:pPr>
-    </w:lvl>
-    <w:lvl w:ilvl="3">
-      <w:start w:val="2"/>
-      <w:numFmt w:val="decimal"/>
-      <w:lvlText w:val="%4."/>
-      <w:lvlJc w:val="left"/>
-      <w:pPr>
-        <w:ind w:left="2880" w:hanging="480"/>
-      </w:pPr>
-    </w:lvl>
-    <w:lvl w:ilvl="4">
-      <w:start w:val="2"/>
-      <w:numFmt w:val="decimal"/>
-      <w:lvlText w:val="%5."/>
-      <w:lvlJc w:val="left"/>
-      <w:pPr>
-        <w:ind w:left="3600" w:hanging="480"/>
-      </w:pPr>
-    </w:lvl>
-    <w:lvl w:ilvl="5">
-      <w:start w:val="2"/>
-      <w:numFmt w:val="decimal"/>
-      <w:lvlText w:val="%6."/>
-      <w:lvlJc w:val="left"/>
-      <w:pPr>
-        <w:ind w:left="4320" w:hanging="480"/>
-      </w:pPr>
-    </w:lvl>
-    <w:lvl w:ilvl="6">
-      <w:start w:val="2"/>
-      <w:numFmt w:val="decimal"/>
-      <w:lvlText w:val="%7."/>
-      <w:lvlJc w:val="left"/>
-      <w:pPr>
-        <w:ind w:left="5040" w:hanging="480"/>
-      </w:pPr>
-    </w:lvl>
-    <w:lvl w:ilvl="7">
-      <w:start w:val="2"/>
-      <w:numFmt w:val="decimal"/>
-      <w:lvlText w:val="%8."/>
-      <w:lvlJc w:val="left"/>
-      <w:pPr>
-        <w:ind w:left="5760" w:hanging="480"/>
-      </w:pPr>
-    </w:lvl>
-    <w:lvl w:ilvl="8">
-      <w:start w:val="2"/>
+      <w:start w:val="5"/>
       <w:numFmt w:val="decimal"/>
       <w:lvlText w:val="%9."/>
       <w:lvlJc w:val="left"/>
@@ -2779,6 +2400,36 @@
     </w:lvlOverride>
   </w:num>
   <w:num w:numId="1003">
+    <w:abstractNumId w:val="99412"/>
+    <w:lvlOverride w:ilvl="0">
+      <w:startOverride w:val="2"/>
+    </w:lvlOverride>
+    <w:lvlOverride w:ilvl="1">
+      <w:startOverride w:val="2"/>
+    </w:lvlOverride>
+    <w:lvlOverride w:ilvl="2">
+      <w:startOverride w:val="2"/>
+    </w:lvlOverride>
+    <w:lvlOverride w:ilvl="3">
+      <w:startOverride w:val="2"/>
+    </w:lvlOverride>
+    <w:lvlOverride w:ilvl="4">
+      <w:startOverride w:val="2"/>
+    </w:lvlOverride>
+    <w:lvlOverride w:ilvl="5">
+      <w:startOverride w:val="2"/>
+    </w:lvlOverride>
+    <w:lvlOverride w:ilvl="6">
+      <w:startOverride w:val="2"/>
+    </w:lvlOverride>
+    <w:lvlOverride w:ilvl="7">
+      <w:startOverride w:val="2"/>
+    </w:lvlOverride>
+    <w:lvlOverride w:ilvl="8">
+      <w:startOverride w:val="2"/>
+    </w:lvlOverride>
+  </w:num>
+  <w:num w:numId="1004">
     <w:abstractNumId w:val="99413"/>
     <w:lvlOverride w:ilvl="0">
       <w:startOverride w:val="3"/>
@@ -2808,7 +2459,7 @@
       <w:startOverride w:val="3"/>
     </w:lvlOverride>
   </w:num>
-  <w:num w:numId="1004">
+  <w:num w:numId="1005">
     <w:abstractNumId w:val="99414"/>
     <w:lvlOverride w:ilvl="0">
       <w:startOverride w:val="4"/>
@@ -2838,7 +2489,403 @@
       <w:startOverride w:val="4"/>
     </w:lvlOverride>
   </w:num>
-  <w:num w:numId="1005">
+  <w:num w:numId="1006">
+    <w:abstractNumId w:val="99411"/>
+    <w:lvlOverride w:ilvl="0">
+      <w:startOverride w:val="1"/>
+    </w:lvlOverride>
+    <w:lvlOverride w:ilvl="1">
+      <w:startOverride w:val="1"/>
+    </w:lvlOverride>
+    <w:lvlOverride w:ilvl="2">
+      <w:startOverride w:val="1"/>
+    </w:lvlOverride>
+    <w:lvlOverride w:ilvl="3">
+      <w:startOverride w:val="1"/>
+    </w:lvlOverride>
+    <w:lvlOverride w:ilvl="4">
+      <w:startOverride w:val="1"/>
+    </w:lvlOverride>
+    <w:lvlOverride w:ilvl="5">
+      <w:startOverride w:val="1"/>
+    </w:lvlOverride>
+    <w:lvlOverride w:ilvl="6">
+      <w:startOverride w:val="1"/>
+    </w:lvlOverride>
+    <w:lvlOverride w:ilvl="7">
+      <w:startOverride w:val="1"/>
+    </w:lvlOverride>
+    <w:lvlOverride w:ilvl="8">
+      <w:startOverride w:val="1"/>
+    </w:lvlOverride>
+  </w:num>
+  <w:num w:numId="1007">
+    <w:abstractNumId w:val="99412"/>
+    <w:lvlOverride w:ilvl="0">
+      <w:startOverride w:val="2"/>
+    </w:lvlOverride>
+    <w:lvlOverride w:ilvl="1">
+      <w:startOverride w:val="2"/>
+    </w:lvlOverride>
+    <w:lvlOverride w:ilvl="2">
+      <w:startOverride w:val="2"/>
+    </w:lvlOverride>
+    <w:lvlOverride w:ilvl="3">
+      <w:startOverride w:val="2"/>
+    </w:lvlOverride>
+    <w:lvlOverride w:ilvl="4">
+      <w:startOverride w:val="2"/>
+    </w:lvlOverride>
+    <w:lvlOverride w:ilvl="5">
+      <w:startOverride w:val="2"/>
+    </w:lvlOverride>
+    <w:lvlOverride w:ilvl="6">
+      <w:startOverride w:val="2"/>
+    </w:lvlOverride>
+    <w:lvlOverride w:ilvl="7">
+      <w:startOverride w:val="2"/>
+    </w:lvlOverride>
+    <w:lvlOverride w:ilvl="8">
+      <w:startOverride w:val="2"/>
+    </w:lvlOverride>
+  </w:num>
+  <w:num w:numId="1008">
+    <w:abstractNumId w:val="99413"/>
+    <w:lvlOverride w:ilvl="0">
+      <w:startOverride w:val="3"/>
+    </w:lvlOverride>
+    <w:lvlOverride w:ilvl="1">
+      <w:startOverride w:val="3"/>
+    </w:lvlOverride>
+    <w:lvlOverride w:ilvl="2">
+      <w:startOverride w:val="3"/>
+    </w:lvlOverride>
+    <w:lvlOverride w:ilvl="3">
+      <w:startOverride w:val="3"/>
+    </w:lvlOverride>
+    <w:lvlOverride w:ilvl="4">
+      <w:startOverride w:val="3"/>
+    </w:lvlOverride>
+    <w:lvlOverride w:ilvl="5">
+      <w:startOverride w:val="3"/>
+    </w:lvlOverride>
+    <w:lvlOverride w:ilvl="6">
+      <w:startOverride w:val="3"/>
+    </w:lvlOverride>
+    <w:lvlOverride w:ilvl="7">
+      <w:startOverride w:val="3"/>
+    </w:lvlOverride>
+    <w:lvlOverride w:ilvl="8">
+      <w:startOverride w:val="3"/>
+    </w:lvlOverride>
+  </w:num>
+  <w:num w:numId="1009">
+    <w:abstractNumId w:val="99411"/>
+    <w:lvlOverride w:ilvl="0">
+      <w:startOverride w:val="1"/>
+    </w:lvlOverride>
+    <w:lvlOverride w:ilvl="1">
+      <w:startOverride w:val="1"/>
+    </w:lvlOverride>
+    <w:lvlOverride w:ilvl="2">
+      <w:startOverride w:val="1"/>
+    </w:lvlOverride>
+    <w:lvlOverride w:ilvl="3">
+      <w:startOverride w:val="1"/>
+    </w:lvlOverride>
+    <w:lvlOverride w:ilvl="4">
+      <w:startOverride w:val="1"/>
+    </w:lvlOverride>
+    <w:lvlOverride w:ilvl="5">
+      <w:startOverride w:val="1"/>
+    </w:lvlOverride>
+    <w:lvlOverride w:ilvl="6">
+      <w:startOverride w:val="1"/>
+    </w:lvlOverride>
+    <w:lvlOverride w:ilvl="7">
+      <w:startOverride w:val="1"/>
+    </w:lvlOverride>
+    <w:lvlOverride w:ilvl="8">
+      <w:startOverride w:val="1"/>
+    </w:lvlOverride>
+  </w:num>
+  <w:num w:numId="1010">
+    <w:abstractNumId w:val="99412"/>
+    <w:lvlOverride w:ilvl="0">
+      <w:startOverride w:val="2"/>
+    </w:lvlOverride>
+    <w:lvlOverride w:ilvl="1">
+      <w:startOverride w:val="2"/>
+    </w:lvlOverride>
+    <w:lvlOverride w:ilvl="2">
+      <w:startOverride w:val="2"/>
+    </w:lvlOverride>
+    <w:lvlOverride w:ilvl="3">
+      <w:startOverride w:val="2"/>
+    </w:lvlOverride>
+    <w:lvlOverride w:ilvl="4">
+      <w:startOverride w:val="2"/>
+    </w:lvlOverride>
+    <w:lvlOverride w:ilvl="5">
+      <w:startOverride w:val="2"/>
+    </w:lvlOverride>
+    <w:lvlOverride w:ilvl="6">
+      <w:startOverride w:val="2"/>
+    </w:lvlOverride>
+    <w:lvlOverride w:ilvl="7">
+      <w:startOverride w:val="2"/>
+    </w:lvlOverride>
+    <w:lvlOverride w:ilvl="8">
+      <w:startOverride w:val="2"/>
+    </w:lvlOverride>
+  </w:num>
+  <w:num w:numId="1011">
+    <w:abstractNumId w:val="99413"/>
+    <w:lvlOverride w:ilvl="0">
+      <w:startOverride w:val="3"/>
+    </w:lvlOverride>
+    <w:lvlOverride w:ilvl="1">
+      <w:startOverride w:val="3"/>
+    </w:lvlOverride>
+    <w:lvlOverride w:ilvl="2">
+      <w:startOverride w:val="3"/>
+    </w:lvlOverride>
+    <w:lvlOverride w:ilvl="3">
+      <w:startOverride w:val="3"/>
+    </w:lvlOverride>
+    <w:lvlOverride w:ilvl="4">
+      <w:startOverride w:val="3"/>
+    </w:lvlOverride>
+    <w:lvlOverride w:ilvl="5">
+      <w:startOverride w:val="3"/>
+    </w:lvlOverride>
+    <w:lvlOverride w:ilvl="6">
+      <w:startOverride w:val="3"/>
+    </w:lvlOverride>
+    <w:lvlOverride w:ilvl="7">
+      <w:startOverride w:val="3"/>
+    </w:lvlOverride>
+    <w:lvlOverride w:ilvl="8">
+      <w:startOverride w:val="3"/>
+    </w:lvlOverride>
+  </w:num>
+  <w:num w:numId="1012">
+    <w:abstractNumId w:val="99414"/>
+    <w:lvlOverride w:ilvl="0">
+      <w:startOverride w:val="4"/>
+    </w:lvlOverride>
+    <w:lvlOverride w:ilvl="1">
+      <w:startOverride w:val="4"/>
+    </w:lvlOverride>
+    <w:lvlOverride w:ilvl="2">
+      <w:startOverride w:val="4"/>
+    </w:lvlOverride>
+    <w:lvlOverride w:ilvl="3">
+      <w:startOverride w:val="4"/>
+    </w:lvlOverride>
+    <w:lvlOverride w:ilvl="4">
+      <w:startOverride w:val="4"/>
+    </w:lvlOverride>
+    <w:lvlOverride w:ilvl="5">
+      <w:startOverride w:val="4"/>
+    </w:lvlOverride>
+    <w:lvlOverride w:ilvl="6">
+      <w:startOverride w:val="4"/>
+    </w:lvlOverride>
+    <w:lvlOverride w:ilvl="7">
+      <w:startOverride w:val="4"/>
+    </w:lvlOverride>
+    <w:lvlOverride w:ilvl="8">
+      <w:startOverride w:val="4"/>
+    </w:lvlOverride>
+  </w:num>
+  <w:num w:numId="1013">
+    <w:abstractNumId w:val="991"/>
+  </w:num>
+  <w:num w:numId="1014">
+    <w:abstractNumId w:val="99421"/>
+    <w:lvlOverride w:ilvl="0">
+      <w:startOverride w:val="1"/>
+    </w:lvlOverride>
+    <w:lvlOverride w:ilvl="1">
+      <w:startOverride w:val="1"/>
+    </w:lvlOverride>
+    <w:lvlOverride w:ilvl="2">
+      <w:startOverride w:val="1"/>
+    </w:lvlOverride>
+    <w:lvlOverride w:ilvl="3">
+      <w:startOverride w:val="1"/>
+    </w:lvlOverride>
+    <w:lvlOverride w:ilvl="4">
+      <w:startOverride w:val="1"/>
+    </w:lvlOverride>
+    <w:lvlOverride w:ilvl="5">
+      <w:startOverride w:val="1"/>
+    </w:lvlOverride>
+    <w:lvlOverride w:ilvl="6">
+      <w:startOverride w:val="1"/>
+    </w:lvlOverride>
+    <w:lvlOverride w:ilvl="7">
+      <w:startOverride w:val="1"/>
+    </w:lvlOverride>
+    <w:lvlOverride w:ilvl="8">
+      <w:startOverride w:val="1"/>
+    </w:lvlOverride>
+  </w:num>
+  <w:num w:numId="1015">
+    <w:abstractNumId w:val="991"/>
+  </w:num>
+  <w:num w:numId="1016">
+    <w:abstractNumId w:val="99421"/>
+    <w:lvlOverride w:ilvl="0">
+      <w:startOverride w:val="1"/>
+    </w:lvlOverride>
+    <w:lvlOverride w:ilvl="1">
+      <w:startOverride w:val="1"/>
+    </w:lvlOverride>
+    <w:lvlOverride w:ilvl="2">
+      <w:startOverride w:val="1"/>
+    </w:lvlOverride>
+    <w:lvlOverride w:ilvl="3">
+      <w:startOverride w:val="1"/>
+    </w:lvlOverride>
+    <w:lvlOverride w:ilvl="4">
+      <w:startOverride w:val="1"/>
+    </w:lvlOverride>
+    <w:lvlOverride w:ilvl="5">
+      <w:startOverride w:val="1"/>
+    </w:lvlOverride>
+    <w:lvlOverride w:ilvl="6">
+      <w:startOverride w:val="1"/>
+    </w:lvlOverride>
+    <w:lvlOverride w:ilvl="7">
+      <w:startOverride w:val="1"/>
+    </w:lvlOverride>
+    <w:lvlOverride w:ilvl="8">
+      <w:startOverride w:val="1"/>
+    </w:lvlOverride>
+  </w:num>
+  <w:num w:numId="1017">
+    <w:abstractNumId w:val="99411"/>
+    <w:lvlOverride w:ilvl="0">
+      <w:startOverride w:val="1"/>
+    </w:lvlOverride>
+    <w:lvlOverride w:ilvl="1">
+      <w:startOverride w:val="1"/>
+    </w:lvlOverride>
+    <w:lvlOverride w:ilvl="2">
+      <w:startOverride w:val="1"/>
+    </w:lvlOverride>
+    <w:lvlOverride w:ilvl="3">
+      <w:startOverride w:val="1"/>
+    </w:lvlOverride>
+    <w:lvlOverride w:ilvl="4">
+      <w:startOverride w:val="1"/>
+    </w:lvlOverride>
+    <w:lvlOverride w:ilvl="5">
+      <w:startOverride w:val="1"/>
+    </w:lvlOverride>
+    <w:lvlOverride w:ilvl="6">
+      <w:startOverride w:val="1"/>
+    </w:lvlOverride>
+    <w:lvlOverride w:ilvl="7">
+      <w:startOverride w:val="1"/>
+    </w:lvlOverride>
+    <w:lvlOverride w:ilvl="8">
+      <w:startOverride w:val="1"/>
+    </w:lvlOverride>
+  </w:num>
+  <w:num w:numId="1018">
+    <w:abstractNumId w:val="99412"/>
+    <w:lvlOverride w:ilvl="0">
+      <w:startOverride w:val="2"/>
+    </w:lvlOverride>
+    <w:lvlOverride w:ilvl="1">
+      <w:startOverride w:val="2"/>
+    </w:lvlOverride>
+    <w:lvlOverride w:ilvl="2">
+      <w:startOverride w:val="2"/>
+    </w:lvlOverride>
+    <w:lvlOverride w:ilvl="3">
+      <w:startOverride w:val="2"/>
+    </w:lvlOverride>
+    <w:lvlOverride w:ilvl="4">
+      <w:startOverride w:val="2"/>
+    </w:lvlOverride>
+    <w:lvlOverride w:ilvl="5">
+      <w:startOverride w:val="2"/>
+    </w:lvlOverride>
+    <w:lvlOverride w:ilvl="6">
+      <w:startOverride w:val="2"/>
+    </w:lvlOverride>
+    <w:lvlOverride w:ilvl="7">
+      <w:startOverride w:val="2"/>
+    </w:lvlOverride>
+    <w:lvlOverride w:ilvl="8">
+      <w:startOverride w:val="2"/>
+    </w:lvlOverride>
+  </w:num>
+  <w:num w:numId="1019">
+    <w:abstractNumId w:val="99413"/>
+    <w:lvlOverride w:ilvl="0">
+      <w:startOverride w:val="3"/>
+    </w:lvlOverride>
+    <w:lvlOverride w:ilvl="1">
+      <w:startOverride w:val="3"/>
+    </w:lvlOverride>
+    <w:lvlOverride w:ilvl="2">
+      <w:startOverride w:val="3"/>
+    </w:lvlOverride>
+    <w:lvlOverride w:ilvl="3">
+      <w:startOverride w:val="3"/>
+    </w:lvlOverride>
+    <w:lvlOverride w:ilvl="4">
+      <w:startOverride w:val="3"/>
+    </w:lvlOverride>
+    <w:lvlOverride w:ilvl="5">
+      <w:startOverride w:val="3"/>
+    </w:lvlOverride>
+    <w:lvlOverride w:ilvl="6">
+      <w:startOverride w:val="3"/>
+    </w:lvlOverride>
+    <w:lvlOverride w:ilvl="7">
+      <w:startOverride w:val="3"/>
+    </w:lvlOverride>
+    <w:lvlOverride w:ilvl="8">
+      <w:startOverride w:val="3"/>
+    </w:lvlOverride>
+  </w:num>
+  <w:num w:numId="1020">
+    <w:abstractNumId w:val="99414"/>
+    <w:lvlOverride w:ilvl="0">
+      <w:startOverride w:val="4"/>
+    </w:lvlOverride>
+    <w:lvlOverride w:ilvl="1">
+      <w:startOverride w:val="4"/>
+    </w:lvlOverride>
+    <w:lvlOverride w:ilvl="2">
+      <w:startOverride w:val="4"/>
+    </w:lvlOverride>
+    <w:lvlOverride w:ilvl="3">
+      <w:startOverride w:val="4"/>
+    </w:lvlOverride>
+    <w:lvlOverride w:ilvl="4">
+      <w:startOverride w:val="4"/>
+    </w:lvlOverride>
+    <w:lvlOverride w:ilvl="5">
+      <w:startOverride w:val="4"/>
+    </w:lvlOverride>
+    <w:lvlOverride w:ilvl="6">
+      <w:startOverride w:val="4"/>
+    </w:lvlOverride>
+    <w:lvlOverride w:ilvl="7">
+      <w:startOverride w:val="4"/>
+    </w:lvlOverride>
+    <w:lvlOverride w:ilvl="8">
+      <w:startOverride w:val="4"/>
+    </w:lvlOverride>
+  </w:num>
+  <w:num w:numId="1021">
     <w:abstractNumId w:val="99415"/>
     <w:lvlOverride w:ilvl="0">
       <w:startOverride w:val="5"/>
@@ -2866,429 +2913,6 @@
     </w:lvlOverride>
     <w:lvlOverride w:ilvl="8">
       <w:startOverride w:val="5"/>
-    </w:lvlOverride>
-  </w:num>
-  <w:num w:numId="1006">
-    <w:abstractNumId w:val="991"/>
-  </w:num>
-  <w:num w:numId="1007">
-    <w:abstractNumId w:val="99416"/>
-    <w:lvlOverride w:ilvl="0">
-      <w:startOverride w:val="6"/>
-    </w:lvlOverride>
-    <w:lvlOverride w:ilvl="1">
-      <w:startOverride w:val="6"/>
-    </w:lvlOverride>
-    <w:lvlOverride w:ilvl="2">
-      <w:startOverride w:val="6"/>
-    </w:lvlOverride>
-    <w:lvlOverride w:ilvl="3">
-      <w:startOverride w:val="6"/>
-    </w:lvlOverride>
-    <w:lvlOverride w:ilvl="4">
-      <w:startOverride w:val="6"/>
-    </w:lvlOverride>
-    <w:lvlOverride w:ilvl="5">
-      <w:startOverride w:val="6"/>
-    </w:lvlOverride>
-    <w:lvlOverride w:ilvl="6">
-      <w:startOverride w:val="6"/>
-    </w:lvlOverride>
-    <w:lvlOverride w:ilvl="7">
-      <w:startOverride w:val="6"/>
-    </w:lvlOverride>
-    <w:lvlOverride w:ilvl="8">
-      <w:startOverride w:val="6"/>
-    </w:lvlOverride>
-  </w:num>
-  <w:num w:numId="1008">
-    <w:abstractNumId w:val="99417"/>
-    <w:lvlOverride w:ilvl="0">
-      <w:startOverride w:val="7"/>
-    </w:lvlOverride>
-    <w:lvlOverride w:ilvl="1">
-      <w:startOverride w:val="7"/>
-    </w:lvlOverride>
-    <w:lvlOverride w:ilvl="2">
-      <w:startOverride w:val="7"/>
-    </w:lvlOverride>
-    <w:lvlOverride w:ilvl="3">
-      <w:startOverride w:val="7"/>
-    </w:lvlOverride>
-    <w:lvlOverride w:ilvl="4">
-      <w:startOverride w:val="7"/>
-    </w:lvlOverride>
-    <w:lvlOverride w:ilvl="5">
-      <w:startOverride w:val="7"/>
-    </w:lvlOverride>
-    <w:lvlOverride w:ilvl="6">
-      <w:startOverride w:val="7"/>
-    </w:lvlOverride>
-    <w:lvlOverride w:ilvl="7">
-      <w:startOverride w:val="7"/>
-    </w:lvlOverride>
-    <w:lvlOverride w:ilvl="8">
-      <w:startOverride w:val="7"/>
-    </w:lvlOverride>
-  </w:num>
-  <w:num w:numId="1009">
-    <w:abstractNumId w:val="99418"/>
-    <w:lvlOverride w:ilvl="0">
-      <w:startOverride w:val="8"/>
-    </w:lvlOverride>
-    <w:lvlOverride w:ilvl="1">
-      <w:startOverride w:val="8"/>
-    </w:lvlOverride>
-    <w:lvlOverride w:ilvl="2">
-      <w:startOverride w:val="8"/>
-    </w:lvlOverride>
-    <w:lvlOverride w:ilvl="3">
-      <w:startOverride w:val="8"/>
-    </w:lvlOverride>
-    <w:lvlOverride w:ilvl="4">
-      <w:startOverride w:val="8"/>
-    </w:lvlOverride>
-    <w:lvlOverride w:ilvl="5">
-      <w:startOverride w:val="8"/>
-    </w:lvlOverride>
-    <w:lvlOverride w:ilvl="6">
-      <w:startOverride w:val="8"/>
-    </w:lvlOverride>
-    <w:lvlOverride w:ilvl="7">
-      <w:startOverride w:val="8"/>
-    </w:lvlOverride>
-    <w:lvlOverride w:ilvl="8">
-      <w:startOverride w:val="8"/>
-    </w:lvlOverride>
-  </w:num>
-  <w:num w:numId="1010">
-    <w:abstractNumId w:val="99419"/>
-    <w:lvlOverride w:ilvl="0">
-      <w:startOverride w:val="9"/>
-    </w:lvlOverride>
-    <w:lvlOverride w:ilvl="1">
-      <w:startOverride w:val="9"/>
-    </w:lvlOverride>
-    <w:lvlOverride w:ilvl="2">
-      <w:startOverride w:val="9"/>
-    </w:lvlOverride>
-    <w:lvlOverride w:ilvl="3">
-      <w:startOverride w:val="9"/>
-    </w:lvlOverride>
-    <w:lvlOverride w:ilvl="4">
-      <w:startOverride w:val="9"/>
-    </w:lvlOverride>
-    <w:lvlOverride w:ilvl="5">
-      <w:startOverride w:val="9"/>
-    </w:lvlOverride>
-    <w:lvlOverride w:ilvl="6">
-      <w:startOverride w:val="9"/>
-    </w:lvlOverride>
-    <w:lvlOverride w:ilvl="7">
-      <w:startOverride w:val="9"/>
-    </w:lvlOverride>
-    <w:lvlOverride w:ilvl="8">
-      <w:startOverride w:val="9"/>
-    </w:lvlOverride>
-  </w:num>
-  <w:num w:numId="1011">
-    <w:abstractNumId w:val="994110"/>
-    <w:lvlOverride w:ilvl="0">
-      <w:startOverride w:val="10"/>
-    </w:lvlOverride>
-    <w:lvlOverride w:ilvl="1">
-      <w:startOverride w:val="10"/>
-    </w:lvlOverride>
-    <w:lvlOverride w:ilvl="2">
-      <w:startOverride w:val="10"/>
-    </w:lvlOverride>
-    <w:lvlOverride w:ilvl="3">
-      <w:startOverride w:val="10"/>
-    </w:lvlOverride>
-    <w:lvlOverride w:ilvl="4">
-      <w:startOverride w:val="10"/>
-    </w:lvlOverride>
-    <w:lvlOverride w:ilvl="5">
-      <w:startOverride w:val="10"/>
-    </w:lvlOverride>
-    <w:lvlOverride w:ilvl="6">
-      <w:startOverride w:val="10"/>
-    </w:lvlOverride>
-    <w:lvlOverride w:ilvl="7">
-      <w:startOverride w:val="10"/>
-    </w:lvlOverride>
-    <w:lvlOverride w:ilvl="8">
-      <w:startOverride w:val="10"/>
-    </w:lvlOverride>
-  </w:num>
-  <w:num w:numId="1012">
-    <w:abstractNumId w:val="99411"/>
-    <w:lvlOverride w:ilvl="0">
-      <w:startOverride w:val="1"/>
-    </w:lvlOverride>
-    <w:lvlOverride w:ilvl="1">
-      <w:startOverride w:val="1"/>
-    </w:lvlOverride>
-    <w:lvlOverride w:ilvl="2">
-      <w:startOverride w:val="1"/>
-    </w:lvlOverride>
-    <w:lvlOverride w:ilvl="3">
-      <w:startOverride w:val="1"/>
-    </w:lvlOverride>
-    <w:lvlOverride w:ilvl="4">
-      <w:startOverride w:val="1"/>
-    </w:lvlOverride>
-    <w:lvlOverride w:ilvl="5">
-      <w:startOverride w:val="1"/>
-    </w:lvlOverride>
-    <w:lvlOverride w:ilvl="6">
-      <w:startOverride w:val="1"/>
-    </w:lvlOverride>
-    <w:lvlOverride w:ilvl="7">
-      <w:startOverride w:val="1"/>
-    </w:lvlOverride>
-    <w:lvlOverride w:ilvl="8">
-      <w:startOverride w:val="1"/>
-    </w:lvlOverride>
-  </w:num>
-  <w:num w:numId="1013">
-    <w:abstractNumId w:val="99412"/>
-    <w:lvlOverride w:ilvl="0">
-      <w:startOverride w:val="2"/>
-    </w:lvlOverride>
-    <w:lvlOverride w:ilvl="1">
-      <w:startOverride w:val="2"/>
-    </w:lvlOverride>
-    <w:lvlOverride w:ilvl="2">
-      <w:startOverride w:val="2"/>
-    </w:lvlOverride>
-    <w:lvlOverride w:ilvl="3">
-      <w:startOverride w:val="2"/>
-    </w:lvlOverride>
-    <w:lvlOverride w:ilvl="4">
-      <w:startOverride w:val="2"/>
-    </w:lvlOverride>
-    <w:lvlOverride w:ilvl="5">
-      <w:startOverride w:val="2"/>
-    </w:lvlOverride>
-    <w:lvlOverride w:ilvl="6">
-      <w:startOverride w:val="2"/>
-    </w:lvlOverride>
-    <w:lvlOverride w:ilvl="7">
-      <w:startOverride w:val="2"/>
-    </w:lvlOverride>
-    <w:lvlOverride w:ilvl="8">
-      <w:startOverride w:val="2"/>
-    </w:lvlOverride>
-  </w:num>
-  <w:num w:numId="1014">
-    <w:abstractNumId w:val="99411"/>
-    <w:lvlOverride w:ilvl="0">
-      <w:startOverride w:val="1"/>
-    </w:lvlOverride>
-    <w:lvlOverride w:ilvl="1">
-      <w:startOverride w:val="1"/>
-    </w:lvlOverride>
-    <w:lvlOverride w:ilvl="2">
-      <w:startOverride w:val="1"/>
-    </w:lvlOverride>
-    <w:lvlOverride w:ilvl="3">
-      <w:startOverride w:val="1"/>
-    </w:lvlOverride>
-    <w:lvlOverride w:ilvl="4">
-      <w:startOverride w:val="1"/>
-    </w:lvlOverride>
-    <w:lvlOverride w:ilvl="5">
-      <w:startOverride w:val="1"/>
-    </w:lvlOverride>
-    <w:lvlOverride w:ilvl="6">
-      <w:startOverride w:val="1"/>
-    </w:lvlOverride>
-    <w:lvlOverride w:ilvl="7">
-      <w:startOverride w:val="1"/>
-    </w:lvlOverride>
-    <w:lvlOverride w:ilvl="8">
-      <w:startOverride w:val="1"/>
-    </w:lvlOverride>
-  </w:num>
-  <w:num w:numId="1015">
-    <w:abstractNumId w:val="99412"/>
-    <w:lvlOverride w:ilvl="0">
-      <w:startOverride w:val="2"/>
-    </w:lvlOverride>
-    <w:lvlOverride w:ilvl="1">
-      <w:startOverride w:val="2"/>
-    </w:lvlOverride>
-    <w:lvlOverride w:ilvl="2">
-      <w:startOverride w:val="2"/>
-    </w:lvlOverride>
-    <w:lvlOverride w:ilvl="3">
-      <w:startOverride w:val="2"/>
-    </w:lvlOverride>
-    <w:lvlOverride w:ilvl="4">
-      <w:startOverride w:val="2"/>
-    </w:lvlOverride>
-    <w:lvlOverride w:ilvl="5">
-      <w:startOverride w:val="2"/>
-    </w:lvlOverride>
-    <w:lvlOverride w:ilvl="6">
-      <w:startOverride w:val="2"/>
-    </w:lvlOverride>
-    <w:lvlOverride w:ilvl="7">
-      <w:startOverride w:val="2"/>
-    </w:lvlOverride>
-    <w:lvlOverride w:ilvl="8">
-      <w:startOverride w:val="2"/>
-    </w:lvlOverride>
-  </w:num>
-  <w:num w:numId="1016">
-    <w:abstractNumId w:val="99413"/>
-    <w:lvlOverride w:ilvl="0">
-      <w:startOverride w:val="3"/>
-    </w:lvlOverride>
-    <w:lvlOverride w:ilvl="1">
-      <w:startOverride w:val="3"/>
-    </w:lvlOverride>
-    <w:lvlOverride w:ilvl="2">
-      <w:startOverride w:val="3"/>
-    </w:lvlOverride>
-    <w:lvlOverride w:ilvl="3">
-      <w:startOverride w:val="3"/>
-    </w:lvlOverride>
-    <w:lvlOverride w:ilvl="4">
-      <w:startOverride w:val="3"/>
-    </w:lvlOverride>
-    <w:lvlOverride w:ilvl="5">
-      <w:startOverride w:val="3"/>
-    </w:lvlOverride>
-    <w:lvlOverride w:ilvl="6">
-      <w:startOverride w:val="3"/>
-    </w:lvlOverride>
-    <w:lvlOverride w:ilvl="7">
-      <w:startOverride w:val="3"/>
-    </w:lvlOverride>
-    <w:lvlOverride w:ilvl="8">
-      <w:startOverride w:val="3"/>
-    </w:lvlOverride>
-  </w:num>
-  <w:num w:numId="1017">
-    <w:abstractNumId w:val="99414"/>
-    <w:lvlOverride w:ilvl="0">
-      <w:startOverride w:val="4"/>
-    </w:lvlOverride>
-    <w:lvlOverride w:ilvl="1">
-      <w:startOverride w:val="4"/>
-    </w:lvlOverride>
-    <w:lvlOverride w:ilvl="2">
-      <w:startOverride w:val="4"/>
-    </w:lvlOverride>
-    <w:lvlOverride w:ilvl="3">
-      <w:startOverride w:val="4"/>
-    </w:lvlOverride>
-    <w:lvlOverride w:ilvl="4">
-      <w:startOverride w:val="4"/>
-    </w:lvlOverride>
-    <w:lvlOverride w:ilvl="5">
-      <w:startOverride w:val="4"/>
-    </w:lvlOverride>
-    <w:lvlOverride w:ilvl="6">
-      <w:startOverride w:val="4"/>
-    </w:lvlOverride>
-    <w:lvlOverride w:ilvl="7">
-      <w:startOverride w:val="4"/>
-    </w:lvlOverride>
-    <w:lvlOverride w:ilvl="8">
-      <w:startOverride w:val="4"/>
-    </w:lvlOverride>
-  </w:num>
-  <w:num w:numId="1018">
-    <w:abstractNumId w:val="99411"/>
-    <w:lvlOverride w:ilvl="0">
-      <w:startOverride w:val="1"/>
-    </w:lvlOverride>
-    <w:lvlOverride w:ilvl="1">
-      <w:startOverride w:val="1"/>
-    </w:lvlOverride>
-    <w:lvlOverride w:ilvl="2">
-      <w:startOverride w:val="1"/>
-    </w:lvlOverride>
-    <w:lvlOverride w:ilvl="3">
-      <w:startOverride w:val="1"/>
-    </w:lvlOverride>
-    <w:lvlOverride w:ilvl="4">
-      <w:startOverride w:val="1"/>
-    </w:lvlOverride>
-    <w:lvlOverride w:ilvl="5">
-      <w:startOverride w:val="1"/>
-    </w:lvlOverride>
-    <w:lvlOverride w:ilvl="6">
-      <w:startOverride w:val="1"/>
-    </w:lvlOverride>
-    <w:lvlOverride w:ilvl="7">
-      <w:startOverride w:val="1"/>
-    </w:lvlOverride>
-    <w:lvlOverride w:ilvl="8">
-      <w:startOverride w:val="1"/>
-    </w:lvlOverride>
-  </w:num>
-  <w:num w:numId="1019">
-    <w:abstractNumId w:val="99412"/>
-    <w:lvlOverride w:ilvl="0">
-      <w:startOverride w:val="2"/>
-    </w:lvlOverride>
-    <w:lvlOverride w:ilvl="1">
-      <w:startOverride w:val="2"/>
-    </w:lvlOverride>
-    <w:lvlOverride w:ilvl="2">
-      <w:startOverride w:val="2"/>
-    </w:lvlOverride>
-    <w:lvlOverride w:ilvl="3">
-      <w:startOverride w:val="2"/>
-    </w:lvlOverride>
-    <w:lvlOverride w:ilvl="4">
-      <w:startOverride w:val="2"/>
-    </w:lvlOverride>
-    <w:lvlOverride w:ilvl="5">
-      <w:startOverride w:val="2"/>
-    </w:lvlOverride>
-    <w:lvlOverride w:ilvl="6">
-      <w:startOverride w:val="2"/>
-    </w:lvlOverride>
-    <w:lvlOverride w:ilvl="7">
-      <w:startOverride w:val="2"/>
-    </w:lvlOverride>
-    <w:lvlOverride w:ilvl="8">
-      <w:startOverride w:val="2"/>
-    </w:lvlOverride>
-  </w:num>
-  <w:num w:numId="1020">
-    <w:abstractNumId w:val="99413"/>
-    <w:lvlOverride w:ilvl="0">
-      <w:startOverride w:val="3"/>
-    </w:lvlOverride>
-    <w:lvlOverride w:ilvl="1">
-      <w:startOverride w:val="3"/>
-    </w:lvlOverride>
-    <w:lvlOverride w:ilvl="2">
-      <w:startOverride w:val="3"/>
-    </w:lvlOverride>
-    <w:lvlOverride w:ilvl="3">
-      <w:startOverride w:val="3"/>
-    </w:lvlOverride>
-    <w:lvlOverride w:ilvl="4">
-      <w:startOverride w:val="3"/>
-    </w:lvlOverride>
-    <w:lvlOverride w:ilvl="5">
-      <w:startOverride w:val="3"/>
-    </w:lvlOverride>
-    <w:lvlOverride w:ilvl="6">
-      <w:startOverride w:val="3"/>
-    </w:lvlOverride>
-    <w:lvlOverride w:ilvl="7">
-      <w:startOverride w:val="3"/>
-    </w:lvlOverride>
-    <w:lvlOverride w:ilvl="8">
-      <w:startOverride w:val="3"/>
     </w:lvlOverride>
   </w:num>
 </w:numbering>
